--- a/Business Analyses.docx
+++ b/Business Analyses.docx
@@ -4,11 +4,22 @@
   <w:body>
     <w:p>
       <w:pPr>
-        <w:pStyle w:val="Heading1"/>
-        <w:spacing w:before="0"/>
+        <w:spacing w:line="360" w:lineRule="auto"/>
+        <w:rPr>
+          <w:b/>
+          <w:bCs/>
+          <w:sz w:val="32"/>
+          <w:szCs w:val="32"/>
+        </w:rPr>
       </w:pPr>
       <w:bookmarkStart w:id="0" w:name="_Toc233209588"/>
       <w:r>
+        <w:rPr>
+          <w:b/>
+          <w:bCs/>
+          <w:sz w:val="32"/>
+          <w:szCs w:val="32"/>
+        </w:rPr>
         <w:t>Business Analysis</w:t>
       </w:r>
       <w:bookmarkEnd w:id="0"/>
@@ -20,10 +31,21 @@
     </w:p>
     <w:p>
       <w:pPr>
-        <w:pStyle w:val="Heading2"/>
+        <w:rPr>
+          <w:b/>
+          <w:bCs/>
+          <w:sz w:val="28"/>
+          <w:szCs w:val="28"/>
+        </w:rPr>
       </w:pPr>
       <w:bookmarkStart w:id="1" w:name="_Toc233209589"/>
       <w:r>
+        <w:rPr>
+          <w:b/>
+          <w:bCs/>
+          <w:sz w:val="28"/>
+          <w:szCs w:val="28"/>
+        </w:rPr>
         <w:t>Executive Summary</w:t>
       </w:r>
       <w:bookmarkEnd w:id="1"/>
@@ -31,41 +53,48 @@
     <w:p>
       <w:pPr>
         <w:pStyle w:val="Title"/>
+        <w:spacing w:after="0"/>
         <w:rPr>
-          <w:szCs w:val="28"/>
+          <w:szCs w:val="24"/>
         </w:rPr>
       </w:pPr>
       <w:r>
         <w:rPr>
-          <w:szCs w:val="28"/>
+          <w:szCs w:val="24"/>
         </w:rPr>
         <w:t>Project Name</w:t>
       </w:r>
       <w:r>
         <w:rPr>
-          <w:szCs w:val="28"/>
+          <w:szCs w:val="24"/>
         </w:rPr>
         <w:t xml:space="preserve"> (</w:t>
       </w:r>
       <w:r>
         <w:rPr>
-          <w:szCs w:val="28"/>
+          <w:szCs w:val="24"/>
         </w:rPr>
         <w:t>KriGo</w:t>
       </w:r>
       <w:r>
         <w:rPr>
-          <w:szCs w:val="28"/>
+          <w:szCs w:val="24"/>
         </w:rPr>
         <w:t>)</w:t>
       </w:r>
     </w:p>
     <w:p>
+      <w:pPr>
+        <w:spacing w:after="0"/>
+      </w:pPr>
       <w:r>
         <w:t>KriGo is a name inspired by Algerian Darija and the simplicity of modern travel.</w:t>
       </w:r>
     </w:p>
     <w:p>
+      <w:pPr>
+        <w:spacing w:after="0"/>
+      </w:pPr>
       <w:r>
         <w:t xml:space="preserve">The word </w:t>
       </w:r>
@@ -193,14 +222,9 @@
     <w:p>
       <w:pPr>
         <w:pStyle w:val="Title"/>
-        <w:rPr>
-          <w:szCs w:val="72"/>
-        </w:rPr>
-      </w:pPr>
-      <w:r>
-        <w:rPr>
-          <w:szCs w:val="72"/>
-        </w:rPr>
+        <w:spacing w:after="0"/>
+      </w:pPr>
+      <w:r>
         <w:t>Project Overview</w:t>
       </w:r>
     </w:p>
@@ -237,54 +261,1020 @@
       </w:r>
     </w:p>
     <w:p>
-      <w:pPr>
-        <w:rPr>
-          <w:rtl/>
-        </w:rPr>
-      </w:pPr>
       <w:r>
         <w:t>The platform aims to make it easier for citizens and tourists alike to find the nearest agency, and with the help of an AI assistant, ensure that the selection process yields the best and most suitable options.</w:t>
+      </w:r>
+      <w:r>
+        <w:t xml:space="preserve"> </w:t>
+      </w:r>
+      <w:r>
+        <w:t xml:space="preserve">According to Algerian law, it does not pose any threat due to the nature of the </w:t>
+      </w:r>
+      <w:r>
+        <w:t>platform</w:t>
+      </w:r>
+      <w:r>
+        <w:t>, as it is considered an electronic intermediary, does not own vehicles, and does not interfere in the rental process between the client and the agency.</w:t>
+      </w:r>
+      <w:r>
+        <w:t xml:space="preserve"> </w:t>
+      </w:r>
+      <w:r>
+        <w:t>The challenge facing the platform is convincing business owners (rental agencies) to join and commit to using the system.</w:t>
+      </w:r>
+      <w:r>
+        <w:t xml:space="preserve"> </w:t>
+      </w:r>
+      <w:r>
+        <w:t>The platform will utilize modern software technolog</w:t>
+      </w:r>
+      <w:r>
+        <w:t>ies</w:t>
+      </w:r>
+      <w:r>
+        <w:t xml:space="preserve"> </w:t>
+      </w:r>
+      <w:r>
+        <w:t xml:space="preserve">to </w:t>
+      </w:r>
+      <w:r>
+        <w:t>be cross-platform, compatible with most operating systems; it does not require a specific device, a high-end computer, or high-speed internet.</w:t>
+      </w:r>
+      <w:r>
+        <w:t xml:space="preserve"> </w:t>
+      </w:r>
+      <w:r>
+        <w:t>The interfaces will be designed to be easy to use and remember, without annoying ads or unnecessary multiple screens, featuring organized, minimal menus and clear, eye-friendly fonts and colors.</w:t>
       </w:r>
     </w:p>
     <w:p>
-      <w:r>
-        <w:t xml:space="preserve">According to Algerian law, it does not pose any threat due to the nature of the </w:t>
-      </w:r>
-      <w:r>
-        <w:t>platform</w:t>
-      </w:r>
-      <w:r>
-        <w:t>, as it is considered an electronic intermediary, does not own vehicles, and does not interfere in the rental process between the client and the agency.</w:t>
+      <w:pPr>
+        <w:spacing w:line="278" w:lineRule="auto"/>
+      </w:pPr>
+      <w:r>
+        <w:br w:type="page"/>
       </w:r>
     </w:p>
-    <w:p>
-      <w:r>
-        <w:t>The challenge facing the platform is convincing business owners (rental agencies) to join and commit to using the system.</w:t>
-      </w:r>
-    </w:p>
-    <w:p>
-      <w:pPr>
+    <w:sdt>
+      <w:sdtPr>
         <w:rPr>
-          <w:rtl/>
-          <w:lang w:bidi="ar-DZ"/>
+          <w:sz w:val="28"/>
+          <w:szCs w:val="28"/>
         </w:rPr>
-      </w:pPr>
-      <w:r>
-        <w:t>The platform will utilize modern software technolog</w:t>
-      </w:r>
-      <w:r>
-        <w:t>ies</w:t>
-      </w:r>
-      <w:r>
-        <w:t xml:space="preserve"> </w:t>
-      </w:r>
-      <w:r>
-        <w:t xml:space="preserve">to </w:t>
-      </w:r>
-      <w:r>
-        <w:t>be cross-platform, compatible with most operating systems; it does not require a specific device, a high-end computer, or high-speed internet.</w:t>
-      </w:r>
-    </w:p>
+        <w:id w:val="-1382322403"/>
+        <w:docPartObj>
+          <w:docPartGallery w:val="Table of Contents"/>
+          <w:docPartUnique/>
+        </w:docPartObj>
+      </w:sdtPr>
+      <w:sdtEndPr>
+        <w:rPr>
+          <w:rFonts w:ascii="Times New Roman" w:eastAsiaTheme="minorHAnsi" w:hAnsi="Times New Roman" w:cstheme="minorBidi"/>
+          <w:bCs/>
+          <w:noProof/>
+          <w:color w:val="auto"/>
+          <w:kern w:val="2"/>
+          <w:sz w:val="24"/>
+          <w:szCs w:val="24"/>
+          <w14:ligatures w14:val="standardContextual"/>
+        </w:rPr>
+      </w:sdtEndPr>
+      <w:sdtContent>
+        <w:p>
+          <w:pPr>
+            <w:pStyle w:val="TOCHeading"/>
+            <w:spacing w:line="360" w:lineRule="auto"/>
+            <w:rPr>
+              <w:sz w:val="28"/>
+              <w:szCs w:val="28"/>
+            </w:rPr>
+          </w:pPr>
+          <w:r>
+            <w:rPr>
+              <w:sz w:val="28"/>
+              <w:szCs w:val="28"/>
+            </w:rPr>
+            <w:t>Contents</w:t>
+          </w:r>
+        </w:p>
+        <w:p>
+          <w:pPr>
+            <w:pStyle w:val="TOC2"/>
+            <w:tabs>
+              <w:tab w:val="right" w:leader="dot" w:pos="9347"/>
+            </w:tabs>
+            <w:rPr>
+              <w:rFonts w:asciiTheme="minorHAnsi" w:eastAsiaTheme="minorEastAsia" w:hAnsiTheme="minorHAnsi"/>
+              <w:noProof/>
+            </w:rPr>
+          </w:pPr>
+          <w:r>
+            <w:fldChar w:fldCharType="begin"/>
+          </w:r>
+          <w:r>
+            <w:instrText xml:space="preserve"> TOC \o "1-3" \h \z \u </w:instrText>
+          </w:r>
+          <w:r>
+            <w:fldChar w:fldCharType="separate"/>
+          </w:r>
+          <w:hyperlink w:anchor="_Toc236005965" w:history="1">
+            <w:r>
+              <w:rPr>
+                <w:rStyle w:val="Hyperlink"/>
+                <w:noProof/>
+              </w:rPr>
+              <w:t>Business Objectives</w:t>
+            </w:r>
+            <w:r>
+              <w:rPr>
+                <w:noProof/>
+                <w:webHidden/>
+              </w:rPr>
+              <w:tab/>
+            </w:r>
+            <w:r>
+              <w:rPr>
+                <w:noProof/>
+                <w:webHidden/>
+              </w:rPr>
+              <w:fldChar w:fldCharType="begin"/>
+            </w:r>
+            <w:r>
+              <w:rPr>
+                <w:noProof/>
+                <w:webHidden/>
+              </w:rPr>
+              <w:instrText xml:space="preserve"> PAGEREF _Toc236005965 \h </w:instrText>
+            </w:r>
+            <w:r>
+              <w:rPr>
+                <w:noProof/>
+                <w:webHidden/>
+              </w:rPr>
+            </w:r>
+            <w:r>
+              <w:rPr>
+                <w:noProof/>
+                <w:webHidden/>
+              </w:rPr>
+              <w:fldChar w:fldCharType="separate"/>
+            </w:r>
+            <w:r>
+              <w:rPr>
+                <w:noProof/>
+                <w:webHidden/>
+              </w:rPr>
+              <w:t>1</w:t>
+            </w:r>
+            <w:r>
+              <w:rPr>
+                <w:noProof/>
+                <w:webHidden/>
+              </w:rPr>
+              <w:fldChar w:fldCharType="end"/>
+            </w:r>
+          </w:hyperlink>
+        </w:p>
+        <w:p>
+          <w:pPr>
+            <w:pStyle w:val="TOC2"/>
+            <w:tabs>
+              <w:tab w:val="right" w:leader="dot" w:pos="9347"/>
+            </w:tabs>
+            <w:rPr>
+              <w:rFonts w:asciiTheme="minorHAnsi" w:eastAsiaTheme="minorEastAsia" w:hAnsiTheme="minorHAnsi"/>
+              <w:noProof/>
+            </w:rPr>
+          </w:pPr>
+          <w:hyperlink w:anchor="_Toc236005966" w:history="1">
+            <w:r>
+              <w:rPr>
+                <w:rStyle w:val="Hyperlink"/>
+                <w:noProof/>
+              </w:rPr>
+              <w:t>Stakeholders</w:t>
+            </w:r>
+            <w:r>
+              <w:rPr>
+                <w:noProof/>
+                <w:webHidden/>
+              </w:rPr>
+              <w:tab/>
+            </w:r>
+            <w:r>
+              <w:rPr>
+                <w:noProof/>
+                <w:webHidden/>
+              </w:rPr>
+              <w:fldChar w:fldCharType="begin"/>
+            </w:r>
+            <w:r>
+              <w:rPr>
+                <w:noProof/>
+                <w:webHidden/>
+              </w:rPr>
+              <w:instrText xml:space="preserve"> PAGEREF _Toc236005966 \h </w:instrText>
+            </w:r>
+            <w:r>
+              <w:rPr>
+                <w:noProof/>
+                <w:webHidden/>
+              </w:rPr>
+            </w:r>
+            <w:r>
+              <w:rPr>
+                <w:noProof/>
+                <w:webHidden/>
+              </w:rPr>
+              <w:fldChar w:fldCharType="separate"/>
+            </w:r>
+            <w:r>
+              <w:rPr>
+                <w:noProof/>
+                <w:webHidden/>
+              </w:rPr>
+              <w:t>4</w:t>
+            </w:r>
+            <w:r>
+              <w:rPr>
+                <w:noProof/>
+                <w:webHidden/>
+              </w:rPr>
+              <w:fldChar w:fldCharType="end"/>
+            </w:r>
+          </w:hyperlink>
+        </w:p>
+        <w:p>
+          <w:pPr>
+            <w:pStyle w:val="TOC2"/>
+            <w:tabs>
+              <w:tab w:val="right" w:leader="dot" w:pos="9347"/>
+            </w:tabs>
+            <w:rPr>
+              <w:rFonts w:asciiTheme="minorHAnsi" w:eastAsiaTheme="minorEastAsia" w:hAnsiTheme="minorHAnsi"/>
+              <w:noProof/>
+            </w:rPr>
+          </w:pPr>
+          <w:hyperlink w:anchor="_Toc236005967" w:history="1">
+            <w:r>
+              <w:rPr>
+                <w:rStyle w:val="Hyperlink"/>
+                <w:noProof/>
+              </w:rPr>
+              <w:t>Market Analysis</w:t>
+            </w:r>
+            <w:r>
+              <w:rPr>
+                <w:noProof/>
+                <w:webHidden/>
+              </w:rPr>
+              <w:tab/>
+            </w:r>
+            <w:r>
+              <w:rPr>
+                <w:noProof/>
+                <w:webHidden/>
+              </w:rPr>
+              <w:fldChar w:fldCharType="begin"/>
+            </w:r>
+            <w:r>
+              <w:rPr>
+                <w:noProof/>
+                <w:webHidden/>
+              </w:rPr>
+              <w:instrText xml:space="preserve"> PAGEREF _Toc236005967 \h </w:instrText>
+            </w:r>
+            <w:r>
+              <w:rPr>
+                <w:noProof/>
+                <w:webHidden/>
+              </w:rPr>
+            </w:r>
+            <w:r>
+              <w:rPr>
+                <w:noProof/>
+                <w:webHidden/>
+              </w:rPr>
+              <w:fldChar w:fldCharType="separate"/>
+            </w:r>
+            <w:r>
+              <w:rPr>
+                <w:noProof/>
+                <w:webHidden/>
+              </w:rPr>
+              <w:t>5</w:t>
+            </w:r>
+            <w:r>
+              <w:rPr>
+                <w:noProof/>
+                <w:webHidden/>
+              </w:rPr>
+              <w:fldChar w:fldCharType="end"/>
+            </w:r>
+          </w:hyperlink>
+        </w:p>
+        <w:p>
+          <w:pPr>
+            <w:pStyle w:val="TOC3"/>
+            <w:tabs>
+              <w:tab w:val="right" w:leader="dot" w:pos="9347"/>
+            </w:tabs>
+            <w:rPr>
+              <w:rFonts w:asciiTheme="minorHAnsi" w:eastAsiaTheme="minorEastAsia" w:hAnsiTheme="minorHAnsi"/>
+              <w:noProof/>
+            </w:rPr>
+          </w:pPr>
+          <w:hyperlink w:anchor="_Toc236005968" w:history="1">
+            <w:r>
+              <w:rPr>
+                <w:rStyle w:val="Hyperlink"/>
+                <w:noProof/>
+              </w:rPr>
+              <w:t>Target Market</w:t>
+            </w:r>
+            <w:r>
+              <w:rPr>
+                <w:noProof/>
+                <w:webHidden/>
+              </w:rPr>
+              <w:tab/>
+            </w:r>
+            <w:r>
+              <w:rPr>
+                <w:noProof/>
+                <w:webHidden/>
+              </w:rPr>
+              <w:fldChar w:fldCharType="begin"/>
+            </w:r>
+            <w:r>
+              <w:rPr>
+                <w:noProof/>
+                <w:webHidden/>
+              </w:rPr>
+              <w:instrText xml:space="preserve"> PAGEREF _Toc236005968 \h </w:instrText>
+            </w:r>
+            <w:r>
+              <w:rPr>
+                <w:noProof/>
+                <w:webHidden/>
+              </w:rPr>
+            </w:r>
+            <w:r>
+              <w:rPr>
+                <w:noProof/>
+                <w:webHidden/>
+              </w:rPr>
+              <w:fldChar w:fldCharType="separate"/>
+            </w:r>
+            <w:r>
+              <w:rPr>
+                <w:noProof/>
+                <w:webHidden/>
+              </w:rPr>
+              <w:t>5</w:t>
+            </w:r>
+            <w:r>
+              <w:rPr>
+                <w:noProof/>
+                <w:webHidden/>
+              </w:rPr>
+              <w:fldChar w:fldCharType="end"/>
+            </w:r>
+          </w:hyperlink>
+        </w:p>
+        <w:p>
+          <w:pPr>
+            <w:pStyle w:val="TOC3"/>
+            <w:tabs>
+              <w:tab w:val="right" w:leader="dot" w:pos="9347"/>
+            </w:tabs>
+            <w:rPr>
+              <w:rFonts w:asciiTheme="minorHAnsi" w:eastAsiaTheme="minorEastAsia" w:hAnsiTheme="minorHAnsi"/>
+              <w:noProof/>
+            </w:rPr>
+          </w:pPr>
+          <w:hyperlink w:anchor="_Toc236005969" w:history="1">
+            <w:r>
+              <w:rPr>
+                <w:rStyle w:val="Hyperlink"/>
+                <w:noProof/>
+              </w:rPr>
+              <w:t>Geographically Targeted Market</w:t>
+            </w:r>
+            <w:r>
+              <w:rPr>
+                <w:noProof/>
+                <w:webHidden/>
+              </w:rPr>
+              <w:tab/>
+            </w:r>
+            <w:r>
+              <w:rPr>
+                <w:noProof/>
+                <w:webHidden/>
+              </w:rPr>
+              <w:fldChar w:fldCharType="begin"/>
+            </w:r>
+            <w:r>
+              <w:rPr>
+                <w:noProof/>
+                <w:webHidden/>
+              </w:rPr>
+              <w:instrText xml:space="preserve"> PAGEREF _Toc236005969 \h </w:instrText>
+            </w:r>
+            <w:r>
+              <w:rPr>
+                <w:noProof/>
+                <w:webHidden/>
+              </w:rPr>
+            </w:r>
+            <w:r>
+              <w:rPr>
+                <w:noProof/>
+                <w:webHidden/>
+              </w:rPr>
+              <w:fldChar w:fldCharType="separate"/>
+            </w:r>
+            <w:r>
+              <w:rPr>
+                <w:noProof/>
+                <w:webHidden/>
+              </w:rPr>
+              <w:t>7</w:t>
+            </w:r>
+            <w:r>
+              <w:rPr>
+                <w:noProof/>
+                <w:webHidden/>
+              </w:rPr>
+              <w:fldChar w:fldCharType="end"/>
+            </w:r>
+          </w:hyperlink>
+        </w:p>
+        <w:p>
+          <w:pPr>
+            <w:pStyle w:val="TOC2"/>
+            <w:tabs>
+              <w:tab w:val="right" w:leader="dot" w:pos="9347"/>
+            </w:tabs>
+            <w:rPr>
+              <w:rFonts w:asciiTheme="minorHAnsi" w:eastAsiaTheme="minorEastAsia" w:hAnsiTheme="minorHAnsi"/>
+              <w:noProof/>
+            </w:rPr>
+          </w:pPr>
+          <w:hyperlink w:anchor="_Toc236005970" w:history="1">
+            <w:r>
+              <w:rPr>
+                <w:rStyle w:val="Hyperlink"/>
+                <w:noProof/>
+              </w:rPr>
+              <w:t>Competitor Analysis</w:t>
+            </w:r>
+            <w:r>
+              <w:rPr>
+                <w:noProof/>
+                <w:webHidden/>
+              </w:rPr>
+              <w:tab/>
+            </w:r>
+            <w:r>
+              <w:rPr>
+                <w:noProof/>
+                <w:webHidden/>
+              </w:rPr>
+              <w:fldChar w:fldCharType="begin"/>
+            </w:r>
+            <w:r>
+              <w:rPr>
+                <w:noProof/>
+                <w:webHidden/>
+              </w:rPr>
+              <w:instrText xml:space="preserve"> PAGEREF _Toc236005970 \h </w:instrText>
+            </w:r>
+            <w:r>
+              <w:rPr>
+                <w:noProof/>
+                <w:webHidden/>
+              </w:rPr>
+            </w:r>
+            <w:r>
+              <w:rPr>
+                <w:noProof/>
+                <w:webHidden/>
+              </w:rPr>
+              <w:fldChar w:fldCharType="separate"/>
+            </w:r>
+            <w:r>
+              <w:rPr>
+                <w:noProof/>
+                <w:webHidden/>
+              </w:rPr>
+              <w:t>9</w:t>
+            </w:r>
+            <w:r>
+              <w:rPr>
+                <w:noProof/>
+                <w:webHidden/>
+              </w:rPr>
+              <w:fldChar w:fldCharType="end"/>
+            </w:r>
+          </w:hyperlink>
+        </w:p>
+        <w:p>
+          <w:pPr>
+            <w:pStyle w:val="TOC3"/>
+            <w:tabs>
+              <w:tab w:val="right" w:leader="dot" w:pos="9347"/>
+            </w:tabs>
+            <w:rPr>
+              <w:rFonts w:asciiTheme="minorHAnsi" w:eastAsiaTheme="minorEastAsia" w:hAnsiTheme="minorHAnsi"/>
+              <w:noProof/>
+            </w:rPr>
+          </w:pPr>
+          <w:hyperlink w:anchor="_Toc236005971" w:history="1">
+            <w:r>
+              <w:rPr>
+                <w:rStyle w:val="Hyperlink"/>
+                <w:noProof/>
+              </w:rPr>
+              <w:t>KriGo’s Market Position</w:t>
+            </w:r>
+            <w:r>
+              <w:rPr>
+                <w:noProof/>
+                <w:webHidden/>
+              </w:rPr>
+              <w:tab/>
+            </w:r>
+            <w:r>
+              <w:rPr>
+                <w:noProof/>
+                <w:webHidden/>
+              </w:rPr>
+              <w:fldChar w:fldCharType="begin"/>
+            </w:r>
+            <w:r>
+              <w:rPr>
+                <w:noProof/>
+                <w:webHidden/>
+              </w:rPr>
+              <w:instrText xml:space="preserve"> PAGEREF _Toc236005971 \h </w:instrText>
+            </w:r>
+            <w:r>
+              <w:rPr>
+                <w:noProof/>
+                <w:webHidden/>
+              </w:rPr>
+            </w:r>
+            <w:r>
+              <w:rPr>
+                <w:noProof/>
+                <w:webHidden/>
+              </w:rPr>
+              <w:fldChar w:fldCharType="separate"/>
+            </w:r>
+            <w:r>
+              <w:rPr>
+                <w:noProof/>
+                <w:webHidden/>
+              </w:rPr>
+              <w:t>9</w:t>
+            </w:r>
+            <w:r>
+              <w:rPr>
+                <w:noProof/>
+                <w:webHidden/>
+              </w:rPr>
+              <w:fldChar w:fldCharType="end"/>
+            </w:r>
+          </w:hyperlink>
+        </w:p>
+        <w:p>
+          <w:pPr>
+            <w:pStyle w:val="TOC3"/>
+            <w:tabs>
+              <w:tab w:val="right" w:leader="dot" w:pos="9347"/>
+            </w:tabs>
+            <w:rPr>
+              <w:rFonts w:asciiTheme="minorHAnsi" w:eastAsiaTheme="minorEastAsia" w:hAnsiTheme="minorHAnsi"/>
+              <w:noProof/>
+            </w:rPr>
+          </w:pPr>
+          <w:hyperlink w:anchor="_Toc236005972" w:history="1">
+            <w:r>
+              <w:rPr>
+                <w:rStyle w:val="Hyperlink"/>
+                <w:noProof/>
+              </w:rPr>
+              <w:t>Competitive Landscape</w:t>
+            </w:r>
+            <w:r>
+              <w:rPr>
+                <w:noProof/>
+                <w:webHidden/>
+              </w:rPr>
+              <w:tab/>
+            </w:r>
+            <w:r>
+              <w:rPr>
+                <w:noProof/>
+                <w:webHidden/>
+              </w:rPr>
+              <w:fldChar w:fldCharType="begin"/>
+            </w:r>
+            <w:r>
+              <w:rPr>
+                <w:noProof/>
+                <w:webHidden/>
+              </w:rPr>
+              <w:instrText xml:space="preserve"> PAGEREF _Toc236005972 \h </w:instrText>
+            </w:r>
+            <w:r>
+              <w:rPr>
+                <w:noProof/>
+                <w:webHidden/>
+              </w:rPr>
+            </w:r>
+            <w:r>
+              <w:rPr>
+                <w:noProof/>
+                <w:webHidden/>
+              </w:rPr>
+              <w:fldChar w:fldCharType="separate"/>
+            </w:r>
+            <w:r>
+              <w:rPr>
+                <w:noProof/>
+                <w:webHidden/>
+              </w:rPr>
+              <w:t>9</w:t>
+            </w:r>
+            <w:r>
+              <w:rPr>
+                <w:noProof/>
+                <w:webHidden/>
+              </w:rPr>
+              <w:fldChar w:fldCharType="end"/>
+            </w:r>
+          </w:hyperlink>
+        </w:p>
+        <w:p>
+          <w:pPr>
+            <w:pStyle w:val="TOC3"/>
+            <w:tabs>
+              <w:tab w:val="right" w:leader="dot" w:pos="9347"/>
+            </w:tabs>
+            <w:rPr>
+              <w:rFonts w:asciiTheme="minorHAnsi" w:eastAsiaTheme="minorEastAsia" w:hAnsiTheme="minorHAnsi"/>
+              <w:noProof/>
+            </w:rPr>
+          </w:pPr>
+          <w:hyperlink w:anchor="_Toc236005973" w:history="1">
+            <w:r>
+              <w:rPr>
+                <w:rStyle w:val="Hyperlink"/>
+                <w:noProof/>
+              </w:rPr>
+              <w:t>Direct Competitor Analysis</w:t>
+            </w:r>
+            <w:r>
+              <w:rPr>
+                <w:noProof/>
+                <w:webHidden/>
+              </w:rPr>
+              <w:tab/>
+            </w:r>
+            <w:r>
+              <w:rPr>
+                <w:noProof/>
+                <w:webHidden/>
+              </w:rPr>
+              <w:fldChar w:fldCharType="begin"/>
+            </w:r>
+            <w:r>
+              <w:rPr>
+                <w:noProof/>
+                <w:webHidden/>
+              </w:rPr>
+              <w:instrText xml:space="preserve"> PAGEREF _Toc236005973 \h </w:instrText>
+            </w:r>
+            <w:r>
+              <w:rPr>
+                <w:noProof/>
+                <w:webHidden/>
+              </w:rPr>
+            </w:r>
+            <w:r>
+              <w:rPr>
+                <w:noProof/>
+                <w:webHidden/>
+              </w:rPr>
+              <w:fldChar w:fldCharType="separate"/>
+            </w:r>
+            <w:r>
+              <w:rPr>
+                <w:noProof/>
+                <w:webHidden/>
+              </w:rPr>
+              <w:t>10</w:t>
+            </w:r>
+            <w:r>
+              <w:rPr>
+                <w:noProof/>
+                <w:webHidden/>
+              </w:rPr>
+              <w:fldChar w:fldCharType="end"/>
+            </w:r>
+          </w:hyperlink>
+        </w:p>
+        <w:p>
+          <w:pPr>
+            <w:pStyle w:val="TOC3"/>
+            <w:tabs>
+              <w:tab w:val="right" w:leader="dot" w:pos="9347"/>
+            </w:tabs>
+            <w:rPr>
+              <w:rFonts w:asciiTheme="minorHAnsi" w:eastAsiaTheme="minorEastAsia" w:hAnsiTheme="minorHAnsi"/>
+              <w:noProof/>
+            </w:rPr>
+          </w:pPr>
+          <w:hyperlink w:anchor="_Toc236005974" w:history="1">
+            <w:r>
+              <w:rPr>
+                <w:rStyle w:val="Hyperlink"/>
+                <w:noProof/>
+              </w:rPr>
+              <w:t>Indirect Competition</w:t>
+            </w:r>
+            <w:r>
+              <w:rPr>
+                <w:noProof/>
+                <w:webHidden/>
+              </w:rPr>
+              <w:tab/>
+            </w:r>
+            <w:r>
+              <w:rPr>
+                <w:noProof/>
+                <w:webHidden/>
+              </w:rPr>
+              <w:fldChar w:fldCharType="begin"/>
+            </w:r>
+            <w:r>
+              <w:rPr>
+                <w:noProof/>
+                <w:webHidden/>
+              </w:rPr>
+              <w:instrText xml:space="preserve"> PAGEREF _Toc236005974 \h </w:instrText>
+            </w:r>
+            <w:r>
+              <w:rPr>
+                <w:noProof/>
+                <w:webHidden/>
+              </w:rPr>
+            </w:r>
+            <w:r>
+              <w:rPr>
+                <w:noProof/>
+                <w:webHidden/>
+              </w:rPr>
+              <w:fldChar w:fldCharType="separate"/>
+            </w:r>
+            <w:r>
+              <w:rPr>
+                <w:noProof/>
+                <w:webHidden/>
+              </w:rPr>
+              <w:t>14</w:t>
+            </w:r>
+            <w:r>
+              <w:rPr>
+                <w:noProof/>
+                <w:webHidden/>
+              </w:rPr>
+              <w:fldChar w:fldCharType="end"/>
+            </w:r>
+          </w:hyperlink>
+        </w:p>
+        <w:p>
+          <w:pPr>
+            <w:pStyle w:val="TOC3"/>
+            <w:tabs>
+              <w:tab w:val="right" w:leader="dot" w:pos="9347"/>
+            </w:tabs>
+            <w:rPr>
+              <w:rFonts w:asciiTheme="minorHAnsi" w:eastAsiaTheme="minorEastAsia" w:hAnsiTheme="minorHAnsi"/>
+              <w:noProof/>
+            </w:rPr>
+          </w:pPr>
+          <w:hyperlink w:anchor="_Toc236005975" w:history="1">
+            <w:r>
+              <w:rPr>
+                <w:rStyle w:val="Hyperlink"/>
+                <w:noProof/>
+              </w:rPr>
+              <w:t>Competitive Gap Analysis</w:t>
+            </w:r>
+            <w:r>
+              <w:rPr>
+                <w:noProof/>
+                <w:webHidden/>
+              </w:rPr>
+              <w:tab/>
+            </w:r>
+            <w:r>
+              <w:rPr>
+                <w:noProof/>
+                <w:webHidden/>
+              </w:rPr>
+              <w:fldChar w:fldCharType="begin"/>
+            </w:r>
+            <w:r>
+              <w:rPr>
+                <w:noProof/>
+                <w:webHidden/>
+              </w:rPr>
+              <w:instrText xml:space="preserve"> PAGEREF _Toc236005975 \h </w:instrText>
+            </w:r>
+            <w:r>
+              <w:rPr>
+                <w:noProof/>
+                <w:webHidden/>
+              </w:rPr>
+            </w:r>
+            <w:r>
+              <w:rPr>
+                <w:noProof/>
+                <w:webHidden/>
+              </w:rPr>
+              <w:fldChar w:fldCharType="separate"/>
+            </w:r>
+            <w:r>
+              <w:rPr>
+                <w:noProof/>
+                <w:webHidden/>
+              </w:rPr>
+              <w:t>14</w:t>
+            </w:r>
+            <w:r>
+              <w:rPr>
+                <w:noProof/>
+                <w:webHidden/>
+              </w:rPr>
+              <w:fldChar w:fldCharType="end"/>
+            </w:r>
+          </w:hyperlink>
+        </w:p>
+        <w:p>
+          <w:pPr>
+            <w:pStyle w:val="TOC3"/>
+            <w:tabs>
+              <w:tab w:val="right" w:leader="dot" w:pos="9347"/>
+            </w:tabs>
+            <w:rPr>
+              <w:rFonts w:asciiTheme="minorHAnsi" w:eastAsiaTheme="minorEastAsia" w:hAnsiTheme="minorHAnsi"/>
+              <w:noProof/>
+            </w:rPr>
+          </w:pPr>
+          <w:hyperlink w:anchor="_Toc236005976" w:history="1">
+            <w:r>
+              <w:rPr>
+                <w:rStyle w:val="Hyperlink"/>
+                <w:noProof/>
+              </w:rPr>
+              <w:t>SWOT Analysis of KriGo</w:t>
+            </w:r>
+            <w:r>
+              <w:rPr>
+                <w:noProof/>
+                <w:webHidden/>
+              </w:rPr>
+              <w:tab/>
+            </w:r>
+            <w:r>
+              <w:rPr>
+                <w:noProof/>
+                <w:webHidden/>
+              </w:rPr>
+              <w:fldChar w:fldCharType="begin"/>
+            </w:r>
+            <w:r>
+              <w:rPr>
+                <w:noProof/>
+                <w:webHidden/>
+              </w:rPr>
+              <w:instrText xml:space="preserve"> PAGEREF _Toc236005976 \h </w:instrText>
+            </w:r>
+            <w:r>
+              <w:rPr>
+                <w:noProof/>
+                <w:webHidden/>
+              </w:rPr>
+            </w:r>
+            <w:r>
+              <w:rPr>
+                <w:noProof/>
+                <w:webHidden/>
+              </w:rPr>
+              <w:fldChar w:fldCharType="separate"/>
+            </w:r>
+            <w:r>
+              <w:rPr>
+                <w:noProof/>
+                <w:webHidden/>
+              </w:rPr>
+              <w:t>15</w:t>
+            </w:r>
+            <w:r>
+              <w:rPr>
+                <w:noProof/>
+                <w:webHidden/>
+              </w:rPr>
+              <w:fldChar w:fldCharType="end"/>
+            </w:r>
+          </w:hyperlink>
+        </w:p>
+        <w:p>
+          <w:pPr>
+            <w:pStyle w:val="TOC2"/>
+            <w:tabs>
+              <w:tab w:val="right" w:leader="dot" w:pos="9347"/>
+            </w:tabs>
+            <w:rPr>
+              <w:rFonts w:asciiTheme="minorHAnsi" w:eastAsiaTheme="minorEastAsia" w:hAnsiTheme="minorHAnsi"/>
+              <w:noProof/>
+            </w:rPr>
+          </w:pPr>
+          <w:hyperlink w:anchor="_Toc236005977" w:history="1">
+            <w:r>
+              <w:rPr>
+                <w:rStyle w:val="Hyperlink"/>
+                <w:noProof/>
+              </w:rPr>
+              <w:t>Conclusion</w:t>
+            </w:r>
+            <w:r>
+              <w:rPr>
+                <w:noProof/>
+                <w:webHidden/>
+              </w:rPr>
+              <w:tab/>
+            </w:r>
+            <w:r>
+              <w:rPr>
+                <w:noProof/>
+                <w:webHidden/>
+              </w:rPr>
+              <w:fldChar w:fldCharType="begin"/>
+            </w:r>
+            <w:r>
+              <w:rPr>
+                <w:noProof/>
+                <w:webHidden/>
+              </w:rPr>
+              <w:instrText xml:space="preserve"> PAGEREF _Toc236005977 \h </w:instrText>
+            </w:r>
+            <w:r>
+              <w:rPr>
+                <w:noProof/>
+                <w:webHidden/>
+              </w:rPr>
+            </w:r>
+            <w:r>
+              <w:rPr>
+                <w:noProof/>
+                <w:webHidden/>
+              </w:rPr>
+              <w:fldChar w:fldCharType="separate"/>
+            </w:r>
+            <w:r>
+              <w:rPr>
+                <w:noProof/>
+                <w:webHidden/>
+              </w:rPr>
+              <w:t>16</w:t>
+            </w:r>
+            <w:r>
+              <w:rPr>
+                <w:noProof/>
+                <w:webHidden/>
+              </w:rPr>
+              <w:fldChar w:fldCharType="end"/>
+            </w:r>
+          </w:hyperlink>
+        </w:p>
+        <w:p>
+          <w:r>
+            <w:rPr>
+              <w:b/>
+              <w:bCs/>
+              <w:noProof/>
+            </w:rPr>
+            <w:fldChar w:fldCharType="end"/>
+          </w:r>
+        </w:p>
+      </w:sdtContent>
+    </w:sdt>
     <w:p>
       <w:pPr>
         <w:rPr>
@@ -294,27 +1284,72 @@
           <w:szCs w:val="32"/>
         </w:rPr>
       </w:pPr>
-      <w:r>
-        <w:t>The interfaces will be designed to be easy to use and remember, without annoying ads or unnecessary multiple screens, featuring organized, minimal menus and clear, eye-friendly fonts and colors.</w:t>
-      </w:r>
-      <w:r>
+    </w:p>
+    <w:p>
+      <w:pPr>
         <w:rPr>
           <w:rFonts w:asciiTheme="majorHAnsi" w:eastAsiaTheme="majorEastAsia" w:hAnsiTheme="majorHAnsi" w:cstheme="majorBidi"/>
           <w:color w:val="2F5496" w:themeColor="accent1" w:themeShade="BF"/>
           <w:sz w:val="32"/>
           <w:szCs w:val="32"/>
         </w:rPr>
-        <w:br w:type="page"/>
-      </w:r>
+      </w:pPr>
     </w:p>
     <w:p>
       <w:pPr>
+        <w:rPr>
+          <w:rFonts w:asciiTheme="majorHAnsi" w:eastAsiaTheme="majorEastAsia" w:hAnsiTheme="majorHAnsi" w:cstheme="majorBidi"/>
+          <w:sz w:val="32"/>
+          <w:szCs w:val="32"/>
+        </w:rPr>
+      </w:pPr>
+    </w:p>
+    <w:p>
+      <w:pPr>
+        <w:jc w:val="center"/>
+        <w:rPr>
+          <w:rFonts w:asciiTheme="majorHAnsi" w:eastAsiaTheme="majorEastAsia" w:hAnsiTheme="majorHAnsi" w:cstheme="majorBidi"/>
+          <w:color w:val="2F5496" w:themeColor="accent1" w:themeShade="BF"/>
+          <w:sz w:val="32"/>
+          <w:szCs w:val="32"/>
+        </w:rPr>
+      </w:pPr>
+    </w:p>
+    <w:p>
+      <w:pPr>
+        <w:rPr>
+          <w:rFonts w:asciiTheme="majorHAnsi" w:eastAsiaTheme="majorEastAsia" w:hAnsiTheme="majorHAnsi" w:cstheme="majorBidi"/>
+          <w:color w:val="2F5496" w:themeColor="accent1" w:themeShade="BF"/>
+          <w:sz w:val="32"/>
+          <w:szCs w:val="32"/>
+        </w:rPr>
+      </w:pPr>
+    </w:p>
+    <w:p>
+      <w:pPr>
+        <w:rPr>
+          <w:rFonts w:asciiTheme="majorHAnsi" w:eastAsiaTheme="majorEastAsia" w:hAnsiTheme="majorHAnsi" w:cstheme="majorBidi"/>
+          <w:sz w:val="32"/>
+          <w:szCs w:val="32"/>
+        </w:rPr>
+        <w:sectPr>
+          <w:pgSz w:w="11906" w:h="16838" w:code="9"/>
+          <w:pgMar w:top="1411" w:right="850" w:bottom="1411" w:left="1699" w:header="720" w:footer="720" w:gutter="0"/>
+          <w:cols w:space="720"/>
+          <w:docGrid w:linePitch="360"/>
+        </w:sectPr>
+      </w:pPr>
+    </w:p>
+    <w:p>
+      <w:pPr>
         <w:pStyle w:val="Heading2"/>
       </w:pPr>
+      <w:bookmarkStart w:id="2" w:name="_Toc236005965"/>
       <w:r>
         <w:lastRenderedPageBreak/>
         <w:t>Business Objectives</w:t>
       </w:r>
+      <w:bookmarkEnd w:id="2"/>
     </w:p>
     <w:p>
       <w:r>
@@ -332,8 +1367,14 @@
           <w:numId w:val="41"/>
         </w:numPr>
         <w:spacing w:before="240" w:after="0"/>
-      </w:pPr>
-      <w:r>
+        <w:rPr>
+          <w:szCs w:val="52"/>
+        </w:rPr>
+      </w:pPr>
+      <w:r>
+        <w:rPr>
+          <w:szCs w:val="52"/>
+        </w:rPr>
         <w:t>Develop and Launch the Product</w:t>
       </w:r>
     </w:p>
@@ -480,10 +1521,13 @@
           <w:rFonts w:eastAsiaTheme="minorHAnsi" w:cstheme="minorBidi"/>
           <w:spacing w:val="0"/>
           <w:kern w:val="2"/>
-          <w:szCs w:val="24"/>
+          <w:szCs w:val="22"/>
         </w:rPr>
       </w:pPr>
       <w:r>
+        <w:rPr>
+          <w:szCs w:val="52"/>
+        </w:rPr>
         <w:t>Create the Largest Car Rental Network in Algeria</w:t>
       </w:r>
     </w:p>
@@ -1037,53 +2081,63 @@
     </w:p>
     <w:p>
       <w:pPr>
+        <w:spacing w:line="278" w:lineRule="auto"/>
+        <w:rPr>
+          <w:rFonts w:asciiTheme="majorBidi" w:eastAsiaTheme="majorEastAsia" w:hAnsiTheme="majorBidi" w:cstheme="majorBidi"/>
+          <w:b/>
+          <w:color w:val="000000" w:themeColor="text1"/>
+          <w:sz w:val="28"/>
+          <w:szCs w:val="32"/>
+        </w:rPr>
+      </w:pPr>
+      <w:bookmarkStart w:id="3" w:name="_Toc233209590"/>
+      <w:r>
+        <w:br w:type="page"/>
+      </w:r>
+    </w:p>
+    <w:p>
+      <w:pPr>
         <w:pStyle w:val="Heading2"/>
         <w:spacing w:line="480" w:lineRule="auto"/>
       </w:pPr>
-      <w:bookmarkStart w:id="2" w:name="_Toc233209590"/>
-      <w:r>
+      <w:bookmarkStart w:id="4" w:name="_Toc236005966"/>
+      <w:r>
+        <w:lastRenderedPageBreak/>
         <w:t>Stakeholders</w:t>
       </w:r>
-      <w:bookmarkEnd w:id="2"/>
+      <w:bookmarkEnd w:id="3"/>
+      <w:bookmarkEnd w:id="4"/>
     </w:p>
     <w:tbl>
       <w:tblPr>
-        <w:tblStyle w:val="TableGrid"/>
-        <w:tblW w:w="9535" w:type="dxa"/>
-        <w:tblCellMar>
-          <w:top w:w="58" w:type="dxa"/>
-          <w:bottom w:w="58" w:type="dxa"/>
-        </w:tblCellMar>
+        <w:tblStyle w:val="PlainTable1"/>
+        <w:tblW w:w="9355" w:type="dxa"/>
         <w:tblLook w:val="04A0" w:firstRow="1" w:lastRow="0" w:firstColumn="1" w:lastColumn="0" w:noHBand="0" w:noVBand="1"/>
       </w:tblPr>
       <w:tblGrid>
         <w:gridCol w:w="2587"/>
         <w:gridCol w:w="2808"/>
-        <w:gridCol w:w="4140"/>
+        <w:gridCol w:w="3960"/>
       </w:tblGrid>
       <w:tr>
         <w:trPr>
+          <w:cnfStyle w:val="100000000000" w:firstRow="1" w:lastRow="0" w:firstColumn="0" w:lastColumn="0" w:oddVBand="0" w:evenVBand="0" w:oddHBand="0" w:evenHBand="0" w:firstRowFirstColumn="0" w:firstRowLastColumn="0" w:lastRowFirstColumn="0" w:lastRowLastColumn="0"/>
           <w:trHeight w:val="503"/>
-          <w:tblHeader/>
         </w:trPr>
         <w:tc>
           <w:tcPr>
+            <w:cnfStyle w:val="001000000000" w:firstRow="0" w:lastRow="0" w:firstColumn="1" w:lastColumn="0" w:oddVBand="0" w:evenVBand="0" w:oddHBand="0" w:evenHBand="0" w:firstRowFirstColumn="0" w:firstRowLastColumn="0" w:lastRowFirstColumn="0" w:lastRowLastColumn="0"/>
             <w:tcW w:w="2587" w:type="dxa"/>
-            <w:shd w:val="clear" w:color="auto" w:fill="F2F2F2" w:themeFill="background1" w:themeFillShade="F2"/>
             <w:vAlign w:val="center"/>
           </w:tcPr>
           <w:p>
             <w:pPr>
               <w:rPr>
-                <w:b/>
-                <w:bCs/>
+                <w:b w:val="0"/>
+                <w:bCs w:val="0"/>
               </w:rPr>
             </w:pPr>
             <w:r>
-              <w:rPr>
-                <w:b/>
-                <w:bCs/>
-              </w:rPr>
               <w:t>Stakeholder</w:t>
             </w:r>
           </w:p>
@@ -1091,43 +2145,35 @@
         <w:tc>
           <w:tcPr>
             <w:tcW w:w="2808" w:type="dxa"/>
-            <w:shd w:val="clear" w:color="auto" w:fill="F2F2F2" w:themeFill="background1" w:themeFillShade="F2"/>
             <w:vAlign w:val="center"/>
           </w:tcPr>
           <w:p>
             <w:pPr>
+              <w:cnfStyle w:val="100000000000" w:firstRow="1" w:lastRow="0" w:firstColumn="0" w:lastColumn="0" w:oddVBand="0" w:evenVBand="0" w:oddHBand="0" w:evenHBand="0" w:firstRowFirstColumn="0" w:firstRowLastColumn="0" w:lastRowFirstColumn="0" w:lastRowLastColumn="0"/>
               <w:rPr>
-                <w:b/>
-                <w:bCs/>
+                <w:b w:val="0"/>
+                <w:bCs w:val="0"/>
               </w:rPr>
             </w:pPr>
             <w:r>
-              <w:rPr>
-                <w:b/>
-                <w:bCs/>
-              </w:rPr>
               <w:t>Role</w:t>
             </w:r>
           </w:p>
         </w:tc>
         <w:tc>
           <w:tcPr>
-            <w:tcW w:w="4140" w:type="dxa"/>
-            <w:shd w:val="clear" w:color="auto" w:fill="F2F2F2" w:themeFill="background1" w:themeFillShade="F2"/>
+            <w:tcW w:w="3960" w:type="dxa"/>
             <w:vAlign w:val="center"/>
           </w:tcPr>
           <w:p>
             <w:pPr>
+              <w:cnfStyle w:val="100000000000" w:firstRow="1" w:lastRow="0" w:firstColumn="0" w:lastColumn="0" w:oddVBand="0" w:evenVBand="0" w:oddHBand="0" w:evenHBand="0" w:firstRowFirstColumn="0" w:firstRowLastColumn="0" w:lastRowFirstColumn="0" w:lastRowLastColumn="0"/>
               <w:rPr>
-                <w:b/>
-                <w:bCs/>
+                <w:b w:val="0"/>
+                <w:bCs w:val="0"/>
               </w:rPr>
             </w:pPr>
             <w:r>
-              <w:rPr>
-                <w:b/>
-                <w:bCs/>
-              </w:rPr>
               <w:t>Responsibility</w:t>
             </w:r>
           </w:p>
@@ -1135,21 +2181,27 @@
       </w:tr>
       <w:tr>
         <w:trPr>
+          <w:cnfStyle w:val="000000100000" w:firstRow="0" w:lastRow="0" w:firstColumn="0" w:lastColumn="0" w:oddVBand="0" w:evenVBand="0" w:oddHBand="1" w:evenHBand="0" w:firstRowFirstColumn="0" w:firstRowLastColumn="0" w:lastRowFirstColumn="0" w:lastRowLastColumn="0"/>
           <w:trHeight w:val="720"/>
         </w:trPr>
         <w:tc>
           <w:tcPr>
+            <w:cnfStyle w:val="001000000000" w:firstRow="0" w:lastRow="0" w:firstColumn="1" w:lastColumn="0" w:oddVBand="0" w:evenVBand="0" w:oddHBand="0" w:evenHBand="0" w:firstRowFirstColumn="0" w:firstRowLastColumn="0" w:lastRowFirstColumn="0" w:lastRowLastColumn="0"/>
             <w:tcW w:w="2587" w:type="dxa"/>
             <w:vAlign w:val="center"/>
           </w:tcPr>
           <w:p>
             <w:pPr>
               <w:rPr>
-                <w:b/>
-                <w:bCs/>
+                <w:b w:val="0"/>
+                <w:bCs w:val="0"/>
               </w:rPr>
             </w:pPr>
             <w:r>
+              <w:rPr>
+                <w:b w:val="0"/>
+                <w:bCs w:val="0"/>
+              </w:rPr>
               <w:t>Product Owner</w:t>
             </w:r>
           </w:p>
@@ -1161,6 +2213,7 @@
           </w:tcPr>
           <w:p>
             <w:pPr>
+              <w:cnfStyle w:val="000000100000" w:firstRow="0" w:lastRow="0" w:firstColumn="0" w:lastColumn="0" w:oddVBand="0" w:evenVBand="0" w:oddHBand="1" w:evenHBand="0" w:firstRowFirstColumn="0" w:firstRowLastColumn="0" w:lastRowFirstColumn="0" w:lastRowLastColumn="0"/>
               <w:rPr>
                 <w:b/>
                 <w:bCs/>
@@ -1173,11 +2226,12 @@
         </w:tc>
         <w:tc>
           <w:tcPr>
-            <w:tcW w:w="4140" w:type="dxa"/>
+            <w:tcW w:w="3960" w:type="dxa"/>
             <w:vAlign w:val="center"/>
           </w:tcPr>
           <w:p>
             <w:pPr>
+              <w:cnfStyle w:val="000000100000" w:firstRow="0" w:lastRow="0" w:firstColumn="0" w:lastColumn="0" w:oddVBand="0" w:evenVBand="0" w:oddHBand="1" w:evenHBand="0" w:firstRowFirstColumn="0" w:firstRowLastColumn="0" w:lastRowFirstColumn="0" w:lastRowLastColumn="0"/>
               <w:rPr>
                 <w:b/>
                 <w:bCs/>
@@ -1195,11 +2249,22 @@
         </w:trPr>
         <w:tc>
           <w:tcPr>
+            <w:cnfStyle w:val="001000000000" w:firstRow="0" w:lastRow="0" w:firstColumn="1" w:lastColumn="0" w:oddVBand="0" w:evenVBand="0" w:oddHBand="0" w:evenHBand="0" w:firstRowFirstColumn="0" w:firstRowLastColumn="0" w:lastRowFirstColumn="0" w:lastRowLastColumn="0"/>
             <w:tcW w:w="2587" w:type="dxa"/>
             <w:vAlign w:val="center"/>
           </w:tcPr>
           <w:p>
+            <w:pPr>
+              <w:rPr>
+                <w:b w:val="0"/>
+                <w:bCs w:val="0"/>
+              </w:rPr>
+            </w:pPr>
             <w:r>
+              <w:rPr>
+                <w:b w:val="0"/>
+                <w:bCs w:val="0"/>
+              </w:rPr>
               <w:t>Project Manager</w:t>
             </w:r>
           </w:p>
@@ -1210,6 +2275,9 @@
             <w:vAlign w:val="center"/>
           </w:tcPr>
           <w:p>
+            <w:pPr>
+              <w:cnfStyle w:val="000000000000" w:firstRow="0" w:lastRow="0" w:firstColumn="0" w:lastColumn="0" w:oddVBand="0" w:evenVBand="0" w:oddHBand="0" w:evenHBand="0" w:firstRowFirstColumn="0" w:firstRowLastColumn="0" w:lastRowFirstColumn="0" w:lastRowLastColumn="0"/>
+            </w:pPr>
             <w:r>
               <w:t>Oversees project execution</w:t>
             </w:r>
@@ -1217,10 +2285,13 @@
         </w:tc>
         <w:tc>
           <w:tcPr>
-            <w:tcW w:w="4140" w:type="dxa"/>
+            <w:tcW w:w="3960" w:type="dxa"/>
             <w:vAlign w:val="center"/>
           </w:tcPr>
           <w:p>
+            <w:pPr>
+              <w:cnfStyle w:val="000000000000" w:firstRow="0" w:lastRow="0" w:firstColumn="0" w:lastColumn="0" w:oddVBand="0" w:evenVBand="0" w:oddHBand="0" w:evenHBand="0" w:firstRowFirstColumn="0" w:firstRowLastColumn="0" w:lastRowFirstColumn="0" w:lastRowLastColumn="0"/>
+            </w:pPr>
             <w:r>
               <w:t>Coordinates resources, schedule, and deliverables</w:t>
             </w:r>
@@ -1229,22 +2300,28 @@
       </w:tr>
       <w:tr>
         <w:trPr>
+          <w:cnfStyle w:val="000000100000" w:firstRow="0" w:lastRow="0" w:firstColumn="0" w:lastColumn="0" w:oddVBand="0" w:evenVBand="0" w:oddHBand="1" w:evenHBand="0" w:firstRowFirstColumn="0" w:firstRowLastColumn="0" w:lastRowFirstColumn="0" w:lastRowLastColumn="0"/>
           <w:trHeight w:val="720"/>
         </w:trPr>
         <w:tc>
           <w:tcPr>
+            <w:cnfStyle w:val="001000000000" w:firstRow="0" w:lastRow="0" w:firstColumn="1" w:lastColumn="0" w:oddVBand="0" w:evenVBand="0" w:oddHBand="0" w:evenHBand="0" w:firstRowFirstColumn="0" w:firstRowLastColumn="0" w:lastRowFirstColumn="0" w:lastRowLastColumn="0"/>
             <w:tcW w:w="2587" w:type="dxa"/>
             <w:vAlign w:val="center"/>
           </w:tcPr>
           <w:p>
+            <w:pPr>
+              <w:rPr>
+                <w:b w:val="0"/>
+                <w:bCs w:val="0"/>
+              </w:rPr>
+            </w:pPr>
             <w:r>
-              <w:t>UI/U</w:t>
-            </w:r>
-            <w:r>
-              <w:t xml:space="preserve">X </w:t>
-            </w:r>
-            <w:r>
-              <w:t>Designers</w:t>
+              <w:rPr>
+                <w:b w:val="0"/>
+                <w:bCs w:val="0"/>
+              </w:rPr>
+              <w:t>UI/UX Designers</w:t>
             </w:r>
           </w:p>
         </w:tc>
@@ -1254,6 +2331,9 @@
             <w:vAlign w:val="center"/>
           </w:tcPr>
           <w:p>
+            <w:pPr>
+              <w:cnfStyle w:val="000000100000" w:firstRow="0" w:lastRow="0" w:firstColumn="0" w:lastColumn="0" w:oddVBand="0" w:evenVBand="0" w:oddHBand="1" w:evenHBand="0" w:firstRowFirstColumn="0" w:firstRowLastColumn="0" w:lastRowFirstColumn="0" w:lastRowLastColumn="0"/>
+            </w:pPr>
             <w:r>
               <w:t>Design the user experience and interface</w:t>
             </w:r>
@@ -1261,10 +2341,13 @@
         </w:tc>
         <w:tc>
           <w:tcPr>
-            <w:tcW w:w="4140" w:type="dxa"/>
+            <w:tcW w:w="3960" w:type="dxa"/>
             <w:vAlign w:val="center"/>
           </w:tcPr>
           <w:p>
+            <w:pPr>
+              <w:cnfStyle w:val="000000100000" w:firstRow="0" w:lastRow="0" w:firstColumn="0" w:lastColumn="0" w:oddVBand="0" w:evenVBand="0" w:oddHBand="1" w:evenHBand="0" w:firstRowFirstColumn="0" w:firstRowLastColumn="0" w:lastRowFirstColumn="0" w:lastRowLastColumn="0"/>
+            </w:pPr>
             <w:r>
               <w:t>Create prototypes, wireframes, and user flows</w:t>
             </w:r>
@@ -1277,11 +2360,22 @@
         </w:trPr>
         <w:tc>
           <w:tcPr>
+            <w:cnfStyle w:val="001000000000" w:firstRow="0" w:lastRow="0" w:firstColumn="1" w:lastColumn="0" w:oddVBand="0" w:evenVBand="0" w:oddHBand="0" w:evenHBand="0" w:firstRowFirstColumn="0" w:firstRowLastColumn="0" w:lastRowFirstColumn="0" w:lastRowLastColumn="0"/>
             <w:tcW w:w="2587" w:type="dxa"/>
             <w:vAlign w:val="center"/>
           </w:tcPr>
           <w:p>
+            <w:pPr>
+              <w:rPr>
+                <w:b w:val="0"/>
+                <w:bCs w:val="0"/>
+              </w:rPr>
+            </w:pPr>
             <w:r>
+              <w:rPr>
+                <w:b w:val="0"/>
+                <w:bCs w:val="0"/>
+              </w:rPr>
               <w:t>Front-End Developers</w:t>
             </w:r>
           </w:p>
@@ -1292,6 +2386,9 @@
             <w:vAlign w:val="center"/>
           </w:tcPr>
           <w:p>
+            <w:pPr>
+              <w:cnfStyle w:val="000000000000" w:firstRow="0" w:lastRow="0" w:firstColumn="0" w:lastColumn="0" w:oddVBand="0" w:evenVBand="0" w:oddHBand="0" w:evenHBand="0" w:firstRowFirstColumn="0" w:firstRowLastColumn="0" w:lastRowFirstColumn="0" w:lastRowLastColumn="0"/>
+            </w:pPr>
             <w:r>
               <w:t>Develop user interfaces</w:t>
             </w:r>
@@ -1299,10 +2396,13 @@
         </w:tc>
         <w:tc>
           <w:tcPr>
-            <w:tcW w:w="4140" w:type="dxa"/>
+            <w:tcW w:w="3960" w:type="dxa"/>
             <w:vAlign w:val="center"/>
           </w:tcPr>
           <w:p>
+            <w:pPr>
+              <w:cnfStyle w:val="000000000000" w:firstRow="0" w:lastRow="0" w:firstColumn="0" w:lastColumn="0" w:oddVBand="0" w:evenVBand="0" w:oddHBand="0" w:evenHBand="0" w:firstRowFirstColumn="0" w:firstRowLastColumn="0" w:lastRowFirstColumn="0" w:lastRowLastColumn="0"/>
+            </w:pPr>
             <w:r>
               <w:t>Implement web</w:t>
             </w:r>
@@ -1323,15 +2423,27 @@
       </w:tr>
       <w:tr>
         <w:trPr>
+          <w:cnfStyle w:val="000000100000" w:firstRow="0" w:lastRow="0" w:firstColumn="0" w:lastColumn="0" w:oddVBand="0" w:evenVBand="0" w:oddHBand="1" w:evenHBand="0" w:firstRowFirstColumn="0" w:firstRowLastColumn="0" w:lastRowFirstColumn="0" w:lastRowLastColumn="0"/>
           <w:trHeight w:val="720"/>
         </w:trPr>
         <w:tc>
           <w:tcPr>
+            <w:cnfStyle w:val="001000000000" w:firstRow="0" w:lastRow="0" w:firstColumn="1" w:lastColumn="0" w:oddVBand="0" w:evenVBand="0" w:oddHBand="0" w:evenHBand="0" w:firstRowFirstColumn="0" w:firstRowLastColumn="0" w:lastRowFirstColumn="0" w:lastRowLastColumn="0"/>
             <w:tcW w:w="2587" w:type="dxa"/>
             <w:vAlign w:val="center"/>
           </w:tcPr>
           <w:p>
+            <w:pPr>
+              <w:rPr>
+                <w:b w:val="0"/>
+                <w:bCs w:val="0"/>
+              </w:rPr>
+            </w:pPr>
             <w:r>
+              <w:rPr>
+                <w:b w:val="0"/>
+                <w:bCs w:val="0"/>
+              </w:rPr>
               <w:t>Back-end Developers</w:t>
             </w:r>
           </w:p>
@@ -1342,6 +2454,9 @@
             <w:vAlign w:val="center"/>
           </w:tcPr>
           <w:p>
+            <w:pPr>
+              <w:cnfStyle w:val="000000100000" w:firstRow="0" w:lastRow="0" w:firstColumn="0" w:lastColumn="0" w:oddVBand="0" w:evenVBand="0" w:oddHBand="1" w:evenHBand="0" w:firstRowFirstColumn="0" w:firstRowLastColumn="0" w:lastRowFirstColumn="0" w:lastRowLastColumn="0"/>
+            </w:pPr>
             <w:r>
               <w:t>Develop server-side services and APIs</w:t>
             </w:r>
@@ -1349,10 +2464,13 @@
         </w:tc>
         <w:tc>
           <w:tcPr>
-            <w:tcW w:w="4140" w:type="dxa"/>
+            <w:tcW w:w="3960" w:type="dxa"/>
             <w:vAlign w:val="center"/>
           </w:tcPr>
           <w:p>
+            <w:pPr>
+              <w:cnfStyle w:val="000000100000" w:firstRow="0" w:lastRow="0" w:firstColumn="0" w:lastColumn="0" w:oddVBand="0" w:evenVBand="0" w:oddHBand="1" w:evenHBand="0" w:firstRowFirstColumn="0" w:firstRowLastColumn="0" w:lastRowFirstColumn="0" w:lastRowLastColumn="0"/>
+            </w:pPr>
             <w:r>
               <w:t>Manage business logic, databases, and integrations</w:t>
             </w:r>
@@ -1365,11 +2483,22 @@
         </w:trPr>
         <w:tc>
           <w:tcPr>
+            <w:cnfStyle w:val="001000000000" w:firstRow="0" w:lastRow="0" w:firstColumn="1" w:lastColumn="0" w:oddVBand="0" w:evenVBand="0" w:oddHBand="0" w:evenHBand="0" w:firstRowFirstColumn="0" w:firstRowLastColumn="0" w:lastRowFirstColumn="0" w:lastRowLastColumn="0"/>
             <w:tcW w:w="2587" w:type="dxa"/>
             <w:vAlign w:val="center"/>
           </w:tcPr>
           <w:p>
+            <w:pPr>
+              <w:rPr>
+                <w:b w:val="0"/>
+                <w:bCs w:val="0"/>
+              </w:rPr>
+            </w:pPr>
             <w:r>
+              <w:rPr>
+                <w:b w:val="0"/>
+                <w:bCs w:val="0"/>
+              </w:rPr>
               <w:t>System Administrators</w:t>
             </w:r>
           </w:p>
@@ -1380,6 +2509,9 @@
             <w:vAlign w:val="center"/>
           </w:tcPr>
           <w:p>
+            <w:pPr>
+              <w:cnfStyle w:val="000000000000" w:firstRow="0" w:lastRow="0" w:firstColumn="0" w:lastColumn="0" w:oddVBand="0" w:evenVBand="0" w:oddHBand="0" w:evenHBand="0" w:firstRowFirstColumn="0" w:firstRowLastColumn="0" w:lastRowFirstColumn="0" w:lastRowLastColumn="0"/>
+            </w:pPr>
             <w:r>
               <w:t>Maintaining the system infrastructure</w:t>
             </w:r>
@@ -1387,10 +2519,13 @@
         </w:tc>
         <w:tc>
           <w:tcPr>
-            <w:tcW w:w="4140" w:type="dxa"/>
+            <w:tcW w:w="3960" w:type="dxa"/>
             <w:vAlign w:val="center"/>
           </w:tcPr>
           <w:p>
+            <w:pPr>
+              <w:cnfStyle w:val="000000000000" w:firstRow="0" w:lastRow="0" w:firstColumn="0" w:lastColumn="0" w:oddVBand="0" w:evenVBand="0" w:oddHBand="0" w:evenHBand="0" w:firstRowFirstColumn="0" w:firstRowLastColumn="0" w:lastRowFirstColumn="0" w:lastRowLastColumn="0"/>
+            </w:pPr>
             <w:r>
               <w:t>Ensuring system availability, security, and performance</w:t>
             </w:r>
@@ -1399,15 +2534,27 @@
       </w:tr>
       <w:tr>
         <w:trPr>
+          <w:cnfStyle w:val="000000100000" w:firstRow="0" w:lastRow="0" w:firstColumn="0" w:lastColumn="0" w:oddVBand="0" w:evenVBand="0" w:oddHBand="1" w:evenHBand="0" w:firstRowFirstColumn="0" w:firstRowLastColumn="0" w:lastRowFirstColumn="0" w:lastRowLastColumn="0"/>
           <w:trHeight w:val="720"/>
         </w:trPr>
         <w:tc>
           <w:tcPr>
+            <w:cnfStyle w:val="001000000000" w:firstRow="0" w:lastRow="0" w:firstColumn="1" w:lastColumn="0" w:oddVBand="0" w:evenVBand="0" w:oddHBand="0" w:evenHBand="0" w:firstRowFirstColumn="0" w:firstRowLastColumn="0" w:lastRowFirstColumn="0" w:lastRowLastColumn="0"/>
             <w:tcW w:w="2587" w:type="dxa"/>
             <w:vAlign w:val="center"/>
           </w:tcPr>
           <w:p>
+            <w:pPr>
+              <w:rPr>
+                <w:b w:val="0"/>
+                <w:bCs w:val="0"/>
+              </w:rPr>
+            </w:pPr>
             <w:r>
+              <w:rPr>
+                <w:b w:val="0"/>
+                <w:bCs w:val="0"/>
+              </w:rPr>
               <w:t>Car Rental Agencies</w:t>
             </w:r>
           </w:p>
@@ -1418,6 +2565,9 @@
             <w:vAlign w:val="center"/>
           </w:tcPr>
           <w:p>
+            <w:pPr>
+              <w:cnfStyle w:val="000000100000" w:firstRow="0" w:lastRow="0" w:firstColumn="0" w:lastColumn="0" w:oddVBand="0" w:evenVBand="0" w:oddHBand="1" w:evenHBand="0" w:firstRowFirstColumn="0" w:firstRowLastColumn="0" w:lastRowFirstColumn="0" w:lastRowLastColumn="0"/>
+            </w:pPr>
             <w:r>
               <w:t>Business partners providing rental services</w:t>
             </w:r>
@@ -1425,10 +2575,13 @@
         </w:tc>
         <w:tc>
           <w:tcPr>
-            <w:tcW w:w="4140" w:type="dxa"/>
+            <w:tcW w:w="3960" w:type="dxa"/>
             <w:vAlign w:val="center"/>
           </w:tcPr>
           <w:p>
+            <w:pPr>
+              <w:cnfStyle w:val="000000100000" w:firstRow="0" w:lastRow="0" w:firstColumn="0" w:lastColumn="0" w:oddVBand="0" w:evenVBand="0" w:oddHBand="1" w:evenHBand="0" w:firstRowFirstColumn="0" w:firstRowLastColumn="0" w:lastRowFirstColumn="0" w:lastRowLastColumn="0"/>
+            </w:pPr>
             <w:r>
               <w:t>Managing vehicle listings, pricing, and availability</w:t>
             </w:r>
@@ -1441,11 +2594,22 @@
         </w:trPr>
         <w:tc>
           <w:tcPr>
+            <w:cnfStyle w:val="001000000000" w:firstRow="0" w:lastRow="0" w:firstColumn="1" w:lastColumn="0" w:oddVBand="0" w:evenVBand="0" w:oddHBand="0" w:evenHBand="0" w:firstRowFirstColumn="0" w:firstRowLastColumn="0" w:lastRowFirstColumn="0" w:lastRowLastColumn="0"/>
             <w:tcW w:w="2587" w:type="dxa"/>
             <w:vAlign w:val="center"/>
           </w:tcPr>
           <w:p>
+            <w:pPr>
+              <w:rPr>
+                <w:b w:val="0"/>
+                <w:bCs w:val="0"/>
+              </w:rPr>
+            </w:pPr>
             <w:r>
+              <w:rPr>
+                <w:b w:val="0"/>
+                <w:bCs w:val="0"/>
+              </w:rPr>
               <w:t>Rental Agency Staff</w:t>
             </w:r>
           </w:p>
@@ -1456,6 +2620,9 @@
             <w:vAlign w:val="center"/>
           </w:tcPr>
           <w:p>
+            <w:pPr>
+              <w:cnfStyle w:val="000000000000" w:firstRow="0" w:lastRow="0" w:firstColumn="0" w:lastColumn="0" w:oddVBand="0" w:evenVBand="0" w:oddHBand="0" w:evenHBand="0" w:firstRowFirstColumn="0" w:firstRowLastColumn="0" w:lastRowFirstColumn="0" w:lastRowLastColumn="0"/>
+            </w:pPr>
             <w:r>
               <w:t>Managing the agency’s accounts on the platform</w:t>
             </w:r>
@@ -1463,10 +2630,13 @@
         </w:tc>
         <w:tc>
           <w:tcPr>
-            <w:tcW w:w="4140" w:type="dxa"/>
+            <w:tcW w:w="3960" w:type="dxa"/>
             <w:vAlign w:val="center"/>
           </w:tcPr>
           <w:p>
+            <w:pPr>
+              <w:cnfStyle w:val="000000000000" w:firstRow="0" w:lastRow="0" w:firstColumn="0" w:lastColumn="0" w:oddVBand="0" w:evenVBand="0" w:oddHBand="0" w:evenHBand="0" w:firstRowFirstColumn="0" w:firstRowLastColumn="0" w:lastRowFirstColumn="0" w:lastRowLastColumn="0"/>
+            </w:pPr>
             <w:r>
               <w:t>Updating vehicle information and processing reservations</w:t>
             </w:r>
@@ -1475,15 +2645,27 @@
       </w:tr>
       <w:tr>
         <w:trPr>
+          <w:cnfStyle w:val="000000100000" w:firstRow="0" w:lastRow="0" w:firstColumn="0" w:lastColumn="0" w:oddVBand="0" w:evenVBand="0" w:oddHBand="1" w:evenHBand="0" w:firstRowFirstColumn="0" w:firstRowLastColumn="0" w:lastRowFirstColumn="0" w:lastRowLastColumn="0"/>
           <w:trHeight w:val="720"/>
         </w:trPr>
         <w:tc>
           <w:tcPr>
+            <w:cnfStyle w:val="001000000000" w:firstRow="0" w:lastRow="0" w:firstColumn="1" w:lastColumn="0" w:oddVBand="0" w:evenVBand="0" w:oddHBand="0" w:evenHBand="0" w:firstRowFirstColumn="0" w:firstRowLastColumn="0" w:lastRowFirstColumn="0" w:lastRowLastColumn="0"/>
             <w:tcW w:w="2587" w:type="dxa"/>
             <w:vAlign w:val="center"/>
           </w:tcPr>
           <w:p>
+            <w:pPr>
+              <w:rPr>
+                <w:b w:val="0"/>
+                <w:bCs w:val="0"/>
+              </w:rPr>
+            </w:pPr>
             <w:r>
+              <w:rPr>
+                <w:b w:val="0"/>
+                <w:bCs w:val="0"/>
+              </w:rPr>
               <w:t>Tourists / Customers</w:t>
             </w:r>
           </w:p>
@@ -1494,6 +2676,9 @@
             <w:vAlign w:val="center"/>
           </w:tcPr>
           <w:p>
+            <w:pPr>
+              <w:cnfStyle w:val="000000100000" w:firstRow="0" w:lastRow="0" w:firstColumn="0" w:lastColumn="0" w:oddVBand="0" w:evenVBand="0" w:oddHBand="1" w:evenHBand="0" w:firstRowFirstColumn="0" w:firstRowLastColumn="0" w:lastRowFirstColumn="0" w:lastRowLastColumn="0"/>
+            </w:pPr>
             <w:r>
               <w:t>Primary users of the platform</w:t>
             </w:r>
@@ -1501,10 +2686,13 @@
         </w:tc>
         <w:tc>
           <w:tcPr>
-            <w:tcW w:w="4140" w:type="dxa"/>
+            <w:tcW w:w="3960" w:type="dxa"/>
             <w:vAlign w:val="center"/>
           </w:tcPr>
           <w:p>
+            <w:pPr>
+              <w:cnfStyle w:val="000000100000" w:firstRow="0" w:lastRow="0" w:firstColumn="0" w:lastColumn="0" w:oddVBand="0" w:evenVBand="0" w:oddHBand="1" w:evenHBand="0" w:firstRowFirstColumn="0" w:firstRowLastColumn="0" w:lastRowFirstColumn="0" w:lastRowLastColumn="0"/>
+            </w:pPr>
             <w:r>
               <w:t>Search for, compare, and book rental vehicles; provide feedback</w:t>
             </w:r>
@@ -1517,12 +2705,22 @@
         </w:trPr>
         <w:tc>
           <w:tcPr>
+            <w:cnfStyle w:val="001000000000" w:firstRow="0" w:lastRow="0" w:firstColumn="1" w:lastColumn="0" w:oddVBand="0" w:evenVBand="0" w:oddHBand="0" w:evenHBand="0" w:firstRowFirstColumn="0" w:firstRowLastColumn="0" w:lastRowFirstColumn="0" w:lastRowLastColumn="0"/>
             <w:tcW w:w="2587" w:type="dxa"/>
             <w:vAlign w:val="center"/>
           </w:tcPr>
           <w:p>
+            <w:pPr>
+              <w:rPr>
+                <w:b w:val="0"/>
+                <w:bCs w:val="0"/>
+              </w:rPr>
+            </w:pPr>
             <w:r>
-              <w:lastRenderedPageBreak/>
+              <w:rPr>
+                <w:b w:val="0"/>
+                <w:bCs w:val="0"/>
+              </w:rPr>
               <w:t>Customer Support Team</w:t>
             </w:r>
           </w:p>
@@ -1533,6 +2731,9 @@
             <w:vAlign w:val="center"/>
           </w:tcPr>
           <w:p>
+            <w:pPr>
+              <w:cnfStyle w:val="000000000000" w:firstRow="0" w:lastRow="0" w:firstColumn="0" w:lastColumn="0" w:oddVBand="0" w:evenVBand="0" w:oddHBand="0" w:evenHBand="0" w:firstRowFirstColumn="0" w:firstRowLastColumn="0" w:lastRowFirstColumn="0" w:lastRowLastColumn="0"/>
+            </w:pPr>
             <w:r>
               <w:t>Assist users and agencies</w:t>
             </w:r>
@@ -1540,10 +2741,13 @@
         </w:tc>
         <w:tc>
           <w:tcPr>
-            <w:tcW w:w="4140" w:type="dxa"/>
+            <w:tcW w:w="3960" w:type="dxa"/>
             <w:vAlign w:val="center"/>
           </w:tcPr>
           <w:p>
+            <w:pPr>
+              <w:cnfStyle w:val="000000000000" w:firstRow="0" w:lastRow="0" w:firstColumn="0" w:lastColumn="0" w:oddVBand="0" w:evenVBand="0" w:oddHBand="0" w:evenHBand="0" w:firstRowFirstColumn="0" w:firstRowLastColumn="0" w:lastRowFirstColumn="0" w:lastRowLastColumn="0"/>
+            </w:pPr>
             <w:r>
               <w:t>Resolve issues related to bookings, payments, and accounts</w:t>
             </w:r>
@@ -1552,15 +2756,27 @@
       </w:tr>
       <w:tr>
         <w:trPr>
+          <w:cnfStyle w:val="000000100000" w:firstRow="0" w:lastRow="0" w:firstColumn="0" w:lastColumn="0" w:oddVBand="0" w:evenVBand="0" w:oddHBand="1" w:evenHBand="0" w:firstRowFirstColumn="0" w:firstRowLastColumn="0" w:lastRowFirstColumn="0" w:lastRowLastColumn="0"/>
           <w:trHeight w:val="720"/>
         </w:trPr>
         <w:tc>
           <w:tcPr>
+            <w:cnfStyle w:val="001000000000" w:firstRow="0" w:lastRow="0" w:firstColumn="1" w:lastColumn="0" w:oddVBand="0" w:evenVBand="0" w:oddHBand="0" w:evenHBand="0" w:firstRowFirstColumn="0" w:firstRowLastColumn="0" w:lastRowFirstColumn="0" w:lastRowLastColumn="0"/>
             <w:tcW w:w="2587" w:type="dxa"/>
             <w:vAlign w:val="center"/>
           </w:tcPr>
           <w:p>
+            <w:pPr>
+              <w:rPr>
+                <w:b w:val="0"/>
+                <w:bCs w:val="0"/>
+              </w:rPr>
+            </w:pPr>
             <w:r>
+              <w:rPr>
+                <w:b w:val="0"/>
+                <w:bCs w:val="0"/>
+              </w:rPr>
               <w:t>Payment Service Providers</w:t>
             </w:r>
           </w:p>
@@ -1571,6 +2787,9 @@
             <w:vAlign w:val="center"/>
           </w:tcPr>
           <w:p>
+            <w:pPr>
+              <w:cnfStyle w:val="000000100000" w:firstRow="0" w:lastRow="0" w:firstColumn="0" w:lastColumn="0" w:oddVBand="0" w:evenVBand="0" w:oddHBand="1" w:evenHBand="0" w:firstRowFirstColumn="0" w:firstRowLastColumn="0" w:lastRowFirstColumn="0" w:lastRowLastColumn="0"/>
+            </w:pPr>
             <w:r>
               <w:t>Facilitate online transactions</w:t>
             </w:r>
@@ -1578,10 +2797,13 @@
         </w:tc>
         <w:tc>
           <w:tcPr>
-            <w:tcW w:w="4140" w:type="dxa"/>
+            <w:tcW w:w="3960" w:type="dxa"/>
             <w:vAlign w:val="center"/>
           </w:tcPr>
           <w:p>
+            <w:pPr>
+              <w:cnfStyle w:val="000000100000" w:firstRow="0" w:lastRow="0" w:firstColumn="0" w:lastColumn="0" w:oddVBand="0" w:evenVBand="0" w:oddHBand="1" w:evenHBand="0" w:firstRowFirstColumn="0" w:firstRowLastColumn="0" w:lastRowFirstColumn="0" w:lastRowLastColumn="0"/>
+            </w:pPr>
             <w:r>
               <w:t>Process payments securely and reliably</w:t>
             </w:r>
@@ -1594,11 +2816,22 @@
         </w:trPr>
         <w:tc>
           <w:tcPr>
+            <w:cnfStyle w:val="001000000000" w:firstRow="0" w:lastRow="0" w:firstColumn="1" w:lastColumn="0" w:oddVBand="0" w:evenVBand="0" w:oddHBand="0" w:evenHBand="0" w:firstRowFirstColumn="0" w:firstRowLastColumn="0" w:lastRowFirstColumn="0" w:lastRowLastColumn="0"/>
             <w:tcW w:w="2587" w:type="dxa"/>
             <w:vAlign w:val="center"/>
           </w:tcPr>
           <w:p>
+            <w:pPr>
+              <w:rPr>
+                <w:b w:val="0"/>
+                <w:bCs w:val="0"/>
+              </w:rPr>
+            </w:pPr>
             <w:r>
+              <w:rPr>
+                <w:b w:val="0"/>
+                <w:bCs w:val="0"/>
+              </w:rPr>
               <w:t>Insurance Companies</w:t>
             </w:r>
           </w:p>
@@ -1609,6 +2842,9 @@
             <w:vAlign w:val="center"/>
           </w:tcPr>
           <w:p>
+            <w:pPr>
+              <w:cnfStyle w:val="000000000000" w:firstRow="0" w:lastRow="0" w:firstColumn="0" w:lastColumn="0" w:oddVBand="0" w:evenVBand="0" w:oddHBand="0" w:evenHBand="0" w:firstRowFirstColumn="0" w:firstRowLastColumn="0" w:lastRowFirstColumn="0" w:lastRowLastColumn="0"/>
+            </w:pPr>
             <w:r>
               <w:t>Provide rental insurance services</w:t>
             </w:r>
@@ -1616,10 +2852,13 @@
         </w:tc>
         <w:tc>
           <w:tcPr>
-            <w:tcW w:w="4140" w:type="dxa"/>
+            <w:tcW w:w="3960" w:type="dxa"/>
             <w:vAlign w:val="center"/>
           </w:tcPr>
           <w:p>
+            <w:pPr>
+              <w:cnfStyle w:val="000000000000" w:firstRow="0" w:lastRow="0" w:firstColumn="0" w:lastColumn="0" w:oddVBand="0" w:evenVBand="0" w:oddHBand="0" w:evenHBand="0" w:firstRowFirstColumn="0" w:firstRowLastColumn="0" w:lastRowFirstColumn="0" w:lastRowLastColumn="0"/>
+            </w:pPr>
             <w:r>
               <w:t>Support insurance coverage and claims processing</w:t>
             </w:r>
@@ -1628,15 +2867,27 @@
       </w:tr>
       <w:tr>
         <w:trPr>
+          <w:cnfStyle w:val="000000100000" w:firstRow="0" w:lastRow="0" w:firstColumn="0" w:lastColumn="0" w:oddVBand="0" w:evenVBand="0" w:oddHBand="1" w:evenHBand="0" w:firstRowFirstColumn="0" w:firstRowLastColumn="0" w:lastRowFirstColumn="0" w:lastRowLastColumn="0"/>
           <w:trHeight w:val="720"/>
         </w:trPr>
         <w:tc>
           <w:tcPr>
+            <w:cnfStyle w:val="001000000000" w:firstRow="0" w:lastRow="0" w:firstColumn="1" w:lastColumn="0" w:oddVBand="0" w:evenVBand="0" w:oddHBand="0" w:evenHBand="0" w:firstRowFirstColumn="0" w:firstRowLastColumn="0" w:lastRowFirstColumn="0" w:lastRowLastColumn="0"/>
             <w:tcW w:w="2587" w:type="dxa"/>
             <w:vAlign w:val="center"/>
           </w:tcPr>
           <w:p>
+            <w:pPr>
+              <w:rPr>
+                <w:b w:val="0"/>
+                <w:bCs w:val="0"/>
+              </w:rPr>
+            </w:pPr>
             <w:r>
+              <w:rPr>
+                <w:b w:val="0"/>
+                <w:bCs w:val="0"/>
+              </w:rPr>
               <w:t>Tourism Organizations</w:t>
             </w:r>
           </w:p>
@@ -1647,6 +2898,9 @@
             <w:vAlign w:val="center"/>
           </w:tcPr>
           <w:p>
+            <w:pPr>
+              <w:cnfStyle w:val="000000100000" w:firstRow="0" w:lastRow="0" w:firstColumn="0" w:lastColumn="0" w:oddVBand="0" w:evenVBand="0" w:oddHBand="1" w:evenHBand="0" w:firstRowFirstColumn="0" w:firstRowLastColumn="0" w:lastRowFirstColumn="0" w:lastRowLastColumn="0"/>
+            </w:pPr>
             <w:r>
               <w:t>Promoting local tourism services</w:t>
             </w:r>
@@ -1654,10 +2908,13 @@
         </w:tc>
         <w:tc>
           <w:tcPr>
-            <w:tcW w:w="4140" w:type="dxa"/>
+            <w:tcW w:w="3960" w:type="dxa"/>
             <w:vAlign w:val="center"/>
           </w:tcPr>
           <w:p>
+            <w:pPr>
+              <w:cnfStyle w:val="000000100000" w:firstRow="0" w:lastRow="0" w:firstColumn="0" w:lastColumn="0" w:oddVBand="0" w:evenVBand="0" w:oddHBand="1" w:evenHBand="0" w:firstRowFirstColumn="0" w:firstRowLastColumn="0" w:lastRowFirstColumn="0" w:lastRowLastColumn="0"/>
+            </w:pPr>
             <w:r>
               <w:t>Increasing the platform’s visibility among travelers</w:t>
             </w:r>
@@ -1670,11 +2927,22 @@
         </w:trPr>
         <w:tc>
           <w:tcPr>
+            <w:cnfStyle w:val="001000000000" w:firstRow="0" w:lastRow="0" w:firstColumn="1" w:lastColumn="0" w:oddVBand="0" w:evenVBand="0" w:oddHBand="0" w:evenHBand="0" w:firstRowFirstColumn="0" w:firstRowLastColumn="0" w:lastRowFirstColumn="0" w:lastRowLastColumn="0"/>
             <w:tcW w:w="2587" w:type="dxa"/>
             <w:vAlign w:val="center"/>
           </w:tcPr>
           <w:p>
+            <w:pPr>
+              <w:rPr>
+                <w:b w:val="0"/>
+                <w:bCs w:val="0"/>
+              </w:rPr>
+            </w:pPr>
             <w:r>
+              <w:rPr>
+                <w:b w:val="0"/>
+                <w:bCs w:val="0"/>
+              </w:rPr>
               <w:t>Government/Regulatory Bodies</w:t>
             </w:r>
           </w:p>
@@ -1685,6 +2953,9 @@
             <w:vAlign w:val="center"/>
           </w:tcPr>
           <w:p>
+            <w:pPr>
+              <w:cnfStyle w:val="000000000000" w:firstRow="0" w:lastRow="0" w:firstColumn="0" w:lastColumn="0" w:oddVBand="0" w:evenVBand="0" w:oddHBand="0" w:evenHBand="0" w:firstRowFirstColumn="0" w:firstRowLastColumn="0" w:lastRowFirstColumn="0" w:lastRowLastColumn="0"/>
+            </w:pPr>
             <w:r>
               <w:t>Ensuring legal compliance</w:t>
             </w:r>
@@ -1692,10 +2963,13 @@
         </w:tc>
         <w:tc>
           <w:tcPr>
-            <w:tcW w:w="4140" w:type="dxa"/>
+            <w:tcW w:w="3960" w:type="dxa"/>
             <w:vAlign w:val="center"/>
           </w:tcPr>
           <w:p>
+            <w:pPr>
+              <w:cnfStyle w:val="000000000000" w:firstRow="0" w:lastRow="0" w:firstColumn="0" w:lastColumn="0" w:oddVBand="0" w:evenVBand="0" w:oddHBand="0" w:evenHBand="0" w:firstRowFirstColumn="0" w:firstRowLastColumn="0" w:lastRowFirstColumn="0" w:lastRowLastColumn="0"/>
+            </w:pPr>
             <w:r>
               <w:t>Monitoring compliance with transportation, business, and data regulations</w:t>
             </w:r>
@@ -1706,51 +2980,53 @@
     <w:p/>
     <w:p>
       <w:pPr>
-        <w:pStyle w:val="Heading2"/>
-      </w:pPr>
-      <w:bookmarkStart w:id="3" w:name="_Toc233209591"/>
-      <w:r>
-        <w:t>Market Analysis</w:t>
-      </w:r>
-      <w:bookmarkEnd w:id="3"/>
+        <w:spacing w:line="278" w:lineRule="auto"/>
+        <w:rPr>
+          <w:rFonts w:asciiTheme="majorBidi" w:eastAsiaTheme="majorEastAsia" w:hAnsiTheme="majorBidi" w:cstheme="majorBidi"/>
+          <w:b/>
+          <w:color w:val="000000" w:themeColor="text1"/>
+          <w:sz w:val="28"/>
+          <w:szCs w:val="32"/>
+        </w:rPr>
+      </w:pPr>
+      <w:bookmarkStart w:id="5" w:name="_Toc233209591"/>
+      <w:r>
+        <w:br w:type="page"/>
+      </w:r>
     </w:p>
     <w:p>
       <w:pPr>
-        <w:pStyle w:val="Title"/>
-      </w:pPr>
-      <w:r>
-        <w:t>Target Market</w:t>
-      </w:r>
+        <w:pStyle w:val="Heading2"/>
+      </w:pPr>
+      <w:bookmarkStart w:id="6" w:name="_Toc236005967"/>
+      <w:r>
+        <w:lastRenderedPageBreak/>
+        <w:t>Market Analysis</w:t>
+      </w:r>
+      <w:bookmarkEnd w:id="5"/>
+      <w:bookmarkEnd w:id="6"/>
     </w:p>
     <w:p>
-      <w:r>
-        <w:t>The primary target market consists of tourists, travelers, business professionals, and local residents seeking convenient, reliable, and cost-effective vehicle rental solutions.</w:t>
-      </w:r>
+      <w:pPr>
+        <w:pStyle w:val="Heading3"/>
+      </w:pPr>
+      <w:bookmarkStart w:id="7" w:name="_Toc236005968"/>
+      <w:r>
+        <w:t>Target Market</w:t>
+      </w:r>
+      <w:bookmarkEnd w:id="7"/>
     </w:p>
     <w:p>
-      <w:pPr>
-        <w:pStyle w:val="Subtitle"/>
-        <w:rPr>
-          <w:color w:val="D0CECE" w:themeColor="background2" w:themeShade="E6"/>
-        </w:rPr>
-      </w:pPr>
-      <w:r>
-        <w:rPr>
-          <w:color w:val="D0CECE" w:themeColor="background2" w:themeShade="E6"/>
-        </w:rPr>
-        <w:t>(</w:t>
-      </w:r>
-      <w:r>
-        <w:rPr>
-          <w:color w:val="D0CECE" w:themeColor="background2" w:themeShade="E6"/>
-        </w:rPr>
+      <w:r>
+        <w:t>The primary target market consists of tourists, travelers, business professionals, and local residents seeking convenient, reliable, and cost-effective vehicle rental solutions.</w:t>
+      </w:r>
+    </w:p>
+    <w:p>
+      <w:pPr>
+        <w:pStyle w:val="Heading4"/>
+      </w:pPr>
+      <w:r>
         <w:t>Primary Target Market</w:t>
-      </w:r>
-      <w:r>
-        <w:rPr>
-          <w:color w:val="D0CECE" w:themeColor="background2" w:themeShade="E6"/>
-        </w:rPr>
-        <w:t>)</w:t>
       </w:r>
     </w:p>
     <w:p>
@@ -1860,20 +3136,8 @@
     </w:p>
     <w:p>
       <w:pPr>
-        <w:spacing w:line="278" w:lineRule="auto"/>
-        <w:rPr>
-          <w:rFonts w:asciiTheme="majorBidi" w:eastAsiaTheme="majorEastAsia" w:hAnsiTheme="majorBidi" w:cstheme="majorBidi"/>
-          <w:b/>
-          <w:color w:val="000000" w:themeColor="text1"/>
-          <w:spacing w:val="-10"/>
-          <w:kern w:val="28"/>
-          <w:sz w:val="28"/>
-          <w:szCs w:val="56"/>
-        </w:rPr>
-      </w:pPr>
-      <w:r>
-        <w:br w:type="page"/>
-      </w:r>
+        <w:spacing w:after="0"/>
+      </w:pPr>
     </w:p>
     <w:p>
       <w:pPr>
@@ -1884,7 +3148,6 @@
         </w:numPr>
       </w:pPr>
       <w:r>
-        <w:lastRenderedPageBreak/>
         <w:t>Business Travelers</w:t>
       </w:r>
     </w:p>
@@ -1997,10 +3260,11 @@
     </w:p>
     <w:p>
       <w:pPr>
-        <w:pStyle w:val="Subtitle"/>
-      </w:pPr>
-      <w:r>
-        <w:t>(Secondary Target Market)</w:t>
+        <w:pStyle w:val="Heading4"/>
+      </w:pPr>
+      <w:r>
+        <w:lastRenderedPageBreak/>
+        <w:t>Secondary Target Market</w:t>
       </w:r>
     </w:p>
     <w:p>
@@ -2106,22 +3370,6 @@
     </w:p>
     <w:p>
       <w:pPr>
-        <w:spacing w:line="278" w:lineRule="auto"/>
-        <w:rPr>
-          <w:b/>
-          <w:bCs/>
-        </w:rPr>
-      </w:pPr>
-      <w:r>
-        <w:rPr>
-          <w:b/>
-          <w:bCs/>
-        </w:rPr>
-        <w:br w:type="page"/>
-      </w:r>
-    </w:p>
-    <w:p>
-      <w:pPr>
         <w:pStyle w:val="Title"/>
         <w:numPr>
           <w:ilvl w:val="0"/>
@@ -2129,7 +3377,6 @@
         </w:numPr>
       </w:pPr>
       <w:r>
-        <w:lastRenderedPageBreak/>
         <w:t>Airport Passengers</w:t>
       </w:r>
     </w:p>
@@ -2231,11 +3478,26 @@
     </w:p>
     <w:p>
       <w:pPr>
-        <w:pStyle w:val="Subtitle"/>
-        <w:spacing w:before="240"/>
-      </w:pPr>
-      <w:r>
-        <w:t>(Institutional and Corporate Market)</w:t>
+        <w:spacing w:line="278" w:lineRule="auto"/>
+        <w:rPr>
+          <w:rFonts w:eastAsiaTheme="majorEastAsia" w:cstheme="majorBidi"/>
+          <w:color w:val="AEAAAA" w:themeColor="background2" w:themeShade="BF"/>
+          <w:spacing w:val="15"/>
+          <w:sz w:val="28"/>
+          <w:szCs w:val="28"/>
+        </w:rPr>
+      </w:pPr>
+      <w:r>
+        <w:br w:type="page"/>
+      </w:r>
+    </w:p>
+    <w:p>
+      <w:pPr>
+        <w:pStyle w:val="Heading4"/>
+      </w:pPr>
+      <w:r>
+        <w:lastRenderedPageBreak/>
+        <w:t>Institutional and Corporate Market</w:t>
       </w:r>
     </w:p>
     <w:p>
@@ -2364,23 +3626,13 @@
       <w:r>
         <w:t>Companies and organizations represent a crucial segment of the business-to-business (B2B) market and have continuous transportation needs. KriGo offers centralized fleet management and vehicle leasing solutions to businesses and is able to establish long-term partnerships, generate recurring revenue and help organizations reduce administrative burdens while improving the efficiency of their transportation operations.</w:t>
       </w:r>
-      <w:r>
-        <w:br w:type="page"/>
-      </w:r>
     </w:p>
     <w:p>
       <w:pPr>
-        <w:pStyle w:val="Subtitle"/>
-      </w:pPr>
-      <w:r>
-        <w:lastRenderedPageBreak/>
-        <w:t>(</w:t>
-      </w:r>
+        <w:pStyle w:val="Heading4"/>
+      </w:pPr>
       <w:r>
         <w:t>Supply-Side Target Market</w:t>
-      </w:r>
-      <w:r>
-        <w:t>)</w:t>
       </w:r>
     </w:p>
     <w:p>
@@ -2484,15 +3736,21 @@
     </w:p>
     <w:p>
       <w:pPr>
-        <w:pStyle w:val="Title"/>
-      </w:pPr>
+        <w:pStyle w:val="Heading3"/>
+      </w:pPr>
+      <w:bookmarkStart w:id="8" w:name="_Toc236005969"/>
       <w:r>
         <w:t>Geographically Targeted Market</w:t>
       </w:r>
+      <w:bookmarkEnd w:id="8"/>
     </w:p>
     <w:p>
       <w:r>
-        <w:t>KriGo is going to start by focusing on the places where people need to rent cars the. This means they will be in tourist cities, airports and places where people like to go on vacation. They will also be in areas where people go for business. These areas include places by the beach old cities with a lot of history and big cities that people like to visit. KriGo will be in these places because they attract people from over the world. As KriGo gets bigger it will go to places all over Algeria. Then it will go to countries that're close by and finally to other popular tourist spots, around the world. KriGo will keep growing and expanding to places.</w:t>
+        <w:t xml:space="preserve">KriGo is going to start by focusing on the places where people need to rent cars the. This means they will be in tourist cities, airports and places where people like to go on vacation. They will </w:t>
+      </w:r>
+      <w:r>
+        <w:lastRenderedPageBreak/>
+        <w:t>also be in areas where people go for business. These areas include places by the beach old cities with a lot of history and big cities that people like to visit. KriGo will be in these places because they attract people from over the world. As KriGo gets bigger it will go to places all over Algeria. Then it will go to countries that're close by and finally to other popular tourist spots, around the world. KriGo will keep growing and expanding to places.</w:t>
       </w:r>
     </w:p>
     <w:p/>
@@ -2507,59 +3765,55 @@
     </w:p>
     <w:tbl>
       <w:tblPr>
-        <w:tblStyle w:val="TableGrid"/>
+        <w:tblStyle w:val="PlainTable1"/>
         <w:tblW w:w="0" w:type="auto"/>
+        <w:tblCellMar>
+          <w:top w:w="72" w:type="dxa"/>
+          <w:bottom w:w="72" w:type="dxa"/>
+        </w:tblCellMar>
         <w:tblLook w:val="04A0" w:firstRow="1" w:lastRow="0" w:firstColumn="1" w:lastColumn="0" w:noHBand="0" w:noVBand="1"/>
       </w:tblPr>
       <w:tblGrid>
-        <w:gridCol w:w="2425"/>
-        <w:gridCol w:w="6922"/>
+        <w:gridCol w:w="2695"/>
+        <w:gridCol w:w="6652"/>
       </w:tblGrid>
       <w:tr>
         <w:trPr>
-          <w:trHeight w:val="557"/>
-          <w:tblHeader/>
+          <w:cnfStyle w:val="100000000000" w:firstRow="1" w:lastRow="0" w:firstColumn="0" w:lastColumn="0" w:oddVBand="0" w:evenVBand="0" w:oddHBand="0" w:evenHBand="0" w:firstRowFirstColumn="0" w:firstRowLastColumn="0" w:lastRowFirstColumn="0" w:lastRowLastColumn="0"/>
+          <w:trHeight w:val="20"/>
         </w:trPr>
         <w:tc>
           <w:tcPr>
-            <w:tcW w:w="2425" w:type="dxa"/>
-            <w:shd w:val="clear" w:color="auto" w:fill="F2F2F2" w:themeFill="background1" w:themeFillShade="F2"/>
+            <w:cnfStyle w:val="001000000000" w:firstRow="0" w:lastRow="0" w:firstColumn="1" w:lastColumn="0" w:oddVBand="0" w:evenVBand="0" w:oddHBand="0" w:evenHBand="0" w:firstRowFirstColumn="0" w:firstRowLastColumn="0" w:lastRowFirstColumn="0" w:lastRowLastColumn="0"/>
+            <w:tcW w:w="2695" w:type="dxa"/>
             <w:vAlign w:val="center"/>
           </w:tcPr>
           <w:p>
             <w:pPr>
               <w:rPr>
-                <w:b/>
-                <w:bCs/>
+                <w:b w:val="0"/>
+                <w:bCs w:val="0"/>
               </w:rPr>
             </w:pPr>
             <w:r>
-              <w:rPr>
-                <w:b/>
-                <w:bCs/>
-              </w:rPr>
               <w:t>Segment</w:t>
             </w:r>
           </w:p>
         </w:tc>
         <w:tc>
           <w:tcPr>
-            <w:tcW w:w="6925" w:type="dxa"/>
-            <w:shd w:val="clear" w:color="auto" w:fill="F2F2F2" w:themeFill="background1" w:themeFillShade="F2"/>
+            <w:tcW w:w="6652" w:type="dxa"/>
             <w:vAlign w:val="center"/>
           </w:tcPr>
           <w:p>
             <w:pPr>
+              <w:cnfStyle w:val="100000000000" w:firstRow="1" w:lastRow="0" w:firstColumn="0" w:lastColumn="0" w:oddVBand="0" w:evenVBand="0" w:oddHBand="0" w:evenHBand="0" w:firstRowFirstColumn="0" w:firstRowLastColumn="0" w:lastRowFirstColumn="0" w:lastRowLastColumn="0"/>
               <w:rPr>
-                <w:b/>
-                <w:bCs/>
+                <w:b w:val="0"/>
+                <w:bCs w:val="0"/>
               </w:rPr>
             </w:pPr>
             <w:r>
-              <w:rPr>
-                <w:b/>
-                <w:bCs/>
-              </w:rPr>
               <w:t>Primary Need</w:t>
             </w:r>
           </w:p>
@@ -2567,25 +3821,40 @@
       </w:tr>
       <w:tr>
         <w:trPr>
-          <w:trHeight w:val="864"/>
+          <w:cnfStyle w:val="000000100000" w:firstRow="0" w:lastRow="0" w:firstColumn="0" w:lastColumn="0" w:oddVBand="0" w:evenVBand="0" w:oddHBand="1" w:evenHBand="0" w:firstRowFirstColumn="0" w:firstRowLastColumn="0" w:lastRowFirstColumn="0" w:lastRowLastColumn="0"/>
+          <w:trHeight w:val="20"/>
         </w:trPr>
         <w:tc>
           <w:tcPr>
-            <w:tcW w:w="2425" w:type="dxa"/>
+            <w:cnfStyle w:val="001000000000" w:firstRow="0" w:lastRow="0" w:firstColumn="1" w:lastColumn="0" w:oddVBand="0" w:evenVBand="0" w:oddHBand="0" w:evenHBand="0" w:firstRowFirstColumn="0" w:firstRowLastColumn="0" w:lastRowFirstColumn="0" w:lastRowLastColumn="0"/>
+            <w:tcW w:w="2695" w:type="dxa"/>
             <w:vAlign w:val="center"/>
           </w:tcPr>
           <w:p>
+            <w:pPr>
+              <w:rPr>
+                <w:b w:val="0"/>
+                <w:bCs w:val="0"/>
+              </w:rPr>
+            </w:pPr>
             <w:r>
+              <w:rPr>
+                <w:b w:val="0"/>
+                <w:bCs w:val="0"/>
+              </w:rPr>
               <w:t>Tourists</w:t>
             </w:r>
           </w:p>
         </w:tc>
         <w:tc>
           <w:tcPr>
-            <w:tcW w:w="6925" w:type="dxa"/>
+            <w:tcW w:w="6652" w:type="dxa"/>
             <w:vAlign w:val="center"/>
           </w:tcPr>
           <w:p>
+            <w:pPr>
+              <w:cnfStyle w:val="000000100000" w:firstRow="0" w:lastRow="0" w:firstColumn="0" w:lastColumn="0" w:oddVBand="0" w:evenVBand="0" w:oddHBand="1" w:evenHBand="0" w:firstRowFirstColumn="0" w:firstRowLastColumn="0" w:lastRowFirstColumn="0" w:lastRowLastColumn="0"/>
+            </w:pPr>
             <w:r>
               <w:t>Vacation transportation</w:t>
             </w:r>
@@ -2594,25 +3863,39 @@
       </w:tr>
       <w:tr>
         <w:trPr>
-          <w:trHeight w:val="864"/>
+          <w:trHeight w:val="20"/>
         </w:trPr>
         <w:tc>
           <w:tcPr>
-            <w:tcW w:w="2425" w:type="dxa"/>
+            <w:cnfStyle w:val="001000000000" w:firstRow="0" w:lastRow="0" w:firstColumn="1" w:lastColumn="0" w:oddVBand="0" w:evenVBand="0" w:oddHBand="0" w:evenHBand="0" w:firstRowFirstColumn="0" w:firstRowLastColumn="0" w:lastRowFirstColumn="0" w:lastRowLastColumn="0"/>
+            <w:tcW w:w="2695" w:type="dxa"/>
             <w:vAlign w:val="center"/>
           </w:tcPr>
           <w:p>
+            <w:pPr>
+              <w:rPr>
+                <w:b w:val="0"/>
+                <w:bCs w:val="0"/>
+              </w:rPr>
+            </w:pPr>
             <w:r>
+              <w:rPr>
+                <w:b w:val="0"/>
+                <w:bCs w:val="0"/>
+              </w:rPr>
               <w:t>Business Travelers</w:t>
             </w:r>
           </w:p>
         </w:tc>
         <w:tc>
           <w:tcPr>
-            <w:tcW w:w="6925" w:type="dxa"/>
+            <w:tcW w:w="6652" w:type="dxa"/>
             <w:vAlign w:val="center"/>
           </w:tcPr>
           <w:p>
+            <w:pPr>
+              <w:cnfStyle w:val="000000000000" w:firstRow="0" w:lastRow="0" w:firstColumn="0" w:lastColumn="0" w:oddVBand="0" w:evenVBand="0" w:oddHBand="0" w:evenHBand="0" w:firstRowFirstColumn="0" w:firstRowLastColumn="0" w:lastRowFirstColumn="0" w:lastRowLastColumn="0"/>
+            </w:pPr>
             <w:r>
               <w:t>Professional mobility</w:t>
             </w:r>
@@ -2621,25 +3904,40 @@
       </w:tr>
       <w:tr>
         <w:trPr>
-          <w:trHeight w:val="864"/>
+          <w:cnfStyle w:val="000000100000" w:firstRow="0" w:lastRow="0" w:firstColumn="0" w:lastColumn="0" w:oddVBand="0" w:evenVBand="0" w:oddHBand="1" w:evenHBand="0" w:firstRowFirstColumn="0" w:firstRowLastColumn="0" w:lastRowFirstColumn="0" w:lastRowLastColumn="0"/>
+          <w:trHeight w:val="20"/>
         </w:trPr>
         <w:tc>
           <w:tcPr>
-            <w:tcW w:w="2425" w:type="dxa"/>
+            <w:cnfStyle w:val="001000000000" w:firstRow="0" w:lastRow="0" w:firstColumn="1" w:lastColumn="0" w:oddVBand="0" w:evenVBand="0" w:oddHBand="0" w:evenHBand="0" w:firstRowFirstColumn="0" w:firstRowLastColumn="0" w:lastRowFirstColumn="0" w:lastRowLastColumn="0"/>
+            <w:tcW w:w="2695" w:type="dxa"/>
             <w:vAlign w:val="center"/>
           </w:tcPr>
           <w:p>
+            <w:pPr>
+              <w:rPr>
+                <w:b w:val="0"/>
+                <w:bCs w:val="0"/>
+              </w:rPr>
+            </w:pPr>
             <w:r>
+              <w:rPr>
+                <w:b w:val="0"/>
+                <w:bCs w:val="0"/>
+              </w:rPr>
               <w:t>Families</w:t>
             </w:r>
           </w:p>
         </w:tc>
         <w:tc>
           <w:tcPr>
-            <w:tcW w:w="6925" w:type="dxa"/>
+            <w:tcW w:w="6652" w:type="dxa"/>
             <w:vAlign w:val="center"/>
           </w:tcPr>
           <w:p>
+            <w:pPr>
+              <w:cnfStyle w:val="000000100000" w:firstRow="0" w:lastRow="0" w:firstColumn="0" w:lastColumn="0" w:oddVBand="0" w:evenVBand="0" w:oddHBand="1" w:evenHBand="0" w:firstRowFirstColumn="0" w:firstRowLastColumn="0" w:lastRowFirstColumn="0" w:lastRowLastColumn="0"/>
+            </w:pPr>
             <w:r>
               <w:t>Comfortable travel</w:t>
             </w:r>
@@ -2648,26 +3946,39 @@
       </w:tr>
       <w:tr>
         <w:trPr>
-          <w:trHeight w:val="864"/>
+          <w:trHeight w:val="20"/>
         </w:trPr>
         <w:tc>
           <w:tcPr>
-            <w:tcW w:w="2425" w:type="dxa"/>
+            <w:cnfStyle w:val="001000000000" w:firstRow="0" w:lastRow="0" w:firstColumn="1" w:lastColumn="0" w:oddVBand="0" w:evenVBand="0" w:oddHBand="0" w:evenHBand="0" w:firstRowFirstColumn="0" w:firstRowLastColumn="0" w:lastRowFirstColumn="0" w:lastRowLastColumn="0"/>
+            <w:tcW w:w="2695" w:type="dxa"/>
             <w:vAlign w:val="center"/>
           </w:tcPr>
           <w:p>
+            <w:pPr>
+              <w:rPr>
+                <w:b w:val="0"/>
+                <w:bCs w:val="0"/>
+              </w:rPr>
+            </w:pPr>
             <w:r>
-              <w:lastRenderedPageBreak/>
+              <w:rPr>
+                <w:b w:val="0"/>
+                <w:bCs w:val="0"/>
+              </w:rPr>
               <w:t>Students</w:t>
             </w:r>
           </w:p>
         </w:tc>
         <w:tc>
           <w:tcPr>
-            <w:tcW w:w="6925" w:type="dxa"/>
+            <w:tcW w:w="6652" w:type="dxa"/>
             <w:vAlign w:val="center"/>
           </w:tcPr>
           <w:p>
+            <w:pPr>
+              <w:cnfStyle w:val="000000000000" w:firstRow="0" w:lastRow="0" w:firstColumn="0" w:lastColumn="0" w:oddVBand="0" w:evenVBand="0" w:oddHBand="0" w:evenHBand="0" w:firstRowFirstColumn="0" w:firstRowLastColumn="0" w:lastRowFirstColumn="0" w:lastRowLastColumn="0"/>
+            </w:pPr>
             <w:r>
               <w:t>Affordable transportation</w:t>
             </w:r>
@@ -2676,25 +3987,40 @@
       </w:tr>
       <w:tr>
         <w:trPr>
-          <w:trHeight w:val="864"/>
+          <w:cnfStyle w:val="000000100000" w:firstRow="0" w:lastRow="0" w:firstColumn="0" w:lastColumn="0" w:oddVBand="0" w:evenVBand="0" w:oddHBand="1" w:evenHBand="0" w:firstRowFirstColumn="0" w:firstRowLastColumn="0" w:lastRowFirstColumn="0" w:lastRowLastColumn="0"/>
+          <w:trHeight w:val="20"/>
         </w:trPr>
         <w:tc>
           <w:tcPr>
-            <w:tcW w:w="2425" w:type="dxa"/>
+            <w:cnfStyle w:val="001000000000" w:firstRow="0" w:lastRow="0" w:firstColumn="1" w:lastColumn="0" w:oddVBand="0" w:evenVBand="0" w:oddHBand="0" w:evenHBand="0" w:firstRowFirstColumn="0" w:firstRowLastColumn="0" w:lastRowFirstColumn="0" w:lastRowLastColumn="0"/>
+            <w:tcW w:w="2695" w:type="dxa"/>
             <w:vAlign w:val="center"/>
           </w:tcPr>
           <w:p>
+            <w:pPr>
+              <w:rPr>
+                <w:b w:val="0"/>
+                <w:bCs w:val="0"/>
+              </w:rPr>
+            </w:pPr>
             <w:r>
+              <w:rPr>
+                <w:b w:val="0"/>
+                <w:bCs w:val="0"/>
+              </w:rPr>
               <w:t>Local Residents</w:t>
             </w:r>
           </w:p>
         </w:tc>
         <w:tc>
           <w:tcPr>
-            <w:tcW w:w="6925" w:type="dxa"/>
+            <w:tcW w:w="6652" w:type="dxa"/>
             <w:vAlign w:val="center"/>
           </w:tcPr>
           <w:p>
+            <w:pPr>
+              <w:cnfStyle w:val="000000100000" w:firstRow="0" w:lastRow="0" w:firstColumn="0" w:lastColumn="0" w:oddVBand="0" w:evenVBand="0" w:oddHBand="1" w:evenHBand="0" w:firstRowFirstColumn="0" w:firstRowLastColumn="0" w:lastRowFirstColumn="0" w:lastRowLastColumn="0"/>
+            </w:pPr>
             <w:r>
               <w:t>Temporary vehicle access</w:t>
             </w:r>
@@ -2703,25 +4029,39 @@
       </w:tr>
       <w:tr>
         <w:trPr>
-          <w:trHeight w:val="864"/>
+          <w:trHeight w:val="20"/>
         </w:trPr>
         <w:tc>
           <w:tcPr>
-            <w:tcW w:w="2425" w:type="dxa"/>
+            <w:cnfStyle w:val="001000000000" w:firstRow="0" w:lastRow="0" w:firstColumn="1" w:lastColumn="0" w:oddVBand="0" w:evenVBand="0" w:oddHBand="0" w:evenHBand="0" w:firstRowFirstColumn="0" w:firstRowLastColumn="0" w:lastRowFirstColumn="0" w:lastRowLastColumn="0"/>
+            <w:tcW w:w="2695" w:type="dxa"/>
             <w:vAlign w:val="center"/>
           </w:tcPr>
           <w:p>
+            <w:pPr>
+              <w:rPr>
+                <w:b w:val="0"/>
+                <w:bCs w:val="0"/>
+              </w:rPr>
+            </w:pPr>
             <w:r>
+              <w:rPr>
+                <w:b w:val="0"/>
+                <w:bCs w:val="0"/>
+              </w:rPr>
               <w:t>Organizations</w:t>
             </w:r>
           </w:p>
         </w:tc>
         <w:tc>
           <w:tcPr>
-            <w:tcW w:w="6925" w:type="dxa"/>
+            <w:tcW w:w="6652" w:type="dxa"/>
             <w:vAlign w:val="center"/>
           </w:tcPr>
           <w:p>
+            <w:pPr>
+              <w:cnfStyle w:val="000000000000" w:firstRow="0" w:lastRow="0" w:firstColumn="0" w:lastColumn="0" w:oddVBand="0" w:evenVBand="0" w:oddHBand="0" w:evenHBand="0" w:firstRowFirstColumn="0" w:firstRowLastColumn="0" w:lastRowFirstColumn="0" w:lastRowLastColumn="0"/>
+            </w:pPr>
             <w:r>
               <w:t>Employee transportation</w:t>
             </w:r>
@@ -2730,25 +4070,40 @@
       </w:tr>
       <w:tr>
         <w:trPr>
-          <w:trHeight w:val="864"/>
+          <w:cnfStyle w:val="000000100000" w:firstRow="0" w:lastRow="0" w:firstColumn="0" w:lastColumn="0" w:oddVBand="0" w:evenVBand="0" w:oddHBand="1" w:evenHBand="0" w:firstRowFirstColumn="0" w:firstRowLastColumn="0" w:lastRowFirstColumn="0" w:lastRowLastColumn="0"/>
+          <w:trHeight w:val="20"/>
         </w:trPr>
         <w:tc>
           <w:tcPr>
-            <w:tcW w:w="2425" w:type="dxa"/>
+            <w:cnfStyle w:val="001000000000" w:firstRow="0" w:lastRow="0" w:firstColumn="1" w:lastColumn="0" w:oddVBand="0" w:evenVBand="0" w:oddHBand="0" w:evenHBand="0" w:firstRowFirstColumn="0" w:firstRowLastColumn="0" w:lastRowFirstColumn="0" w:lastRowLastColumn="0"/>
+            <w:tcW w:w="2695" w:type="dxa"/>
             <w:vAlign w:val="center"/>
           </w:tcPr>
           <w:p>
+            <w:pPr>
+              <w:rPr>
+                <w:b w:val="0"/>
+                <w:bCs w:val="0"/>
+              </w:rPr>
+            </w:pPr>
             <w:r>
+              <w:rPr>
+                <w:b w:val="0"/>
+                <w:bCs w:val="0"/>
+              </w:rPr>
               <w:t>Event Attendees</w:t>
             </w:r>
           </w:p>
         </w:tc>
         <w:tc>
           <w:tcPr>
-            <w:tcW w:w="6925" w:type="dxa"/>
+            <w:tcW w:w="6652" w:type="dxa"/>
             <w:vAlign w:val="center"/>
           </w:tcPr>
           <w:p>
+            <w:pPr>
+              <w:cnfStyle w:val="000000100000" w:firstRow="0" w:lastRow="0" w:firstColumn="0" w:lastColumn="0" w:oddVBand="0" w:evenVBand="0" w:oddHBand="1" w:evenHBand="0" w:firstRowFirstColumn="0" w:firstRowLastColumn="0" w:lastRowFirstColumn="0" w:lastRowLastColumn="0"/>
+            </w:pPr>
             <w:r>
               <w:t>Short-term rentals</w:t>
             </w:r>
@@ -2757,25 +4112,39 @@
       </w:tr>
       <w:tr>
         <w:trPr>
-          <w:trHeight w:val="864"/>
+          <w:trHeight w:val="20"/>
         </w:trPr>
         <w:tc>
           <w:tcPr>
-            <w:tcW w:w="2425" w:type="dxa"/>
+            <w:cnfStyle w:val="001000000000" w:firstRow="0" w:lastRow="0" w:firstColumn="1" w:lastColumn="0" w:oddVBand="0" w:evenVBand="0" w:oddHBand="0" w:evenHBand="0" w:firstRowFirstColumn="0" w:firstRowLastColumn="0" w:lastRowFirstColumn="0" w:lastRowLastColumn="0"/>
+            <w:tcW w:w="2695" w:type="dxa"/>
             <w:vAlign w:val="center"/>
           </w:tcPr>
           <w:p>
+            <w:pPr>
+              <w:rPr>
+                <w:b w:val="0"/>
+                <w:bCs w:val="0"/>
+              </w:rPr>
+            </w:pPr>
             <w:r>
+              <w:rPr>
+                <w:b w:val="0"/>
+                <w:bCs w:val="0"/>
+              </w:rPr>
               <w:t>Airport Travelers</w:t>
             </w:r>
           </w:p>
         </w:tc>
         <w:tc>
           <w:tcPr>
-            <w:tcW w:w="6925" w:type="dxa"/>
+            <w:tcW w:w="6652" w:type="dxa"/>
             <w:vAlign w:val="center"/>
           </w:tcPr>
           <w:p>
+            <w:pPr>
+              <w:cnfStyle w:val="000000000000" w:firstRow="0" w:lastRow="0" w:firstColumn="0" w:lastColumn="0" w:oddVBand="0" w:evenVBand="0" w:oddHBand="0" w:evenHBand="0" w:firstRowFirstColumn="0" w:firstRowLastColumn="0" w:lastRowFirstColumn="0" w:lastRowLastColumn="0"/>
+            </w:pPr>
             <w:r>
               <w:t>Immediate mobility</w:t>
             </w:r>
@@ -2808,15 +4177,7 @@
     </w:p>
     <w:p>
       <w:r>
-        <w:t xml:space="preserve">The ideal customer would be a </w:t>
-      </w:r>
-      <w:proofErr w:type="spellStart"/>
-      <w:r>
-        <w:t>traveller</w:t>
-      </w:r>
-      <w:proofErr w:type="spellEnd"/>
-      <w:r>
-        <w:t xml:space="preserve"> aged 25-45 who wants to plan their transport online, values convenience and price transparency, wants to compare a few options before booking, is dependent on mobile apps and is looking for reliable car rental companies with verified reviews and immediate availability. </w:t>
+        <w:t xml:space="preserve">The ideal customer would be a traveller aged 25-45 who wants to plan their transport online, values convenience and price transparency, wants to compare a few options before booking, is dependent on mobile apps and is looking for reliable car rental companies with verified reviews and immediate availability. </w:t>
       </w:r>
     </w:p>
     <w:p>
@@ -2853,36 +4214,28 @@
       <w:pPr>
         <w:pStyle w:val="Heading2"/>
       </w:pPr>
-      <w:bookmarkStart w:id="4" w:name="_Toc233209592"/>
+      <w:bookmarkStart w:id="9" w:name="_Toc233209592"/>
+      <w:bookmarkStart w:id="10" w:name="_Toc236005970"/>
       <w:r>
         <w:lastRenderedPageBreak/>
         <w:t>Competitor Analysis</w:t>
       </w:r>
-      <w:bookmarkEnd w:id="4"/>
+      <w:bookmarkEnd w:id="9"/>
+      <w:bookmarkEnd w:id="10"/>
     </w:p>
     <w:p>
       <w:pPr>
-        <w:pStyle w:val="Title"/>
-        <w:numPr>
-          <w:ilvl w:val="0"/>
-          <w:numId w:val="169"/>
-        </w:numPr>
-        <w:rPr>
-          <w:sz w:val="24"/>
-          <w:szCs w:val="52"/>
-        </w:rPr>
-      </w:pPr>
-      <w:r>
-        <w:rPr>
-          <w:sz w:val="24"/>
-          <w:szCs w:val="52"/>
-        </w:rPr>
+        <w:pStyle w:val="Heading3"/>
+      </w:pPr>
+      <w:bookmarkStart w:id="11" w:name="_Toc236005971"/>
+      <w:r>
         <w:t>KriGo’s Market Position</w:t>
       </w:r>
+      <w:bookmarkEnd w:id="11"/>
     </w:p>
     <w:p>
       <w:pPr>
-        <w:spacing w:line="278" w:lineRule="auto"/>
+        <w:spacing w:after="0" w:line="278" w:lineRule="auto"/>
         <w:rPr>
           <w:b/>
           <w:bCs/>
@@ -2911,7 +4264,7 @@
           <w:ilvl w:val="0"/>
           <w:numId w:val="168"/>
         </w:numPr>
-        <w:spacing w:line="360" w:lineRule="auto"/>
+        <w:spacing w:line="276" w:lineRule="auto"/>
       </w:pPr>
       <w:r>
         <w:t>Search for available cars in real time</w:t>
@@ -2924,7 +4277,7 @@
           <w:ilvl w:val="0"/>
           <w:numId w:val="168"/>
         </w:numPr>
-        <w:spacing w:line="360" w:lineRule="auto"/>
+        <w:spacing w:line="276" w:lineRule="auto"/>
       </w:pPr>
       <w:r>
         <w:t>Compare prices across agencies</w:t>
@@ -2937,7 +4290,7 @@
           <w:ilvl w:val="0"/>
           <w:numId w:val="168"/>
         </w:numPr>
-        <w:spacing w:line="360" w:lineRule="auto"/>
+        <w:spacing w:line="276" w:lineRule="auto"/>
       </w:pPr>
       <w:r>
         <w:t>Filter results by location, budget, car type, transmission type, fuel type, and features</w:t>
@@ -2950,7 +4303,7 @@
           <w:ilvl w:val="0"/>
           <w:numId w:val="168"/>
         </w:numPr>
-        <w:spacing w:line="360" w:lineRule="auto"/>
+        <w:spacing w:line="276" w:lineRule="auto"/>
       </w:pPr>
       <w:r>
         <w:t>View verified agency ratings and reviews</w:t>
@@ -2963,7 +4316,7 @@
           <w:ilvl w:val="0"/>
           <w:numId w:val="168"/>
         </w:numPr>
-        <w:spacing w:line="360" w:lineRule="auto"/>
+        <w:spacing w:line="276" w:lineRule="auto"/>
       </w:pPr>
       <w:r>
         <w:t>Make instant reservations through a centralized platform</w:t>
@@ -2976,7 +4329,7 @@
           <w:ilvl w:val="0"/>
           <w:numId w:val="168"/>
         </w:numPr>
-        <w:spacing w:line="360" w:lineRule="auto"/>
+        <w:spacing w:line="276" w:lineRule="auto"/>
       </w:pPr>
       <w:r>
         <w:t>Access tourist-oriented services (airport pick-up, multilingual support, destination recommendations)</w:t>
@@ -2984,52 +4337,56 @@
     </w:p>
     <w:p>
       <w:pPr>
-        <w:spacing w:line="278" w:lineRule="auto"/>
+        <w:spacing w:after="0" w:line="278" w:lineRule="auto"/>
         <w:rPr>
           <w:b/>
           <w:bCs/>
         </w:rPr>
       </w:pPr>
       <w:r>
+        <w:t>The Core Value Offered by KriGo</w:t>
+      </w:r>
+      <w:r>
+        <w:t>:</w:t>
+      </w:r>
+      <w:r>
         <w:rPr>
           <w:b/>
           <w:bCs/>
         </w:rPr>
-        <w:t>The Core Value Offered by KriGo</w:t>
-      </w:r>
-    </w:p>
-    <w:p>
-      <w:pPr>
-        <w:spacing w:line="278" w:lineRule="auto"/>
-        <w:jc w:val="center"/>
-      </w:pPr>
-      <w:r>
-        <w:t>“Algeria’s Leading Car Rental Platform”</w:t>
-      </w:r>
-    </w:p>
-    <w:p>
-      <w:pPr>
-        <w:spacing w:line="278" w:lineRule="auto"/>
-      </w:pPr>
-      <w:r>
-        <w:t>Unlike traditional rental agencies that operate independently, KriGo acts as a centralized intelligence layer that connects customers to multiple service providers simultaneously.</w:t>
-      </w:r>
-    </w:p>
-    <w:p>
-      <w:pPr>
-        <w:spacing w:line="278" w:lineRule="auto"/>
+        <w:t xml:space="preserve"> </w:t>
+      </w:r>
+      <w:r>
+        <w:t>“</w:t>
+      </w:r>
+      <w:r>
         <w:rPr>
           <w:b/>
           <w:bCs/>
         </w:rPr>
-      </w:pPr>
-      <w:r>
-        <w:rPr>
-          <w:b/>
-          <w:bCs/>
-        </w:rPr>
+        <w:t>Algeria’s Leading Car Rental Platform</w:t>
+      </w:r>
+      <w:r>
+        <w:t>”</w:t>
+      </w:r>
+    </w:p>
+    <w:p>
+      <w:pPr>
+        <w:spacing w:line="278" w:lineRule="auto"/>
+      </w:pPr>
+      <w:r>
+        <w:t>Unlike traditional rental agencies that operate independently, KriGo acts as a centralized intelligence layer that connects customers to multiple service providers simultaneously.</w:t>
+      </w:r>
+    </w:p>
+    <w:p>
+      <w:pPr>
+        <w:pStyle w:val="Heading3"/>
+      </w:pPr>
+      <w:bookmarkStart w:id="12" w:name="_Toc236005972"/>
+      <w:r>
         <w:t>Competitive Landscape</w:t>
       </w:r>
+      <w:bookmarkEnd w:id="12"/>
     </w:p>
     <w:p>
       <w:r>
@@ -3044,8 +4401,12 @@
     <w:p/>
     <w:tbl>
       <w:tblPr>
-        <w:tblStyle w:val="TableGrid"/>
+        <w:tblStyle w:val="PlainTable1"/>
         <w:tblW w:w="0" w:type="auto"/>
+        <w:tblCellMar>
+          <w:top w:w="101" w:type="dxa"/>
+          <w:bottom w:w="101" w:type="dxa"/>
+        </w:tblCellMar>
         <w:tblLook w:val="04A0" w:firstRow="1" w:lastRow="0" w:firstColumn="1" w:lastColumn="0" w:noHBand="0" w:noVBand="1"/>
       </w:tblPr>
       <w:tblGrid>
@@ -3054,26 +4415,23 @@
       </w:tblGrid>
       <w:tr>
         <w:trPr>
-          <w:trHeight w:val="485"/>
+          <w:cnfStyle w:val="100000000000" w:firstRow="1" w:lastRow="0" w:firstColumn="0" w:lastColumn="0" w:oddVBand="0" w:evenVBand="0" w:oddHBand="0" w:evenHBand="0" w:firstRowFirstColumn="0" w:firstRowLastColumn="0" w:lastRowFirstColumn="0" w:lastRowLastColumn="0"/>
+          <w:trHeight w:val="20"/>
         </w:trPr>
         <w:tc>
           <w:tcPr>
+            <w:cnfStyle w:val="001000000000" w:firstRow="0" w:lastRow="0" w:firstColumn="1" w:lastColumn="0" w:oddVBand="0" w:evenVBand="0" w:oddHBand="0" w:evenHBand="0" w:firstRowFirstColumn="0" w:firstRowLastColumn="0" w:lastRowFirstColumn="0" w:lastRowLastColumn="0"/>
             <w:tcW w:w="4675" w:type="dxa"/>
-            <w:shd w:val="clear" w:color="auto" w:fill="F2F2F2" w:themeFill="background1" w:themeFillShade="F2"/>
             <w:vAlign w:val="center"/>
           </w:tcPr>
           <w:p>
             <w:pPr>
               <w:rPr>
-                <w:b/>
-                <w:bCs/>
+                <w:b w:val="0"/>
+                <w:bCs w:val="0"/>
               </w:rPr>
             </w:pPr>
             <w:r>
-              <w:rPr>
-                <w:b/>
-                <w:bCs/>
-              </w:rPr>
               <w:t>Category</w:t>
             </w:r>
           </w:p>
@@ -3081,21 +4439,17 @@
         <w:tc>
           <w:tcPr>
             <w:tcW w:w="4675" w:type="dxa"/>
-            <w:shd w:val="clear" w:color="auto" w:fill="F2F2F2" w:themeFill="background1" w:themeFillShade="F2"/>
             <w:vAlign w:val="center"/>
           </w:tcPr>
           <w:p>
             <w:pPr>
+              <w:cnfStyle w:val="100000000000" w:firstRow="1" w:lastRow="0" w:firstColumn="0" w:lastColumn="0" w:oddVBand="0" w:evenVBand="0" w:oddHBand="0" w:evenHBand="0" w:firstRowFirstColumn="0" w:firstRowLastColumn="0" w:lastRowFirstColumn="0" w:lastRowLastColumn="0"/>
               <w:rPr>
-                <w:b/>
-                <w:bCs/>
+                <w:b w:val="0"/>
+                <w:bCs w:val="0"/>
               </w:rPr>
             </w:pPr>
             <w:r>
-              <w:rPr>
-                <w:b/>
-                <w:bCs/>
-              </w:rPr>
               <w:t>Players</w:t>
             </w:r>
           </w:p>
@@ -3103,15 +4457,27 @@
       </w:tr>
       <w:tr>
         <w:trPr>
-          <w:trHeight w:val="576"/>
+          <w:cnfStyle w:val="000000100000" w:firstRow="0" w:lastRow="0" w:firstColumn="0" w:lastColumn="0" w:oddVBand="0" w:evenVBand="0" w:oddHBand="1" w:evenHBand="0" w:firstRowFirstColumn="0" w:firstRowLastColumn="0" w:lastRowFirstColumn="0" w:lastRowLastColumn="0"/>
+          <w:trHeight w:val="20"/>
         </w:trPr>
         <w:tc>
           <w:tcPr>
+            <w:cnfStyle w:val="001000000000" w:firstRow="0" w:lastRow="0" w:firstColumn="1" w:lastColumn="0" w:oddVBand="0" w:evenVBand="0" w:oddHBand="0" w:evenHBand="0" w:firstRowFirstColumn="0" w:firstRowLastColumn="0" w:lastRowFirstColumn="0" w:lastRowLastColumn="0"/>
             <w:tcW w:w="4675" w:type="dxa"/>
             <w:vAlign w:val="center"/>
           </w:tcPr>
           <w:p>
+            <w:pPr>
+              <w:rPr>
+                <w:b w:val="0"/>
+                <w:bCs w:val="0"/>
+              </w:rPr>
+            </w:pPr>
             <w:r>
+              <w:rPr>
+                <w:b w:val="0"/>
+                <w:bCs w:val="0"/>
+              </w:rPr>
               <w:t>Agency Management Platforms</w:t>
             </w:r>
           </w:p>
@@ -3122,6 +4488,9 @@
             <w:vAlign w:val="center"/>
           </w:tcPr>
           <w:p>
+            <w:pPr>
+              <w:cnfStyle w:val="000000100000" w:firstRow="0" w:lastRow="0" w:firstColumn="0" w:lastColumn="0" w:oddVBand="0" w:evenVBand="0" w:oddHBand="1" w:evenHBand="0" w:firstRowFirstColumn="0" w:firstRowLastColumn="0" w:lastRowFirstColumn="0" w:lastRowLastColumn="0"/>
+            </w:pPr>
             <w:r>
               <w:t>Algeria Car Rental (ACR)</w:t>
             </w:r>
@@ -3130,15 +4499,26 @@
       </w:tr>
       <w:tr>
         <w:trPr>
-          <w:trHeight w:val="576"/>
+          <w:trHeight w:val="20"/>
         </w:trPr>
         <w:tc>
           <w:tcPr>
+            <w:cnfStyle w:val="001000000000" w:firstRow="0" w:lastRow="0" w:firstColumn="1" w:lastColumn="0" w:oddVBand="0" w:evenVBand="0" w:oddHBand="0" w:evenHBand="0" w:firstRowFirstColumn="0" w:firstRowLastColumn="0" w:lastRowFirstColumn="0" w:lastRowLastColumn="0"/>
             <w:tcW w:w="4675" w:type="dxa"/>
             <w:vAlign w:val="center"/>
           </w:tcPr>
           <w:p>
+            <w:pPr>
+              <w:rPr>
+                <w:b w:val="0"/>
+                <w:bCs w:val="0"/>
+              </w:rPr>
+            </w:pPr>
             <w:r>
+              <w:rPr>
+                <w:b w:val="0"/>
+                <w:bCs w:val="0"/>
+              </w:rPr>
               <w:t>Rental Aggregators</w:t>
             </w:r>
           </w:p>
@@ -3149,6 +4529,9 @@
             <w:vAlign w:val="center"/>
           </w:tcPr>
           <w:p>
+            <w:pPr>
+              <w:cnfStyle w:val="000000000000" w:firstRow="0" w:lastRow="0" w:firstColumn="0" w:lastColumn="0" w:oddVBand="0" w:evenVBand="0" w:oddHBand="0" w:evenHBand="0" w:firstRowFirstColumn="0" w:firstRowLastColumn="0" w:lastRowFirstColumn="0" w:lastRowLastColumn="0"/>
+            </w:pPr>
             <w:r>
               <w:t>ResaDZ</w:t>
             </w:r>
@@ -3157,15 +4540,27 @@
       </w:tr>
       <w:tr>
         <w:trPr>
-          <w:trHeight w:val="576"/>
+          <w:cnfStyle w:val="000000100000" w:firstRow="0" w:lastRow="0" w:firstColumn="0" w:lastColumn="0" w:oddVBand="0" w:evenVBand="0" w:oddHBand="1" w:evenHBand="0" w:firstRowFirstColumn="0" w:firstRowLastColumn="0" w:lastRowFirstColumn="0" w:lastRowLastColumn="0"/>
+          <w:trHeight w:val="20"/>
         </w:trPr>
         <w:tc>
           <w:tcPr>
+            <w:cnfStyle w:val="001000000000" w:firstRow="0" w:lastRow="0" w:firstColumn="1" w:lastColumn="0" w:oddVBand="0" w:evenVBand="0" w:oddHBand="0" w:evenHBand="0" w:firstRowFirstColumn="0" w:firstRowLastColumn="0" w:lastRowFirstColumn="0" w:lastRowLastColumn="0"/>
             <w:tcW w:w="4675" w:type="dxa"/>
             <w:vAlign w:val="center"/>
           </w:tcPr>
           <w:p>
+            <w:pPr>
+              <w:rPr>
+                <w:b w:val="0"/>
+                <w:bCs w:val="0"/>
+              </w:rPr>
+            </w:pPr>
             <w:r>
+              <w:rPr>
+                <w:b w:val="0"/>
+                <w:bCs w:val="0"/>
+              </w:rPr>
               <w:t>Fleet Rental Apps</w:t>
             </w:r>
           </w:p>
@@ -3180,6 +4575,7 @@
               <w:tabs>
                 <w:tab w:val="left" w:pos="990"/>
               </w:tabs>
+              <w:cnfStyle w:val="000000100000" w:firstRow="0" w:lastRow="0" w:firstColumn="0" w:lastColumn="0" w:oddVBand="0" w:evenVBand="0" w:oddHBand="1" w:evenHBand="0" w:firstRowFirstColumn="0" w:firstRowLastColumn="0" w:lastRowFirstColumn="0" w:lastRowLastColumn="0"/>
             </w:pPr>
             <w:r>
               <w:t>Nayda</w:t>
@@ -3189,15 +4585,26 @@
       </w:tr>
       <w:tr>
         <w:trPr>
-          <w:trHeight w:val="576"/>
+          <w:trHeight w:val="20"/>
         </w:trPr>
         <w:tc>
           <w:tcPr>
+            <w:cnfStyle w:val="001000000000" w:firstRow="0" w:lastRow="0" w:firstColumn="1" w:lastColumn="0" w:oddVBand="0" w:evenVBand="0" w:oddHBand="0" w:evenHBand="0" w:firstRowFirstColumn="0" w:firstRowLastColumn="0" w:lastRowFirstColumn="0" w:lastRowLastColumn="0"/>
             <w:tcW w:w="4675" w:type="dxa"/>
             <w:vAlign w:val="center"/>
           </w:tcPr>
           <w:p>
+            <w:pPr>
+              <w:rPr>
+                <w:b w:val="0"/>
+                <w:bCs w:val="0"/>
+              </w:rPr>
+            </w:pPr>
             <w:r>
+              <w:rPr>
+                <w:b w:val="0"/>
+                <w:bCs w:val="0"/>
+              </w:rPr>
               <w:t>Peer-to-Peer Car Sharing</w:t>
             </w:r>
           </w:p>
@@ -3208,6 +4615,9 @@
             <w:vAlign w:val="center"/>
           </w:tcPr>
           <w:p>
+            <w:pPr>
+              <w:cnfStyle w:val="000000000000" w:firstRow="0" w:lastRow="0" w:firstColumn="0" w:lastColumn="0" w:oddVBand="0" w:evenVBand="0" w:oddHBand="0" w:evenHBand="0" w:firstRowFirstColumn="0" w:firstRowLastColumn="0" w:lastRowFirstColumn="0" w:lastRowLastColumn="0"/>
+            </w:pPr>
             <w:r>
               <w:t>KRILLI</w:t>
             </w:r>
@@ -3234,19 +4644,15 @@
     </w:p>
     <w:p>
       <w:pPr>
-        <w:pStyle w:val="Title"/>
-        <w:spacing w:line="240" w:lineRule="auto"/>
-      </w:pPr>
+        <w:pStyle w:val="Heading3"/>
+        <w:spacing w:after="0"/>
+      </w:pPr>
+      <w:bookmarkStart w:id="13" w:name="_Toc236005973"/>
       <w:r>
         <w:lastRenderedPageBreak/>
-        <w:t>2</w:t>
-      </w:r>
-      <w:r>
-        <w:t xml:space="preserve">- </w:t>
-      </w:r>
-      <w:r>
         <w:t>Direct Competitor Analysis</w:t>
       </w:r>
+      <w:bookmarkEnd w:id="13"/>
       <w:r>
         <w:t xml:space="preserve"> </w:t>
       </w:r>
@@ -3268,14 +4674,12 @@
           <w:numId w:val="160"/>
         </w:numPr>
         <w:rPr>
-          <w:sz w:val="24"/>
           <w:szCs w:val="52"/>
         </w:rPr>
       </w:pPr>
       <w:r>
         <w:rPr>
           <w:bCs/>
-          <w:sz w:val="24"/>
           <w:szCs w:val="52"/>
         </w:rPr>
         <w:t>Algerian Car Rental</w:t>
@@ -3283,7 +4687,6 @@
       <w:r>
         <w:rPr>
           <w:bCs/>
-          <w:sz w:val="24"/>
           <w:szCs w:val="52"/>
         </w:rPr>
         <w:t xml:space="preserve"> </w:t>
@@ -3291,7 +4694,6 @@
       <w:r>
         <w:rPr>
           <w:bCs/>
-          <w:sz w:val="24"/>
           <w:szCs w:val="52"/>
         </w:rPr>
         <w:t>(ACR)</w:t>
@@ -3299,15 +4701,7 @@
     </w:p>
     <w:p>
       <w:r>
-        <w:t xml:space="preserve">The Algerian Car Rental Company (ACR) was founded in 2019 and is one of the first digital enterprises supporting Algeria's car rental sector. The ACR's primary goal has been to assist rental companies in </w:t>
-      </w:r>
-      <w:proofErr w:type="spellStart"/>
-      <w:r>
-        <w:t>digitising</w:t>
-      </w:r>
-      <w:proofErr w:type="spellEnd"/>
-      <w:r>
-        <w:t xml:space="preserve"> their business models as well as allowing customers to reserve cars online.</w:t>
+        <w:t>The Algerian Car Rental Company (ACR) was founded in 2019 and is one of the first digital enterprises supporting Algeria's car rental sector. The ACR's primary goal has been to assist rental companies in digitising their business models as well as allowing customers to reserve cars online.</w:t>
       </w:r>
     </w:p>
     <w:p>
@@ -3361,12 +4755,8 @@
     </w:p>
     <w:tbl>
       <w:tblPr>
-        <w:tblStyle w:val="TableGrid"/>
+        <w:tblStyle w:val="PlainTable1"/>
         <w:tblW w:w="9445" w:type="dxa"/>
-        <w:tblCellMar>
-          <w:top w:w="115" w:type="dxa"/>
-          <w:bottom w:w="115" w:type="dxa"/>
-        </w:tblCellMar>
         <w:tblLook w:val="04A0" w:firstRow="1" w:lastRow="0" w:firstColumn="1" w:lastColumn="0" w:noHBand="0" w:noVBand="1"/>
       </w:tblPr>
       <w:tblGrid>
@@ -3375,12 +4765,13 @@
       </w:tblGrid>
       <w:tr>
         <w:trPr>
-          <w:trHeight w:val="372"/>
+          <w:cnfStyle w:val="100000000000" w:firstRow="1" w:lastRow="0" w:firstColumn="0" w:lastColumn="0" w:oddVBand="0" w:evenVBand="0" w:oddHBand="0" w:evenHBand="0" w:firstRowFirstColumn="0" w:firstRowLastColumn="0" w:lastRowFirstColumn="0" w:lastRowLastColumn="0"/>
+          <w:trHeight w:val="577"/>
         </w:trPr>
         <w:tc>
           <w:tcPr>
+            <w:cnfStyle w:val="001000000000" w:firstRow="0" w:lastRow="0" w:firstColumn="1" w:lastColumn="0" w:oddVBand="0" w:evenVBand="0" w:oddHBand="0" w:evenHBand="0" w:firstRowFirstColumn="0" w:firstRowLastColumn="0" w:lastRowFirstColumn="0" w:lastRowLastColumn="0"/>
             <w:tcW w:w="4673" w:type="dxa"/>
-            <w:shd w:val="clear" w:color="auto" w:fill="F2F2F2" w:themeFill="background1" w:themeFillShade="F2"/>
             <w:vAlign w:val="center"/>
           </w:tcPr>
           <w:p>
@@ -3392,8 +4783,6 @@
             </w:pPr>
             <w:r>
               <w:rPr>
-                <w:b/>
-                <w:bCs/>
                 <w:lang w:bidi="ar-DZ"/>
               </w:rPr>
               <w:t>Strengths</w:t>
@@ -3403,20 +4792,18 @@
         <w:tc>
           <w:tcPr>
             <w:tcW w:w="4772" w:type="dxa"/>
-            <w:shd w:val="clear" w:color="auto" w:fill="F2F2F2" w:themeFill="background1" w:themeFillShade="F2"/>
             <w:vAlign w:val="center"/>
           </w:tcPr>
           <w:p>
             <w:pPr>
               <w:jc w:val="center"/>
+              <w:cnfStyle w:val="100000000000" w:firstRow="1" w:lastRow="0" w:firstColumn="0" w:lastColumn="0" w:oddVBand="0" w:evenVBand="0" w:oddHBand="0" w:evenHBand="0" w:firstRowFirstColumn="0" w:firstRowLastColumn="0" w:lastRowFirstColumn="0" w:lastRowLastColumn="0"/>
               <w:rPr>
                 <w:lang w:bidi="ar-DZ"/>
               </w:rPr>
             </w:pPr>
             <w:r>
               <w:rPr>
-                <w:b/>
-                <w:bCs/>
                 <w:lang w:bidi="ar-DZ"/>
               </w:rPr>
               <w:t>Weaknesses</w:t>
@@ -3425,8 +4812,12 @@
         </w:tc>
       </w:tr>
       <w:tr>
+        <w:trPr>
+          <w:cnfStyle w:val="000000100000" w:firstRow="0" w:lastRow="0" w:firstColumn="0" w:lastColumn="0" w:oddVBand="0" w:evenVBand="0" w:oddHBand="1" w:evenHBand="0" w:firstRowFirstColumn="0" w:firstRowLastColumn="0" w:lastRowFirstColumn="0" w:lastRowLastColumn="0"/>
+        </w:trPr>
         <w:tc>
           <w:tcPr>
+            <w:cnfStyle w:val="001000000000" w:firstRow="0" w:lastRow="0" w:firstColumn="1" w:lastColumn="0" w:oddVBand="0" w:evenVBand="0" w:oddHBand="0" w:evenHBand="0" w:firstRowFirstColumn="0" w:firstRowLastColumn="0" w:lastRowFirstColumn="0" w:lastRowLastColumn="0"/>
             <w:tcW w:w="4673" w:type="dxa"/>
             <w:vAlign w:val="center"/>
           </w:tcPr>
@@ -3438,8 +4829,16 @@
                 <w:numId w:val="164"/>
               </w:numPr>
               <w:spacing w:line="276" w:lineRule="auto"/>
+              <w:rPr>
+                <w:b w:val="0"/>
+                <w:bCs w:val="0"/>
+              </w:rPr>
             </w:pPr>
             <w:r>
+              <w:rPr>
+                <w:b w:val="0"/>
+                <w:bCs w:val="0"/>
+              </w:rPr>
               <w:t>First-mover advantage</w:t>
             </w:r>
           </w:p>
@@ -3451,8 +4850,16 @@
                 <w:numId w:val="164"/>
               </w:numPr>
               <w:spacing w:line="276" w:lineRule="auto"/>
+              <w:rPr>
+                <w:b w:val="0"/>
+                <w:bCs w:val="0"/>
+              </w:rPr>
             </w:pPr>
             <w:r>
+              <w:rPr>
+                <w:b w:val="0"/>
+                <w:bCs w:val="0"/>
+              </w:rPr>
               <w:t>Established relationships with rental agencies</w:t>
             </w:r>
           </w:p>
@@ -3464,8 +4871,16 @@
                 <w:numId w:val="164"/>
               </w:numPr>
               <w:spacing w:line="276" w:lineRule="auto"/>
+              <w:rPr>
+                <w:b w:val="0"/>
+                <w:bCs w:val="0"/>
+              </w:rPr>
             </w:pPr>
             <w:r>
+              <w:rPr>
+                <w:b w:val="0"/>
+                <w:bCs w:val="0"/>
+              </w:rPr>
               <w:t>Fleet management tools</w:t>
             </w:r>
           </w:p>
@@ -3477,8 +4892,16 @@
                 <w:numId w:val="164"/>
               </w:numPr>
               <w:spacing w:line="276" w:lineRule="auto"/>
+              <w:rPr>
+                <w:b w:val="0"/>
+                <w:bCs w:val="0"/>
+              </w:rPr>
             </w:pPr>
             <w:r>
+              <w:rPr>
+                <w:b w:val="0"/>
+                <w:bCs w:val="0"/>
+              </w:rPr>
               <w:t>Reservation and billing features</w:t>
             </w:r>
           </w:p>
@@ -3490,8 +4913,16 @@
                 <w:numId w:val="164"/>
               </w:numPr>
               <w:spacing w:line="276" w:lineRule="auto"/>
+              <w:rPr>
+                <w:b w:val="0"/>
+                <w:bCs w:val="0"/>
+              </w:rPr>
             </w:pPr>
             <w:r>
+              <w:rPr>
+                <w:b w:val="0"/>
+                <w:bCs w:val="0"/>
+              </w:rPr>
               <w:t>Maintenance and insurance tracking</w:t>
             </w:r>
           </w:p>
@@ -3505,6 +4936,10 @@
               <w:spacing w:line="276" w:lineRule="auto"/>
             </w:pPr>
             <w:r>
+              <w:rPr>
+                <w:b w:val="0"/>
+                <w:bCs w:val="0"/>
+              </w:rPr>
               <w:t>Mobile and web presence</w:t>
             </w:r>
           </w:p>
@@ -3522,6 +4957,7 @@
                 <w:numId w:val="164"/>
               </w:numPr>
               <w:spacing w:line="276" w:lineRule="auto"/>
+              <w:cnfStyle w:val="000000100000" w:firstRow="0" w:lastRow="0" w:firstColumn="0" w:lastColumn="0" w:oddVBand="0" w:evenVBand="0" w:oddHBand="1" w:evenHBand="0" w:firstRowFirstColumn="0" w:firstRowLastColumn="0" w:lastRowFirstColumn="0" w:lastRowLastColumn="0"/>
             </w:pPr>
             <w:r>
               <w:t>Focus on agencies rather than customers</w:t>
@@ -3535,6 +4971,7 @@
                 <w:numId w:val="164"/>
               </w:numPr>
               <w:spacing w:line="276" w:lineRule="auto"/>
+              <w:cnfStyle w:val="000000100000" w:firstRow="0" w:lastRow="0" w:firstColumn="0" w:lastColumn="0" w:oddVBand="0" w:evenVBand="0" w:oddHBand="1" w:evenHBand="0" w:firstRowFirstColumn="0" w:firstRowLastColumn="0" w:lastRowFirstColumn="0" w:lastRowLastColumn="0"/>
             </w:pPr>
             <w:r>
               <w:t>Limited market experience</w:t>
@@ -3548,6 +4985,7 @@
                 <w:numId w:val="164"/>
               </w:numPr>
               <w:spacing w:line="276" w:lineRule="auto"/>
+              <w:cnfStyle w:val="000000100000" w:firstRow="0" w:lastRow="0" w:firstColumn="0" w:lastColumn="0" w:oddVBand="0" w:evenVBand="0" w:oddHBand="1" w:evenHBand="0" w:firstRowFirstColumn="0" w:firstRowLastColumn="0" w:lastRowFirstColumn="0" w:lastRowLastColumn="0"/>
             </w:pPr>
             <w:r>
               <w:t>Lack of advanced search and recommendation capabilities</w:t>
@@ -3561,9 +4999,10 @@
                 <w:numId w:val="164"/>
               </w:numPr>
               <w:spacing w:line="276" w:lineRule="auto"/>
+              <w:cnfStyle w:val="000000100000" w:firstRow="0" w:lastRow="0" w:firstColumn="0" w:lastColumn="0" w:oddVBand="0" w:evenVBand="0" w:oddHBand="1" w:evenHBand="0" w:firstRowFirstColumn="0" w:firstRowLastColumn="0" w:lastRowFirstColumn="0" w:lastRowLastColumn="0"/>
             </w:pPr>
             <w:r>
-              <w:t xml:space="preserve">Weak positioning in the tourism sector </w:t>
+              <w:t>Weak positioning in the tourism sector</w:t>
             </w:r>
           </w:p>
           <w:p>
@@ -3574,6 +5013,7 @@
                 <w:numId w:val="164"/>
               </w:numPr>
               <w:spacing w:line="276" w:lineRule="auto"/>
+              <w:cnfStyle w:val="000000100000" w:firstRow="0" w:lastRow="0" w:firstColumn="0" w:lastColumn="0" w:oddVBand="0" w:evenVBand="0" w:oddHBand="1" w:evenHBand="0" w:firstRowFirstColumn="0" w:firstRowLastColumn="0" w:lastRowFirstColumn="0" w:lastRowLastColumn="0"/>
             </w:pPr>
             <w:r>
               <w:t>Limited price comparison across agencies</w:t>
@@ -3582,6 +5022,7 @@
           <w:p>
             <w:pPr>
               <w:spacing w:line="276" w:lineRule="auto"/>
+              <w:cnfStyle w:val="000000100000" w:firstRow="0" w:lastRow="0" w:firstColumn="0" w:lastColumn="0" w:oddVBand="0" w:evenVBand="0" w:oddHBand="1" w:evenHBand="0" w:firstRowFirstColumn="0" w:firstRowLastColumn="0" w:lastRowFirstColumn="0" w:lastRowLastColumn="0"/>
               <w:rPr>
                 <w:lang w:bidi="ar-DZ"/>
               </w:rPr>
@@ -3590,14 +5031,6 @@
         </w:tc>
       </w:tr>
     </w:tbl>
-    <w:p>
-      <w:pPr>
-        <w:rPr>
-          <w:b/>
-          <w:bCs/>
-        </w:rPr>
-      </w:pPr>
-    </w:p>
     <w:p>
       <w:pPr>
         <w:rPr>
@@ -3720,14 +5153,12 @@
           <w:numId w:val="160"/>
         </w:numPr>
         <w:rPr>
-          <w:sz w:val="24"/>
           <w:szCs w:val="52"/>
           <w:lang w:bidi="ar-DZ"/>
         </w:rPr>
       </w:pPr>
       <w:r>
         <w:rPr>
-          <w:sz w:val="24"/>
           <w:szCs w:val="52"/>
           <w:lang w:bidi="ar-DZ"/>
         </w:rPr>
@@ -3801,11 +5232,11 @@
     </w:p>
     <w:tbl>
       <w:tblPr>
-        <w:tblStyle w:val="TableGrid"/>
+        <w:tblStyle w:val="PlainTable1"/>
         <w:tblW w:w="9445" w:type="dxa"/>
         <w:tblCellMar>
-          <w:top w:w="115" w:type="dxa"/>
-          <w:bottom w:w="115" w:type="dxa"/>
+          <w:top w:w="72" w:type="dxa"/>
+          <w:bottom w:w="72" w:type="dxa"/>
         </w:tblCellMar>
         <w:tblLook w:val="04A0" w:firstRow="1" w:lastRow="0" w:firstColumn="1" w:lastColumn="0" w:noHBand="0" w:noVBand="1"/>
       </w:tblPr>
@@ -3815,13 +5246,13 @@
       </w:tblGrid>
       <w:tr>
         <w:trPr>
+          <w:cnfStyle w:val="100000000000" w:firstRow="1" w:lastRow="0" w:firstColumn="0" w:lastColumn="0" w:oddVBand="0" w:evenVBand="0" w:oddHBand="0" w:evenHBand="0" w:firstRowFirstColumn="0" w:firstRowLastColumn="0" w:lastRowFirstColumn="0" w:lastRowLastColumn="0"/>
           <w:trHeight w:val="372"/>
         </w:trPr>
         <w:tc>
           <w:tcPr>
+            <w:cnfStyle w:val="001000000000" w:firstRow="0" w:lastRow="0" w:firstColumn="1" w:lastColumn="0" w:oddVBand="0" w:evenVBand="0" w:oddHBand="0" w:evenHBand="0" w:firstRowFirstColumn="0" w:firstRowLastColumn="0" w:lastRowFirstColumn="0" w:lastRowLastColumn="0"/>
             <w:tcW w:w="4673" w:type="dxa"/>
-            <w:shd w:val="clear" w:color="auto" w:fill="D9D9D9" w:themeFill="background1" w:themeFillShade="D9"/>
-            <w:vAlign w:val="center"/>
           </w:tcPr>
           <w:p>
             <w:pPr>
@@ -3832,8 +5263,6 @@
             </w:pPr>
             <w:r>
               <w:rPr>
-                <w:b/>
-                <w:bCs/>
                 <w:lang w:bidi="ar-DZ"/>
               </w:rPr>
               <w:t>Strengths</w:t>
@@ -3843,20 +5272,17 @@
         <w:tc>
           <w:tcPr>
             <w:tcW w:w="4772" w:type="dxa"/>
-            <w:shd w:val="clear" w:color="auto" w:fill="D9D9D9" w:themeFill="background1" w:themeFillShade="D9"/>
-            <w:vAlign w:val="center"/>
           </w:tcPr>
           <w:p>
             <w:pPr>
               <w:jc w:val="center"/>
+              <w:cnfStyle w:val="100000000000" w:firstRow="1" w:lastRow="0" w:firstColumn="0" w:lastColumn="0" w:oddVBand="0" w:evenVBand="0" w:oddHBand="0" w:evenHBand="0" w:firstRowFirstColumn="0" w:firstRowLastColumn="0" w:lastRowFirstColumn="0" w:lastRowLastColumn="0"/>
               <w:rPr>
                 <w:lang w:bidi="ar-DZ"/>
               </w:rPr>
             </w:pPr>
             <w:r>
               <w:rPr>
-                <w:b/>
-                <w:bCs/>
                 <w:lang w:bidi="ar-DZ"/>
               </w:rPr>
               <w:t>Weaknesses</w:t>
@@ -3865,10 +5291,13 @@
         </w:tc>
       </w:tr>
       <w:tr>
+        <w:trPr>
+          <w:cnfStyle w:val="000000100000" w:firstRow="0" w:lastRow="0" w:firstColumn="0" w:lastColumn="0" w:oddVBand="0" w:evenVBand="0" w:oddHBand="1" w:evenHBand="0" w:firstRowFirstColumn="0" w:firstRowLastColumn="0" w:lastRowFirstColumn="0" w:lastRowLastColumn="0"/>
+        </w:trPr>
         <w:tc>
           <w:tcPr>
+            <w:cnfStyle w:val="001000000000" w:firstRow="0" w:lastRow="0" w:firstColumn="1" w:lastColumn="0" w:oddVBand="0" w:evenVBand="0" w:oddHBand="0" w:evenHBand="0" w:firstRowFirstColumn="0" w:firstRowLastColumn="0" w:lastRowFirstColumn="0" w:lastRowLastColumn="0"/>
             <w:tcW w:w="4673" w:type="dxa"/>
-            <w:vAlign w:val="center"/>
           </w:tcPr>
           <w:p>
             <w:pPr>
@@ -3879,11 +5308,15 @@
               </w:numPr>
               <w:spacing w:line="276" w:lineRule="auto"/>
               <w:rPr>
+                <w:b w:val="0"/>
+                <w:bCs w:val="0"/>
                 <w:lang w:bidi="ar-DZ"/>
               </w:rPr>
             </w:pPr>
             <w:r>
               <w:rPr>
+                <w:b w:val="0"/>
+                <w:bCs w:val="0"/>
                 <w:lang w:bidi="ar-DZ"/>
               </w:rPr>
               <w:t>Platform model similar to KriGo</w:t>
@@ -3898,11 +5331,15 @@
               </w:numPr>
               <w:spacing w:line="276" w:lineRule="auto"/>
               <w:rPr>
+                <w:b w:val="0"/>
+                <w:bCs w:val="0"/>
                 <w:lang w:bidi="ar-DZ"/>
               </w:rPr>
             </w:pPr>
             <w:r>
               <w:rPr>
+                <w:b w:val="0"/>
+                <w:bCs w:val="0"/>
                 <w:lang w:bidi="ar-DZ"/>
               </w:rPr>
               <w:t>Includes listings from multiple agencies</w:t>
@@ -3917,11 +5354,15 @@
               </w:numPr>
               <w:spacing w:line="276" w:lineRule="auto"/>
               <w:rPr>
+                <w:b w:val="0"/>
+                <w:bCs w:val="0"/>
                 <w:lang w:bidi="ar-DZ"/>
               </w:rPr>
             </w:pPr>
             <w:r>
               <w:rPr>
+                <w:b w:val="0"/>
+                <w:bCs w:val="0"/>
                 <w:lang w:bidi="ar-DZ"/>
               </w:rPr>
               <w:t>Airport pickup options</w:t>
@@ -3936,11 +5377,15 @@
               </w:numPr>
               <w:spacing w:line="276" w:lineRule="auto"/>
               <w:rPr>
+                <w:b w:val="0"/>
+                <w:bCs w:val="0"/>
                 <w:lang w:bidi="ar-DZ"/>
               </w:rPr>
             </w:pPr>
             <w:r>
               <w:rPr>
+                <w:b w:val="0"/>
+                <w:bCs w:val="0"/>
                 <w:lang w:bidi="ar-DZ"/>
               </w:rPr>
               <w:t>Fast and secure booking process</w:t>
@@ -3955,11 +5400,15 @@
               </w:numPr>
               <w:spacing w:line="276" w:lineRule="auto"/>
               <w:rPr>
+                <w:b w:val="0"/>
+                <w:bCs w:val="0"/>
                 <w:lang w:bidi="ar-DZ"/>
               </w:rPr>
             </w:pPr>
             <w:r>
               <w:rPr>
+                <w:b w:val="0"/>
+                <w:bCs w:val="0"/>
                 <w:lang w:bidi="ar-DZ"/>
               </w:rPr>
               <w:t>Dashboard for agencies</w:t>
@@ -3969,7 +5418,6 @@
         <w:tc>
           <w:tcPr>
             <w:tcW w:w="4772" w:type="dxa"/>
-            <w:vAlign w:val="center"/>
           </w:tcPr>
           <w:p>
             <w:pPr>
@@ -3979,6 +5427,7 @@
                 <w:numId w:val="165"/>
               </w:numPr>
               <w:spacing w:line="276" w:lineRule="auto"/>
+              <w:cnfStyle w:val="000000100000" w:firstRow="0" w:lastRow="0" w:firstColumn="0" w:lastColumn="0" w:oddVBand="0" w:evenVBand="0" w:oddHBand="1" w:evenHBand="0" w:firstRowFirstColumn="0" w:firstRowLastColumn="0" w:lastRowFirstColumn="0" w:lastRowLastColumn="0"/>
               <w:rPr>
                 <w:lang w:bidi="ar-DZ"/>
               </w:rPr>
@@ -3998,6 +5447,7 @@
                 <w:numId w:val="165"/>
               </w:numPr>
               <w:spacing w:line="276" w:lineRule="auto"/>
+              <w:cnfStyle w:val="000000100000" w:firstRow="0" w:lastRow="0" w:firstColumn="0" w:lastColumn="0" w:oddVBand="0" w:evenVBand="0" w:oddHBand="1" w:evenHBand="0" w:firstRowFirstColumn="0" w:firstRowLastColumn="0" w:lastRowFirstColumn="0" w:lastRowLastColumn="0"/>
               <w:rPr>
                 <w:lang w:bidi="ar-DZ"/>
               </w:rPr>
@@ -4017,6 +5467,7 @@
                 <w:numId w:val="165"/>
               </w:numPr>
               <w:spacing w:line="276" w:lineRule="auto"/>
+              <w:cnfStyle w:val="000000100000" w:firstRow="0" w:lastRow="0" w:firstColumn="0" w:lastColumn="0" w:oddVBand="0" w:evenVBand="0" w:oddHBand="1" w:evenHBand="0" w:firstRowFirstColumn="0" w:firstRowLastColumn="0" w:lastRowFirstColumn="0" w:lastRowLastColumn="0"/>
               <w:rPr>
                 <w:lang w:bidi="ar-DZ"/>
               </w:rPr>
@@ -4036,6 +5487,7 @@
                 <w:numId w:val="165"/>
               </w:numPr>
               <w:spacing w:line="276" w:lineRule="auto"/>
+              <w:cnfStyle w:val="000000100000" w:firstRow="0" w:lastRow="0" w:firstColumn="0" w:lastColumn="0" w:oddVBand="0" w:evenVBand="0" w:oddHBand="1" w:evenHBand="0" w:firstRowFirstColumn="0" w:firstRowLastColumn="0" w:lastRowFirstColumn="0" w:lastRowLastColumn="0"/>
               <w:rPr>
                 <w:lang w:bidi="ar-DZ"/>
               </w:rPr>
@@ -4046,14 +5498,12 @@
               </w:rPr>
               <w:t xml:space="preserve">Few </w:t>
             </w:r>
-            <w:proofErr w:type="gramStart"/>
             <w:r>
               <w:rPr>
                 <w:lang w:bidi="ar-DZ"/>
               </w:rPr>
-              <w:t>customization</w:t>
+              <w:t>customizations’</w:t>
             </w:r>
-            <w:proofErr w:type="gramEnd"/>
             <w:r>
               <w:rPr>
                 <w:lang w:bidi="ar-DZ"/>
@@ -4069,6 +5519,7 @@
                 <w:numId w:val="165"/>
               </w:numPr>
               <w:spacing w:line="276" w:lineRule="auto"/>
+              <w:cnfStyle w:val="000000100000" w:firstRow="0" w:lastRow="0" w:firstColumn="0" w:lastColumn="0" w:oddVBand="0" w:evenVBand="0" w:oddHBand="1" w:evenHBand="0" w:firstRowFirstColumn="0" w:firstRowLastColumn="0" w:lastRowFirstColumn="0" w:lastRowLastColumn="0"/>
               <w:rPr>
                 <w:lang w:bidi="ar-DZ"/>
               </w:rPr>
@@ -4093,13 +5544,6 @@
     <w:p>
       <w:pPr>
         <w:rPr>
-          <w:lang w:bidi="ar-DZ"/>
-        </w:rPr>
-      </w:pPr>
-    </w:p>
-    <w:p>
-      <w:pPr>
-        <w:rPr>
           <w:b/>
           <w:bCs/>
           <w:lang w:bidi="ar-DZ"/>
@@ -4113,7 +5557,6 @@
         </w:rPr>
         <w:t>Threat Level to KriGo</w:t>
       </w:r>
-      <w:proofErr w:type="gramStart"/>
       <w:r>
         <w:rPr>
           <w:b/>
@@ -4122,7 +5565,6 @@
         </w:rPr>
         <w:t>:  “</w:t>
       </w:r>
-      <w:proofErr w:type="gramEnd"/>
       <w:r>
         <w:rPr>
           <w:lang w:bidi="ar-DZ"/>
@@ -4354,13 +5796,11 @@
           <w:numId w:val="160"/>
         </w:numPr>
         <w:rPr>
-          <w:sz w:val="24"/>
           <w:szCs w:val="52"/>
         </w:rPr>
       </w:pPr>
       <w:r>
         <w:rPr>
-          <w:sz w:val="24"/>
           <w:szCs w:val="52"/>
         </w:rPr>
         <w:lastRenderedPageBreak/>
@@ -4402,11 +5842,11 @@
     </w:p>
     <w:tbl>
       <w:tblPr>
-        <w:tblStyle w:val="TableGrid"/>
+        <w:tblStyle w:val="PlainTable1"/>
         <w:tblW w:w="9445" w:type="dxa"/>
         <w:tblCellMar>
-          <w:top w:w="115" w:type="dxa"/>
-          <w:bottom w:w="115" w:type="dxa"/>
+          <w:top w:w="86" w:type="dxa"/>
+          <w:bottom w:w="86" w:type="dxa"/>
         </w:tblCellMar>
         <w:tblLook w:val="04A0" w:firstRow="1" w:lastRow="0" w:firstColumn="1" w:lastColumn="0" w:noHBand="0" w:noVBand="1"/>
       </w:tblPr>
@@ -4416,13 +5856,13 @@
       </w:tblGrid>
       <w:tr>
         <w:trPr>
+          <w:cnfStyle w:val="100000000000" w:firstRow="1" w:lastRow="0" w:firstColumn="0" w:lastColumn="0" w:oddVBand="0" w:evenVBand="0" w:oddHBand="0" w:evenHBand="0" w:firstRowFirstColumn="0" w:firstRowLastColumn="0" w:lastRowFirstColumn="0" w:lastRowLastColumn="0"/>
           <w:trHeight w:val="372"/>
         </w:trPr>
         <w:tc>
           <w:tcPr>
+            <w:cnfStyle w:val="001000000000" w:firstRow="0" w:lastRow="0" w:firstColumn="1" w:lastColumn="0" w:oddVBand="0" w:evenVBand="0" w:oddHBand="0" w:evenHBand="0" w:firstRowFirstColumn="0" w:firstRowLastColumn="0" w:lastRowFirstColumn="0" w:lastRowLastColumn="0"/>
             <w:tcW w:w="4673" w:type="dxa"/>
-            <w:shd w:val="clear" w:color="auto" w:fill="D9D9D9" w:themeFill="background1" w:themeFillShade="D9"/>
-            <w:vAlign w:val="center"/>
           </w:tcPr>
           <w:p>
             <w:pPr>
@@ -4433,8 +5873,6 @@
             </w:pPr>
             <w:r>
               <w:rPr>
-                <w:b/>
-                <w:bCs/>
                 <w:lang w:bidi="ar-DZ"/>
               </w:rPr>
               <w:t>Strengths</w:t>
@@ -4444,20 +5882,17 @@
         <w:tc>
           <w:tcPr>
             <w:tcW w:w="4772" w:type="dxa"/>
-            <w:shd w:val="clear" w:color="auto" w:fill="D9D9D9" w:themeFill="background1" w:themeFillShade="D9"/>
-            <w:vAlign w:val="center"/>
           </w:tcPr>
           <w:p>
             <w:pPr>
               <w:jc w:val="center"/>
+              <w:cnfStyle w:val="100000000000" w:firstRow="1" w:lastRow="0" w:firstColumn="0" w:lastColumn="0" w:oddVBand="0" w:evenVBand="0" w:oddHBand="0" w:evenHBand="0" w:firstRowFirstColumn="0" w:firstRowLastColumn="0" w:lastRowFirstColumn="0" w:lastRowLastColumn="0"/>
               <w:rPr>
                 <w:lang w:bidi="ar-DZ"/>
               </w:rPr>
             </w:pPr>
             <w:r>
               <w:rPr>
-                <w:b/>
-                <w:bCs/>
                 <w:lang w:bidi="ar-DZ"/>
               </w:rPr>
               <w:t>Weaknesses</w:t>
@@ -4466,8 +5901,12 @@
         </w:tc>
       </w:tr>
       <w:tr>
+        <w:trPr>
+          <w:cnfStyle w:val="000000100000" w:firstRow="0" w:lastRow="0" w:firstColumn="0" w:lastColumn="0" w:oddVBand="0" w:evenVBand="0" w:oddHBand="1" w:evenHBand="0" w:firstRowFirstColumn="0" w:firstRowLastColumn="0" w:lastRowFirstColumn="0" w:lastRowLastColumn="0"/>
+        </w:trPr>
         <w:tc>
           <w:tcPr>
+            <w:cnfStyle w:val="001000000000" w:firstRow="0" w:lastRow="0" w:firstColumn="1" w:lastColumn="0" w:oddVBand="0" w:evenVBand="0" w:oddHBand="0" w:evenHBand="0" w:firstRowFirstColumn="0" w:firstRowLastColumn="0" w:lastRowFirstColumn="0" w:lastRowLastColumn="0"/>
             <w:tcW w:w="4673" w:type="dxa"/>
             <w:vAlign w:val="center"/>
           </w:tcPr>
@@ -4480,11 +5919,15 @@
               </w:numPr>
               <w:spacing w:line="276" w:lineRule="auto"/>
               <w:rPr>
+                <w:b w:val="0"/>
+                <w:bCs w:val="0"/>
                 <w:lang w:bidi="ar-DZ"/>
               </w:rPr>
             </w:pPr>
             <w:r>
               <w:rPr>
+                <w:b w:val="0"/>
+                <w:bCs w:val="0"/>
                 <w:lang w:bidi="ar-DZ"/>
               </w:rPr>
               <w:t>Strong mobile-first approach</w:t>
@@ -4499,11 +5942,15 @@
               </w:numPr>
               <w:spacing w:line="276" w:lineRule="auto"/>
               <w:rPr>
+                <w:b w:val="0"/>
+                <w:bCs w:val="0"/>
                 <w:lang w:bidi="ar-DZ"/>
               </w:rPr>
             </w:pPr>
             <w:r>
               <w:rPr>
+                <w:b w:val="0"/>
+                <w:bCs w:val="0"/>
                 <w:lang w:bidi="ar-DZ"/>
               </w:rPr>
               <w:t>Focus on tourism</w:t>
@@ -4523,6 +5970,8 @@
             </w:pPr>
             <w:r>
               <w:rPr>
+                <w:b w:val="0"/>
+                <w:bCs w:val="0"/>
                 <w:lang w:bidi="ar-DZ"/>
               </w:rPr>
               <w:t>Comprehensive driver services</w:t>
@@ -4542,6 +5991,7 @@
                 <w:numId w:val="165"/>
               </w:numPr>
               <w:spacing w:line="276" w:lineRule="auto"/>
+              <w:cnfStyle w:val="000000100000" w:firstRow="0" w:lastRow="0" w:firstColumn="0" w:lastColumn="0" w:oddVBand="0" w:evenVBand="0" w:oddHBand="1" w:evenHBand="0" w:firstRowFirstColumn="0" w:firstRowLastColumn="0" w:lastRowFirstColumn="0" w:lastRowLastColumn="0"/>
               <w:rPr>
                 <w:lang w:bidi="ar-DZ"/>
               </w:rPr>
@@ -4561,6 +6011,7 @@
                 <w:numId w:val="165"/>
               </w:numPr>
               <w:spacing w:line="276" w:lineRule="auto"/>
+              <w:cnfStyle w:val="000000100000" w:firstRow="0" w:lastRow="0" w:firstColumn="0" w:lastColumn="0" w:oddVBand="0" w:evenVBand="0" w:oddHBand="1" w:evenHBand="0" w:firstRowFirstColumn="0" w:firstRowLastColumn="0" w:lastRowFirstColumn="0" w:lastRowLastColumn="0"/>
               <w:rPr>
                 <w:lang w:bidi="ar-DZ"/>
               </w:rPr>
@@ -4580,6 +6031,7 @@
                 <w:numId w:val="165"/>
               </w:numPr>
               <w:spacing w:line="276" w:lineRule="auto"/>
+              <w:cnfStyle w:val="000000100000" w:firstRow="0" w:lastRow="0" w:firstColumn="0" w:lastColumn="0" w:oddVBand="0" w:evenVBand="0" w:oddHBand="1" w:evenHBand="0" w:firstRowFirstColumn="0" w:firstRowLastColumn="0" w:lastRowFirstColumn="0" w:lastRowLastColumn="0"/>
               <w:rPr>
                 <w:lang w:bidi="ar-DZ"/>
               </w:rPr>
@@ -4599,6 +6051,7 @@
                 <w:numId w:val="165"/>
               </w:numPr>
               <w:spacing w:line="276" w:lineRule="auto"/>
+              <w:cnfStyle w:val="000000100000" w:firstRow="0" w:lastRow="0" w:firstColumn="0" w:lastColumn="0" w:oddVBand="0" w:evenVBand="0" w:oddHBand="1" w:evenHBand="0" w:firstRowFirstColumn="0" w:firstRowLastColumn="0" w:lastRowFirstColumn="0" w:lastRowLastColumn="0"/>
               <w:rPr>
                 <w:lang w:bidi="ar-DZ"/>
               </w:rPr>
@@ -4796,11 +6249,11 @@
     <w:p/>
     <w:tbl>
       <w:tblPr>
-        <w:tblStyle w:val="TableGrid"/>
+        <w:tblStyle w:val="PlainTable1"/>
         <w:tblW w:w="9445" w:type="dxa"/>
         <w:tblCellMar>
-          <w:top w:w="115" w:type="dxa"/>
-          <w:bottom w:w="115" w:type="dxa"/>
+          <w:top w:w="101" w:type="dxa"/>
+          <w:bottom w:w="101" w:type="dxa"/>
         </w:tblCellMar>
         <w:tblLook w:val="04A0" w:firstRow="1" w:lastRow="0" w:firstColumn="1" w:lastColumn="0" w:noHBand="0" w:noVBand="1"/>
       </w:tblPr>
@@ -4810,12 +6263,13 @@
       </w:tblGrid>
       <w:tr>
         <w:trPr>
+          <w:cnfStyle w:val="100000000000" w:firstRow="1" w:lastRow="0" w:firstColumn="0" w:lastColumn="0" w:oddVBand="0" w:evenVBand="0" w:oddHBand="0" w:evenHBand="0" w:firstRowFirstColumn="0" w:firstRowLastColumn="0" w:lastRowFirstColumn="0" w:lastRowLastColumn="0"/>
           <w:trHeight w:val="372"/>
         </w:trPr>
         <w:tc>
           <w:tcPr>
+            <w:cnfStyle w:val="001000000000" w:firstRow="0" w:lastRow="0" w:firstColumn="1" w:lastColumn="0" w:oddVBand="0" w:evenVBand="0" w:oddHBand="0" w:evenHBand="0" w:firstRowFirstColumn="0" w:firstRowLastColumn="0" w:lastRowFirstColumn="0" w:lastRowLastColumn="0"/>
             <w:tcW w:w="4673" w:type="dxa"/>
-            <w:shd w:val="clear" w:color="auto" w:fill="D9D9D9" w:themeFill="background1" w:themeFillShade="D9"/>
             <w:vAlign w:val="center"/>
           </w:tcPr>
           <w:p>
@@ -4827,8 +6281,6 @@
             </w:pPr>
             <w:r>
               <w:rPr>
-                <w:b/>
-                <w:bCs/>
                 <w:lang w:bidi="ar-DZ"/>
               </w:rPr>
               <w:t>Strengths</w:t>
@@ -4838,20 +6290,18 @@
         <w:tc>
           <w:tcPr>
             <w:tcW w:w="4772" w:type="dxa"/>
-            <w:shd w:val="clear" w:color="auto" w:fill="D9D9D9" w:themeFill="background1" w:themeFillShade="D9"/>
             <w:vAlign w:val="center"/>
           </w:tcPr>
           <w:p>
             <w:pPr>
               <w:jc w:val="center"/>
+              <w:cnfStyle w:val="100000000000" w:firstRow="1" w:lastRow="0" w:firstColumn="0" w:lastColumn="0" w:oddVBand="0" w:evenVBand="0" w:oddHBand="0" w:evenHBand="0" w:firstRowFirstColumn="0" w:firstRowLastColumn="0" w:lastRowFirstColumn="0" w:lastRowLastColumn="0"/>
               <w:rPr>
                 <w:lang w:bidi="ar-DZ"/>
               </w:rPr>
             </w:pPr>
             <w:r>
               <w:rPr>
-                <w:b/>
-                <w:bCs/>
                 <w:lang w:bidi="ar-DZ"/>
               </w:rPr>
               <w:t>Weaknesses</w:t>
@@ -4860,8 +6310,12 @@
         </w:tc>
       </w:tr>
       <w:tr>
+        <w:trPr>
+          <w:cnfStyle w:val="000000100000" w:firstRow="0" w:lastRow="0" w:firstColumn="0" w:lastColumn="0" w:oddVBand="0" w:evenVBand="0" w:oddHBand="1" w:evenHBand="0" w:firstRowFirstColumn="0" w:firstRowLastColumn="0" w:lastRowFirstColumn="0" w:lastRowLastColumn="0"/>
+        </w:trPr>
         <w:tc>
           <w:tcPr>
+            <w:cnfStyle w:val="001000000000" w:firstRow="0" w:lastRow="0" w:firstColumn="1" w:lastColumn="0" w:oddVBand="0" w:evenVBand="0" w:oddHBand="0" w:evenHBand="0" w:firstRowFirstColumn="0" w:firstRowLastColumn="0" w:lastRowFirstColumn="0" w:lastRowLastColumn="0"/>
             <w:tcW w:w="4673" w:type="dxa"/>
             <w:vAlign w:val="center"/>
           </w:tcPr>
@@ -4874,11 +6328,15 @@
               </w:numPr>
               <w:spacing w:line="276" w:lineRule="auto"/>
               <w:rPr>
+                <w:b w:val="0"/>
+                <w:bCs w:val="0"/>
                 <w:lang w:bidi="ar-DZ"/>
               </w:rPr>
             </w:pPr>
             <w:r>
               <w:rPr>
+                <w:b w:val="0"/>
+                <w:bCs w:val="0"/>
                 <w:lang w:bidi="ar-DZ"/>
               </w:rPr>
               <w:t>Innovative model for the sharing economy</w:t>
@@ -4893,11 +6351,15 @@
               </w:numPr>
               <w:spacing w:line="276" w:lineRule="auto"/>
               <w:rPr>
+                <w:b w:val="0"/>
+                <w:bCs w:val="0"/>
                 <w:lang w:bidi="ar-DZ"/>
               </w:rPr>
             </w:pPr>
             <w:r>
               <w:rPr>
+                <w:b w:val="0"/>
+                <w:bCs w:val="0"/>
                 <w:lang w:bidi="ar-DZ"/>
               </w:rPr>
               <w:t>Lower prices</w:t>
@@ -4917,6 +6379,8 @@
             </w:pPr>
             <w:r>
               <w:rPr>
+                <w:b w:val="0"/>
+                <w:bCs w:val="0"/>
                 <w:lang w:bidi="ar-DZ"/>
               </w:rPr>
               <w:t>Easy online registration</w:t>
@@ -4936,6 +6400,7 @@
                 <w:numId w:val="164"/>
               </w:numPr>
               <w:spacing w:line="276" w:lineRule="auto"/>
+              <w:cnfStyle w:val="000000100000" w:firstRow="0" w:lastRow="0" w:firstColumn="0" w:lastColumn="0" w:oddVBand="0" w:evenVBand="0" w:oddHBand="1" w:evenHBand="0" w:firstRowFirstColumn="0" w:firstRowLastColumn="0" w:lastRowFirstColumn="0" w:lastRowLastColumn="0"/>
             </w:pPr>
             <w:r>
               <w:t>Concerns about trust among users</w:t>
@@ -4949,6 +6414,7 @@
                 <w:numId w:val="164"/>
               </w:numPr>
               <w:spacing w:line="276" w:lineRule="auto"/>
+              <w:cnfStyle w:val="000000100000" w:firstRow="0" w:lastRow="0" w:firstColumn="0" w:lastColumn="0" w:oddVBand="0" w:evenVBand="0" w:oddHBand="1" w:evenHBand="0" w:firstRowFirstColumn="0" w:firstRowLastColumn="0" w:lastRowFirstColumn="0" w:lastRowLastColumn="0"/>
             </w:pPr>
             <w:r>
               <w:t>Unclear regulatory framework</w:t>
@@ -4962,6 +6428,7 @@
                 <w:numId w:val="164"/>
               </w:numPr>
               <w:spacing w:line="276" w:lineRule="auto"/>
+              <w:cnfStyle w:val="000000100000" w:firstRow="0" w:lastRow="0" w:firstColumn="0" w:lastColumn="0" w:oddVBand="0" w:evenVBand="0" w:oddHBand="1" w:evenHBand="0" w:firstRowFirstColumn="0" w:firstRowLastColumn="0" w:lastRowFirstColumn="0" w:lastRowLastColumn="0"/>
             </w:pPr>
             <w:r>
               <w:t>Limited number of cars initially</w:t>
@@ -4975,6 +6442,7 @@
                 <w:numId w:val="164"/>
               </w:numPr>
               <w:spacing w:line="276" w:lineRule="auto"/>
+              <w:cnfStyle w:val="000000100000" w:firstRow="0" w:lastRow="0" w:firstColumn="0" w:lastColumn="0" w:oddVBand="0" w:evenVBand="0" w:oddHBand="1" w:evenHBand="0" w:firstRowFirstColumn="0" w:firstRowLastColumn="0" w:lastRowFirstColumn="0" w:lastRowLastColumn="0"/>
             </w:pPr>
             <w:r>
               <w:t>Does not focus on partnering with dealerships</w:t>
@@ -4997,9 +6465,40 @@
           <w:b/>
           <w:bCs/>
         </w:rPr>
-        <w:t xml:space="preserve">Threat Level to </w:t>
-      </w:r>
-      <w:proofErr w:type="spellStart"/>
+        <w:t>Threat Level to Krigo</w:t>
+      </w:r>
+      <w:r>
+        <w:rPr>
+          <w:b/>
+          <w:bCs/>
+        </w:rPr>
+        <w:t xml:space="preserve">: </w:t>
+      </w:r>
+      <w:r>
+        <w:t>“</w:t>
+      </w:r>
+      <w:r>
+        <w:t>Low to medium</w:t>
+      </w:r>
+      <w:r>
+        <w:t>”</w:t>
+      </w:r>
+    </w:p>
+    <w:p>
+      <w:pPr>
+        <w:spacing w:line="360" w:lineRule="auto"/>
+      </w:pPr>
+      <w:r>
+        <w:t>Krigo targets a different customer segment.</w:t>
+      </w:r>
+    </w:p>
+    <w:p>
+      <w:pPr>
+        <w:rPr>
+          <w:b/>
+          <w:bCs/>
+        </w:rPr>
+      </w:pPr>
       <w:r>
         <w:rPr>
           <w:b/>
@@ -5007,46 +6506,6 @@
         </w:rPr>
         <w:t>Krigo</w:t>
       </w:r>
-      <w:proofErr w:type="spellEnd"/>
-      <w:r>
-        <w:rPr>
-          <w:b/>
-          <w:bCs/>
-        </w:rPr>
-        <w:t xml:space="preserve">: </w:t>
-      </w:r>
-      <w:r>
-        <w:t>“</w:t>
-      </w:r>
-      <w:r>
-        <w:t>Low to medium</w:t>
-      </w:r>
-      <w:r>
-        <w:t>”</w:t>
-      </w:r>
-    </w:p>
-    <w:p>
-      <w:pPr>
-        <w:spacing w:line="360" w:lineRule="auto"/>
-      </w:pPr>
-      <w:r>
-        <w:t>Krigo targets a different customer segment.</w:t>
-      </w:r>
-    </w:p>
-    <w:p>
-      <w:pPr>
-        <w:rPr>
-          <w:b/>
-          <w:bCs/>
-        </w:rPr>
-      </w:pPr>
-      <w:r>
-        <w:rPr>
-          <w:b/>
-          <w:bCs/>
-        </w:rPr>
-        <w:t>Krigo</w:t>
-      </w:r>
       <w:r>
         <w:rPr>
           <w:b/>
@@ -5076,7 +6535,6 @@
           <w:ilvl w:val="0"/>
           <w:numId w:val="88"/>
         </w:numPr>
-        <w:spacing w:line="360" w:lineRule="auto"/>
       </w:pPr>
       <w:r>
         <w:t>Specialized agencies</w:t>
@@ -5089,7 +6547,6 @@
           <w:ilvl w:val="0"/>
           <w:numId w:val="88"/>
         </w:numPr>
-        <w:spacing w:line="360" w:lineRule="auto"/>
       </w:pPr>
       <w:r>
         <w:t>Better vehicle maintenance standards</w:t>
@@ -5102,7 +6559,6 @@
           <w:ilvl w:val="0"/>
           <w:numId w:val="88"/>
         </w:numPr>
-        <w:spacing w:line="360" w:lineRule="auto"/>
       </w:pPr>
       <w:r>
         <w:t>Tourist trust</w:t>
@@ -5115,7 +6571,6 @@
           <w:ilvl w:val="0"/>
           <w:numId w:val="88"/>
         </w:numPr>
-        <w:spacing w:line="360" w:lineRule="auto"/>
       </w:pPr>
       <w:r>
         <w:t>Stronger insurance and service guarantees</w:t>
@@ -5140,16 +6595,14 @@
     </w:p>
     <w:p>
       <w:pPr>
-        <w:pStyle w:val="Title"/>
-        <w:numPr>
-          <w:ilvl w:val="0"/>
-          <w:numId w:val="170"/>
-        </w:numPr>
-      </w:pPr>
+        <w:pStyle w:val="Heading3"/>
+      </w:pPr>
+      <w:bookmarkStart w:id="14" w:name="_Toc236005974"/>
       <w:r>
         <w:lastRenderedPageBreak/>
         <w:t>Indirect Competition</w:t>
       </w:r>
+      <w:bookmarkEnd w:id="14"/>
     </w:p>
     <w:p>
       <w:pPr>
@@ -5252,12 +6705,13 @@
     </w:p>
     <w:p>
       <w:pPr>
-        <w:pStyle w:val="Title"/>
-        <w:spacing w:line="480" w:lineRule="auto"/>
-      </w:pPr>
-      <w:r>
-        <w:t>4. Competitive Gap Analysis</w:t>
-      </w:r>
+        <w:pStyle w:val="Heading3"/>
+      </w:pPr>
+      <w:bookmarkStart w:id="15" w:name="_Toc236005975"/>
+      <w:r>
+        <w:t>Competitive Gap Analysis</w:t>
+      </w:r>
+      <w:bookmarkEnd w:id="15"/>
     </w:p>
     <w:p>
       <w:r>
@@ -5279,13 +6733,14 @@
     </w:p>
     <w:p>
       <w:pPr>
-        <w:pStyle w:val="Title"/>
-        <w:spacing w:after="0" w:line="480" w:lineRule="auto"/>
-      </w:pPr>
+        <w:pStyle w:val="Heading3"/>
+      </w:pPr>
+      <w:bookmarkStart w:id="16" w:name="_Toc236005976"/>
       <w:r>
         <w:lastRenderedPageBreak/>
-        <w:t>5. SWOT Analysis of KriGo</w:t>
-      </w:r>
+        <w:t>SWOT Analysis of KriGo</w:t>
+      </w:r>
+      <w:bookmarkEnd w:id="16"/>
     </w:p>
     <w:p>
       <w:r>
@@ -5657,7 +7112,7 @@
     <w:p/>
     <w:tbl>
       <w:tblPr>
-        <w:tblStyle w:val="TableGrid"/>
+        <w:tblStyle w:val="PlainTable1"/>
         <w:tblW w:w="9072" w:type="dxa"/>
         <w:tblLook w:val="04A0" w:firstRow="1" w:lastRow="0" w:firstColumn="1" w:lastColumn="0" w:noHBand="0" w:noVBand="1"/>
       </w:tblPr>
@@ -5671,28 +7126,24 @@
       </w:tblGrid>
       <w:tr>
         <w:trPr>
-          <w:trHeight w:val="622"/>
-          <w:tblHeader/>
+          <w:cnfStyle w:val="100000000000" w:firstRow="1" w:lastRow="0" w:firstColumn="0" w:lastColumn="0" w:oddVBand="0" w:evenVBand="0" w:oddHBand="0" w:evenHBand="0" w:firstRowFirstColumn="0" w:firstRowLastColumn="0" w:lastRowFirstColumn="0" w:lastRowLastColumn="0"/>
+          <w:trHeight w:val="576"/>
         </w:trPr>
         <w:tc>
           <w:tcPr>
+            <w:cnfStyle w:val="001000000000" w:firstRow="0" w:lastRow="0" w:firstColumn="1" w:lastColumn="0" w:oddVBand="0" w:evenVBand="0" w:oddHBand="0" w:evenHBand="0" w:firstRowFirstColumn="0" w:firstRowLastColumn="0" w:lastRowFirstColumn="0" w:lastRowLastColumn="0"/>
             <w:tcW w:w="3312" w:type="dxa"/>
-            <w:shd w:val="clear" w:color="auto" w:fill="F2F2F2" w:themeFill="background1" w:themeFillShade="F2"/>
             <w:vAlign w:val="center"/>
           </w:tcPr>
           <w:p>
             <w:pPr>
               <w:jc w:val="center"/>
               <w:rPr>
-                <w:b/>
-                <w:bCs/>
+                <w:b w:val="0"/>
+                <w:bCs w:val="0"/>
               </w:rPr>
             </w:pPr>
             <w:r>
-              <w:rPr>
-                <w:b/>
-                <w:bCs/>
-              </w:rPr>
               <w:t>Capability</w:t>
             </w:r>
           </w:p>
@@ -5700,22 +7151,18 @@
         <w:tc>
           <w:tcPr>
             <w:tcW w:w="1152" w:type="dxa"/>
-            <w:shd w:val="clear" w:color="auto" w:fill="F2F2F2" w:themeFill="background1" w:themeFillShade="F2"/>
             <w:vAlign w:val="center"/>
           </w:tcPr>
           <w:p>
             <w:pPr>
               <w:jc w:val="center"/>
+              <w:cnfStyle w:val="100000000000" w:firstRow="1" w:lastRow="0" w:firstColumn="0" w:lastColumn="0" w:oddVBand="0" w:evenVBand="0" w:oddHBand="0" w:evenHBand="0" w:firstRowFirstColumn="0" w:firstRowLastColumn="0" w:lastRowFirstColumn="0" w:lastRowLastColumn="0"/>
               <w:rPr>
-                <w:b/>
-                <w:bCs/>
+                <w:b w:val="0"/>
+                <w:bCs w:val="0"/>
               </w:rPr>
             </w:pPr>
             <w:r>
-              <w:rPr>
-                <w:b/>
-                <w:bCs/>
-              </w:rPr>
               <w:t>ACR</w:t>
             </w:r>
           </w:p>
@@ -5723,22 +7170,18 @@
         <w:tc>
           <w:tcPr>
             <w:tcW w:w="1152" w:type="dxa"/>
-            <w:shd w:val="clear" w:color="auto" w:fill="F2F2F2" w:themeFill="background1" w:themeFillShade="F2"/>
             <w:vAlign w:val="center"/>
           </w:tcPr>
           <w:p>
             <w:pPr>
               <w:jc w:val="center"/>
+              <w:cnfStyle w:val="100000000000" w:firstRow="1" w:lastRow="0" w:firstColumn="0" w:lastColumn="0" w:oddVBand="0" w:evenVBand="0" w:oddHBand="0" w:evenHBand="0" w:firstRowFirstColumn="0" w:firstRowLastColumn="0" w:lastRowFirstColumn="0" w:lastRowLastColumn="0"/>
               <w:rPr>
-                <w:b/>
-                <w:bCs/>
+                <w:b w:val="0"/>
+                <w:bCs w:val="0"/>
               </w:rPr>
             </w:pPr>
             <w:r>
-              <w:rPr>
-                <w:b/>
-                <w:bCs/>
-              </w:rPr>
               <w:t>ResaDZ</w:t>
             </w:r>
           </w:p>
@@ -5746,22 +7189,18 @@
         <w:tc>
           <w:tcPr>
             <w:tcW w:w="1152" w:type="dxa"/>
-            <w:shd w:val="clear" w:color="auto" w:fill="F2F2F2" w:themeFill="background1" w:themeFillShade="F2"/>
             <w:vAlign w:val="center"/>
           </w:tcPr>
           <w:p>
             <w:pPr>
               <w:jc w:val="center"/>
+              <w:cnfStyle w:val="100000000000" w:firstRow="1" w:lastRow="0" w:firstColumn="0" w:lastColumn="0" w:oddVBand="0" w:evenVBand="0" w:oddHBand="0" w:evenHBand="0" w:firstRowFirstColumn="0" w:firstRowLastColumn="0" w:lastRowFirstColumn="0" w:lastRowLastColumn="0"/>
               <w:rPr>
-                <w:b/>
-                <w:bCs/>
+                <w:b w:val="0"/>
+                <w:bCs w:val="0"/>
               </w:rPr>
             </w:pPr>
             <w:r>
-              <w:rPr>
-                <w:b/>
-                <w:bCs/>
-              </w:rPr>
               <w:t>Nayda</w:t>
             </w:r>
           </w:p>
@@ -5769,22 +7208,18 @@
         <w:tc>
           <w:tcPr>
             <w:tcW w:w="1152" w:type="dxa"/>
-            <w:shd w:val="clear" w:color="auto" w:fill="F2F2F2" w:themeFill="background1" w:themeFillShade="F2"/>
             <w:vAlign w:val="center"/>
           </w:tcPr>
           <w:p>
             <w:pPr>
               <w:jc w:val="center"/>
+              <w:cnfStyle w:val="100000000000" w:firstRow="1" w:lastRow="0" w:firstColumn="0" w:lastColumn="0" w:oddVBand="0" w:evenVBand="0" w:oddHBand="0" w:evenHBand="0" w:firstRowFirstColumn="0" w:firstRowLastColumn="0" w:lastRowFirstColumn="0" w:lastRowLastColumn="0"/>
               <w:rPr>
-                <w:b/>
-                <w:bCs/>
+                <w:b w:val="0"/>
+                <w:bCs w:val="0"/>
               </w:rPr>
             </w:pPr>
             <w:r>
-              <w:rPr>
-                <w:b/>
-                <w:bCs/>
-              </w:rPr>
               <w:t>KRILLI</w:t>
             </w:r>
           </w:p>
@@ -5792,22 +7227,18 @@
         <w:tc>
           <w:tcPr>
             <w:tcW w:w="1152" w:type="dxa"/>
-            <w:shd w:val="clear" w:color="auto" w:fill="F2F2F2" w:themeFill="background1" w:themeFillShade="F2"/>
             <w:vAlign w:val="center"/>
           </w:tcPr>
           <w:p>
             <w:pPr>
               <w:jc w:val="center"/>
+              <w:cnfStyle w:val="100000000000" w:firstRow="1" w:lastRow="0" w:firstColumn="0" w:lastColumn="0" w:oddVBand="0" w:evenVBand="0" w:oddHBand="0" w:evenHBand="0" w:firstRowFirstColumn="0" w:firstRowLastColumn="0" w:lastRowFirstColumn="0" w:lastRowLastColumn="0"/>
               <w:rPr>
-                <w:b/>
-                <w:bCs/>
+                <w:b w:val="0"/>
+                <w:bCs w:val="0"/>
               </w:rPr>
             </w:pPr>
             <w:r>
-              <w:rPr>
-                <w:b/>
-                <w:bCs/>
-              </w:rPr>
               <w:t>KriGo</w:t>
             </w:r>
           </w:p>
@@ -5815,25 +7246,27 @@
       </w:tr>
       <w:tr>
         <w:trPr>
+          <w:cnfStyle w:val="000000100000" w:firstRow="0" w:lastRow="0" w:firstColumn="0" w:lastColumn="0" w:oddVBand="0" w:evenVBand="0" w:oddHBand="1" w:evenHBand="0" w:firstRowFirstColumn="0" w:firstRowLastColumn="0" w:lastRowFirstColumn="0" w:lastRowLastColumn="0"/>
           <w:trHeight w:val="576"/>
         </w:trPr>
         <w:tc>
           <w:tcPr>
+            <w:cnfStyle w:val="001000000000" w:firstRow="0" w:lastRow="0" w:firstColumn="1" w:lastColumn="0" w:oddVBand="0" w:evenVBand="0" w:oddHBand="0" w:evenHBand="0" w:firstRowFirstColumn="0" w:firstRowLastColumn="0" w:lastRowFirstColumn="0" w:lastRowLastColumn="0"/>
             <w:tcW w:w="3312" w:type="dxa"/>
-            <w:shd w:val="clear" w:color="auto" w:fill="F2F2F2" w:themeFill="background1" w:themeFillShade="F2"/>
             <w:vAlign w:val="center"/>
           </w:tcPr>
           <w:p>
             <w:pPr>
+              <w:jc w:val="center"/>
               <w:rPr>
-                <w:b/>
-                <w:bCs/>
+                <w:b w:val="0"/>
+                <w:bCs w:val="0"/>
               </w:rPr>
             </w:pPr>
             <w:r>
               <w:rPr>
-                <w:b/>
-                <w:bCs/>
+                <w:b w:val="0"/>
+                <w:bCs w:val="0"/>
               </w:rPr>
               <w:t>Multi-agency marketplace</w:t>
             </w:r>
@@ -5847,6 +7280,7 @@
           <w:p>
             <w:pPr>
               <w:jc w:val="center"/>
+              <w:cnfStyle w:val="000000100000" w:firstRow="0" w:lastRow="0" w:firstColumn="0" w:lastColumn="0" w:oddVBand="0" w:evenVBand="0" w:oddHBand="1" w:evenHBand="0" w:firstRowFirstColumn="0" w:firstRowLastColumn="0" w:lastRowFirstColumn="0" w:lastRowLastColumn="0"/>
             </w:pPr>
             <w:r>
               <w:t>Partial</w:t>
@@ -5861,6 +7295,7 @@
           <w:p>
             <w:pPr>
               <w:jc w:val="center"/>
+              <w:cnfStyle w:val="000000100000" w:firstRow="0" w:lastRow="0" w:firstColumn="0" w:lastColumn="0" w:oddVBand="0" w:evenVBand="0" w:oddHBand="1" w:evenHBand="0" w:firstRowFirstColumn="0" w:firstRowLastColumn="0" w:lastRowFirstColumn="0" w:lastRowLastColumn="0"/>
             </w:pPr>
             <w:r>
               <w:t>Yes</w:t>
@@ -5875,6 +7310,7 @@
           <w:p>
             <w:pPr>
               <w:jc w:val="center"/>
+              <w:cnfStyle w:val="000000100000" w:firstRow="0" w:lastRow="0" w:firstColumn="0" w:lastColumn="0" w:oddVBand="0" w:evenVBand="0" w:oddHBand="1" w:evenHBand="0" w:firstRowFirstColumn="0" w:firstRowLastColumn="0" w:lastRowFirstColumn="0" w:lastRowLastColumn="0"/>
             </w:pPr>
             <w:r>
               <w:t>No</w:t>
@@ -5889,6 +7325,7 @@
           <w:p>
             <w:pPr>
               <w:jc w:val="center"/>
+              <w:cnfStyle w:val="000000100000" w:firstRow="0" w:lastRow="0" w:firstColumn="0" w:lastColumn="0" w:oddVBand="0" w:evenVBand="0" w:oddHBand="1" w:evenHBand="0" w:firstRowFirstColumn="0" w:firstRowLastColumn="0" w:lastRowFirstColumn="0" w:lastRowLastColumn="0"/>
             </w:pPr>
             <w:r>
               <w:t>No</w:t>
@@ -5898,12 +7335,12 @@
         <w:tc>
           <w:tcPr>
             <w:tcW w:w="1152" w:type="dxa"/>
-            <w:shd w:val="clear" w:color="auto" w:fill="FFFFFF" w:themeFill="background1"/>
             <w:vAlign w:val="center"/>
           </w:tcPr>
           <w:p>
             <w:pPr>
               <w:jc w:val="center"/>
+              <w:cnfStyle w:val="000000100000" w:firstRow="0" w:lastRow="0" w:firstColumn="0" w:lastColumn="0" w:oddVBand="0" w:evenVBand="0" w:oddHBand="1" w:evenHBand="0" w:firstRowFirstColumn="0" w:firstRowLastColumn="0" w:lastRowFirstColumn="0" w:lastRowLastColumn="0"/>
             </w:pPr>
             <w:r>
               <w:t>Yes</w:t>
@@ -5917,21 +7354,22 @@
         </w:trPr>
         <w:tc>
           <w:tcPr>
+            <w:cnfStyle w:val="001000000000" w:firstRow="0" w:lastRow="0" w:firstColumn="1" w:lastColumn="0" w:oddVBand="0" w:evenVBand="0" w:oddHBand="0" w:evenHBand="0" w:firstRowFirstColumn="0" w:firstRowLastColumn="0" w:lastRowFirstColumn="0" w:lastRowLastColumn="0"/>
             <w:tcW w:w="3312" w:type="dxa"/>
-            <w:shd w:val="clear" w:color="auto" w:fill="F2F2F2" w:themeFill="background1" w:themeFillShade="F2"/>
             <w:vAlign w:val="center"/>
           </w:tcPr>
           <w:p>
             <w:pPr>
+              <w:jc w:val="center"/>
               <w:rPr>
-                <w:b/>
-                <w:bCs/>
+                <w:b w:val="0"/>
+                <w:bCs w:val="0"/>
               </w:rPr>
             </w:pPr>
             <w:r>
               <w:rPr>
-                <w:b/>
-                <w:bCs/>
+                <w:b w:val="0"/>
+                <w:bCs w:val="0"/>
               </w:rPr>
               <w:t>Real-time availability</w:t>
             </w:r>
@@ -5945,6 +7383,7 @@
           <w:p>
             <w:pPr>
               <w:jc w:val="center"/>
+              <w:cnfStyle w:val="000000000000" w:firstRow="0" w:lastRow="0" w:firstColumn="0" w:lastColumn="0" w:oddVBand="0" w:evenVBand="0" w:oddHBand="0" w:evenHBand="0" w:firstRowFirstColumn="0" w:firstRowLastColumn="0" w:lastRowFirstColumn="0" w:lastRowLastColumn="0"/>
             </w:pPr>
             <w:r>
               <w:t>Limited</w:t>
@@ -5959,6 +7398,7 @@
           <w:p>
             <w:pPr>
               <w:jc w:val="center"/>
+              <w:cnfStyle w:val="000000000000" w:firstRow="0" w:lastRow="0" w:firstColumn="0" w:lastColumn="0" w:oddVBand="0" w:evenVBand="0" w:oddHBand="0" w:evenHBand="0" w:firstRowFirstColumn="0" w:firstRowLastColumn="0" w:lastRowFirstColumn="0" w:lastRowLastColumn="0"/>
             </w:pPr>
             <w:r>
               <w:t>Partial</w:t>
@@ -5973,6 +7413,7 @@
           <w:p>
             <w:pPr>
               <w:jc w:val="center"/>
+              <w:cnfStyle w:val="000000000000" w:firstRow="0" w:lastRow="0" w:firstColumn="0" w:lastColumn="0" w:oddVBand="0" w:evenVBand="0" w:oddHBand="0" w:evenHBand="0" w:firstRowFirstColumn="0" w:firstRowLastColumn="0" w:lastRowFirstColumn="0" w:lastRowLastColumn="0"/>
             </w:pPr>
             <w:r>
               <w:t>Partial</w:t>
@@ -5987,6 +7428,7 @@
           <w:p>
             <w:pPr>
               <w:jc w:val="center"/>
+              <w:cnfStyle w:val="000000000000" w:firstRow="0" w:lastRow="0" w:firstColumn="0" w:lastColumn="0" w:oddVBand="0" w:evenVBand="0" w:oddHBand="0" w:evenHBand="0" w:firstRowFirstColumn="0" w:firstRowLastColumn="0" w:lastRowFirstColumn="0" w:lastRowLastColumn="0"/>
             </w:pPr>
             <w:r>
               <w:t>Yes</w:t>
@@ -5996,12 +7438,12 @@
         <w:tc>
           <w:tcPr>
             <w:tcW w:w="1152" w:type="dxa"/>
-            <w:shd w:val="clear" w:color="auto" w:fill="FFFFFF" w:themeFill="background1"/>
             <w:vAlign w:val="center"/>
           </w:tcPr>
           <w:p>
             <w:pPr>
               <w:jc w:val="center"/>
+              <w:cnfStyle w:val="000000000000" w:firstRow="0" w:lastRow="0" w:firstColumn="0" w:lastColumn="0" w:oddVBand="0" w:evenVBand="0" w:oddHBand="0" w:evenHBand="0" w:firstRowFirstColumn="0" w:firstRowLastColumn="0" w:lastRowFirstColumn="0" w:lastRowLastColumn="0"/>
             </w:pPr>
             <w:r>
               <w:t>Yes</w:t>
@@ -6011,25 +7453,27 @@
       </w:tr>
       <w:tr>
         <w:trPr>
+          <w:cnfStyle w:val="000000100000" w:firstRow="0" w:lastRow="0" w:firstColumn="0" w:lastColumn="0" w:oddVBand="0" w:evenVBand="0" w:oddHBand="1" w:evenHBand="0" w:firstRowFirstColumn="0" w:firstRowLastColumn="0" w:lastRowFirstColumn="0" w:lastRowLastColumn="0"/>
           <w:trHeight w:val="576"/>
         </w:trPr>
         <w:tc>
           <w:tcPr>
+            <w:cnfStyle w:val="001000000000" w:firstRow="0" w:lastRow="0" w:firstColumn="1" w:lastColumn="0" w:oddVBand="0" w:evenVBand="0" w:oddHBand="0" w:evenHBand="0" w:firstRowFirstColumn="0" w:firstRowLastColumn="0" w:lastRowFirstColumn="0" w:lastRowLastColumn="0"/>
             <w:tcW w:w="3312" w:type="dxa"/>
-            <w:shd w:val="clear" w:color="auto" w:fill="F2F2F2" w:themeFill="background1" w:themeFillShade="F2"/>
             <w:vAlign w:val="center"/>
           </w:tcPr>
           <w:p>
             <w:pPr>
+              <w:jc w:val="center"/>
               <w:rPr>
-                <w:b/>
-                <w:bCs/>
+                <w:b w:val="0"/>
+                <w:bCs w:val="0"/>
               </w:rPr>
             </w:pPr>
             <w:r>
               <w:rPr>
-                <w:b/>
-                <w:bCs/>
+                <w:b w:val="0"/>
+                <w:bCs w:val="0"/>
               </w:rPr>
               <w:t>Smart recommendations</w:t>
             </w:r>
@@ -6043,6 +7487,7 @@
           <w:p>
             <w:pPr>
               <w:jc w:val="center"/>
+              <w:cnfStyle w:val="000000100000" w:firstRow="0" w:lastRow="0" w:firstColumn="0" w:lastColumn="0" w:oddVBand="0" w:evenVBand="0" w:oddHBand="1" w:evenHBand="0" w:firstRowFirstColumn="0" w:firstRowLastColumn="0" w:lastRowFirstColumn="0" w:lastRowLastColumn="0"/>
             </w:pPr>
             <w:r>
               <w:t>No</w:t>
@@ -6057,6 +7502,7 @@
           <w:p>
             <w:pPr>
               <w:jc w:val="center"/>
+              <w:cnfStyle w:val="000000100000" w:firstRow="0" w:lastRow="0" w:firstColumn="0" w:lastColumn="0" w:oddVBand="0" w:evenVBand="0" w:oddHBand="1" w:evenHBand="0" w:firstRowFirstColumn="0" w:firstRowLastColumn="0" w:lastRowFirstColumn="0" w:lastRowLastColumn="0"/>
             </w:pPr>
             <w:r>
               <w:t>No</w:t>
@@ -6071,6 +7517,7 @@
           <w:p>
             <w:pPr>
               <w:jc w:val="center"/>
+              <w:cnfStyle w:val="000000100000" w:firstRow="0" w:lastRow="0" w:firstColumn="0" w:lastColumn="0" w:oddVBand="0" w:evenVBand="0" w:oddHBand="1" w:evenHBand="0" w:firstRowFirstColumn="0" w:firstRowLastColumn="0" w:lastRowFirstColumn="0" w:lastRowLastColumn="0"/>
             </w:pPr>
             <w:r>
               <w:t>No</w:t>
@@ -6085,6 +7532,7 @@
           <w:p>
             <w:pPr>
               <w:jc w:val="center"/>
+              <w:cnfStyle w:val="000000100000" w:firstRow="0" w:lastRow="0" w:firstColumn="0" w:lastColumn="0" w:oddVBand="0" w:evenVBand="0" w:oddHBand="1" w:evenHBand="0" w:firstRowFirstColumn="0" w:firstRowLastColumn="0" w:lastRowFirstColumn="0" w:lastRowLastColumn="0"/>
             </w:pPr>
             <w:r>
               <w:t>No</w:t>
@@ -6094,12 +7542,12 @@
         <w:tc>
           <w:tcPr>
             <w:tcW w:w="1152" w:type="dxa"/>
-            <w:shd w:val="clear" w:color="auto" w:fill="FFFFFF" w:themeFill="background1"/>
             <w:vAlign w:val="center"/>
           </w:tcPr>
           <w:p>
             <w:pPr>
               <w:jc w:val="center"/>
+              <w:cnfStyle w:val="000000100000" w:firstRow="0" w:lastRow="0" w:firstColumn="0" w:lastColumn="0" w:oddVBand="0" w:evenVBand="0" w:oddHBand="1" w:evenHBand="0" w:firstRowFirstColumn="0" w:firstRowLastColumn="0" w:lastRowFirstColumn="0" w:lastRowLastColumn="0"/>
             </w:pPr>
             <w:r>
               <w:t>Yes</w:t>
@@ -6113,21 +7561,22 @@
         </w:trPr>
         <w:tc>
           <w:tcPr>
+            <w:cnfStyle w:val="001000000000" w:firstRow="0" w:lastRow="0" w:firstColumn="1" w:lastColumn="0" w:oddVBand="0" w:evenVBand="0" w:oddHBand="0" w:evenHBand="0" w:firstRowFirstColumn="0" w:firstRowLastColumn="0" w:lastRowFirstColumn="0" w:lastRowLastColumn="0"/>
             <w:tcW w:w="3312" w:type="dxa"/>
-            <w:shd w:val="clear" w:color="auto" w:fill="F2F2F2" w:themeFill="background1" w:themeFillShade="F2"/>
             <w:vAlign w:val="center"/>
           </w:tcPr>
           <w:p>
             <w:pPr>
+              <w:jc w:val="center"/>
               <w:rPr>
-                <w:b/>
-                <w:bCs/>
+                <w:b w:val="0"/>
+                <w:bCs w:val="0"/>
               </w:rPr>
             </w:pPr>
             <w:r>
               <w:rPr>
-                <w:b/>
-                <w:bCs/>
+                <w:b w:val="0"/>
+                <w:bCs w:val="0"/>
               </w:rPr>
               <w:t>Tourist-focused experience</w:t>
             </w:r>
@@ -6141,6 +7590,7 @@
           <w:p>
             <w:pPr>
               <w:jc w:val="center"/>
+              <w:cnfStyle w:val="000000000000" w:firstRow="0" w:lastRow="0" w:firstColumn="0" w:lastColumn="0" w:oddVBand="0" w:evenVBand="0" w:oddHBand="0" w:evenHBand="0" w:firstRowFirstColumn="0" w:firstRowLastColumn="0" w:lastRowFirstColumn="0" w:lastRowLastColumn="0"/>
             </w:pPr>
             <w:r>
               <w:t>Low</w:t>
@@ -6155,6 +7605,7 @@
           <w:p>
             <w:pPr>
               <w:jc w:val="center"/>
+              <w:cnfStyle w:val="000000000000" w:firstRow="0" w:lastRow="0" w:firstColumn="0" w:lastColumn="0" w:oddVBand="0" w:evenVBand="0" w:oddHBand="0" w:evenHBand="0" w:firstRowFirstColumn="0" w:firstRowLastColumn="0" w:lastRowFirstColumn="0" w:lastRowLastColumn="0"/>
             </w:pPr>
             <w:r>
               <w:t>Medium</w:t>
@@ -6169,6 +7620,7 @@
           <w:p>
             <w:pPr>
               <w:jc w:val="center"/>
+              <w:cnfStyle w:val="000000000000" w:firstRow="0" w:lastRow="0" w:firstColumn="0" w:lastColumn="0" w:oddVBand="0" w:evenVBand="0" w:oddHBand="0" w:evenHBand="0" w:firstRowFirstColumn="0" w:firstRowLastColumn="0" w:lastRowFirstColumn="0" w:lastRowLastColumn="0"/>
             </w:pPr>
             <w:r>
               <w:t>High</w:t>
@@ -6183,6 +7635,7 @@
           <w:p>
             <w:pPr>
               <w:jc w:val="center"/>
+              <w:cnfStyle w:val="000000000000" w:firstRow="0" w:lastRow="0" w:firstColumn="0" w:lastColumn="0" w:oddVBand="0" w:evenVBand="0" w:oddHBand="0" w:evenHBand="0" w:firstRowFirstColumn="0" w:firstRowLastColumn="0" w:lastRowFirstColumn="0" w:lastRowLastColumn="0"/>
             </w:pPr>
             <w:r>
               <w:t>Low</w:t>
@@ -6192,12 +7645,12 @@
         <w:tc>
           <w:tcPr>
             <w:tcW w:w="1152" w:type="dxa"/>
-            <w:shd w:val="clear" w:color="auto" w:fill="FFFFFF" w:themeFill="background1"/>
             <w:vAlign w:val="center"/>
           </w:tcPr>
           <w:p>
             <w:pPr>
               <w:jc w:val="center"/>
+              <w:cnfStyle w:val="000000000000" w:firstRow="0" w:lastRow="0" w:firstColumn="0" w:lastColumn="0" w:oddVBand="0" w:evenVBand="0" w:oddHBand="0" w:evenHBand="0" w:firstRowFirstColumn="0" w:firstRowLastColumn="0" w:lastRowFirstColumn="0" w:lastRowLastColumn="0"/>
             </w:pPr>
             <w:r>
               <w:t>High</w:t>
@@ -6207,25 +7660,27 @@
       </w:tr>
       <w:tr>
         <w:trPr>
+          <w:cnfStyle w:val="000000100000" w:firstRow="0" w:lastRow="0" w:firstColumn="0" w:lastColumn="0" w:oddVBand="0" w:evenVBand="0" w:oddHBand="1" w:evenHBand="0" w:firstRowFirstColumn="0" w:firstRowLastColumn="0" w:lastRowFirstColumn="0" w:lastRowLastColumn="0"/>
           <w:trHeight w:val="576"/>
         </w:trPr>
         <w:tc>
           <w:tcPr>
+            <w:cnfStyle w:val="001000000000" w:firstRow="0" w:lastRow="0" w:firstColumn="1" w:lastColumn="0" w:oddVBand="0" w:evenVBand="0" w:oddHBand="0" w:evenHBand="0" w:firstRowFirstColumn="0" w:firstRowLastColumn="0" w:lastRowFirstColumn="0" w:lastRowLastColumn="0"/>
             <w:tcW w:w="3312" w:type="dxa"/>
-            <w:shd w:val="clear" w:color="auto" w:fill="F2F2F2" w:themeFill="background1" w:themeFillShade="F2"/>
             <w:vAlign w:val="center"/>
           </w:tcPr>
           <w:p>
             <w:pPr>
+              <w:jc w:val="center"/>
               <w:rPr>
-                <w:b/>
-                <w:bCs/>
+                <w:b w:val="0"/>
+                <w:bCs w:val="0"/>
               </w:rPr>
             </w:pPr>
             <w:r>
               <w:rPr>
-                <w:b/>
-                <w:bCs/>
+                <w:b w:val="0"/>
+                <w:bCs w:val="0"/>
               </w:rPr>
               <w:t>Agency comparison</w:t>
             </w:r>
@@ -6239,6 +7694,7 @@
           <w:p>
             <w:pPr>
               <w:jc w:val="center"/>
+              <w:cnfStyle w:val="000000100000" w:firstRow="0" w:lastRow="0" w:firstColumn="0" w:lastColumn="0" w:oddVBand="0" w:evenVBand="0" w:oddHBand="1" w:evenHBand="0" w:firstRowFirstColumn="0" w:firstRowLastColumn="0" w:lastRowFirstColumn="0" w:lastRowLastColumn="0"/>
             </w:pPr>
             <w:r>
               <w:t>No</w:t>
@@ -6253,6 +7709,7 @@
           <w:p>
             <w:pPr>
               <w:jc w:val="center"/>
+              <w:cnfStyle w:val="000000100000" w:firstRow="0" w:lastRow="0" w:firstColumn="0" w:lastColumn="0" w:oddVBand="0" w:evenVBand="0" w:oddHBand="1" w:evenHBand="0" w:firstRowFirstColumn="0" w:firstRowLastColumn="0" w:lastRowFirstColumn="0" w:lastRowLastColumn="0"/>
             </w:pPr>
             <w:r>
               <w:t>Limited</w:t>
@@ -6267,6 +7724,7 @@
           <w:p>
             <w:pPr>
               <w:jc w:val="center"/>
+              <w:cnfStyle w:val="000000100000" w:firstRow="0" w:lastRow="0" w:firstColumn="0" w:lastColumn="0" w:oddVBand="0" w:evenVBand="0" w:oddHBand="1" w:evenHBand="0" w:firstRowFirstColumn="0" w:firstRowLastColumn="0" w:lastRowFirstColumn="0" w:lastRowLastColumn="0"/>
             </w:pPr>
             <w:r>
               <w:t>No</w:t>
@@ -6281,62 +7739,7 @@
           <w:p>
             <w:pPr>
               <w:jc w:val="center"/>
-            </w:pPr>
-            <w:r>
-              <w:t>No</w:t>
-            </w:r>
-          </w:p>
-        </w:tc>
-        <w:tc>
-          <w:tcPr>
-            <w:tcW w:w="1152" w:type="dxa"/>
-            <w:shd w:val="clear" w:color="auto" w:fill="FFFFFF" w:themeFill="background1"/>
-            <w:vAlign w:val="center"/>
-          </w:tcPr>
-          <w:p>
-            <w:pPr>
-              <w:jc w:val="center"/>
-            </w:pPr>
-            <w:r>
-              <w:t>Yes</w:t>
-            </w:r>
-          </w:p>
-        </w:tc>
-      </w:tr>
-      <w:tr>
-        <w:trPr>
-          <w:trHeight w:val="576"/>
-        </w:trPr>
-        <w:tc>
-          <w:tcPr>
-            <w:tcW w:w="3312" w:type="dxa"/>
-            <w:shd w:val="clear" w:color="auto" w:fill="F2F2F2" w:themeFill="background1" w:themeFillShade="F2"/>
-            <w:vAlign w:val="center"/>
-          </w:tcPr>
-          <w:p>
-            <w:pPr>
-              <w:rPr>
-                <w:b/>
-                <w:bCs/>
-              </w:rPr>
-            </w:pPr>
-            <w:r>
-              <w:rPr>
-                <w:b/>
-                <w:bCs/>
-              </w:rPr>
-              <w:t>AI search assistance</w:t>
-            </w:r>
-          </w:p>
-        </w:tc>
-        <w:tc>
-          <w:tcPr>
-            <w:tcW w:w="1152" w:type="dxa"/>
-            <w:vAlign w:val="center"/>
-          </w:tcPr>
-          <w:p>
-            <w:pPr>
-              <w:jc w:val="center"/>
+              <w:cnfStyle w:val="000000100000" w:firstRow="0" w:lastRow="0" w:firstColumn="0" w:lastColumn="0" w:oddVBand="0" w:evenVBand="0" w:oddHBand="1" w:evenHBand="0" w:firstRowFirstColumn="0" w:firstRowLastColumn="0" w:lastRowFirstColumn="0" w:lastRowLastColumn="0"/>
             </w:pPr>
             <w:r>
               <w:t>No</w:t>
@@ -6351,6 +7754,50 @@
           <w:p>
             <w:pPr>
               <w:jc w:val="center"/>
+              <w:cnfStyle w:val="000000100000" w:firstRow="0" w:lastRow="0" w:firstColumn="0" w:lastColumn="0" w:oddVBand="0" w:evenVBand="0" w:oddHBand="1" w:evenHBand="0" w:firstRowFirstColumn="0" w:firstRowLastColumn="0" w:lastRowFirstColumn="0" w:lastRowLastColumn="0"/>
+            </w:pPr>
+            <w:r>
+              <w:t>Yes</w:t>
+            </w:r>
+          </w:p>
+        </w:tc>
+      </w:tr>
+      <w:tr>
+        <w:trPr>
+          <w:trHeight w:val="576"/>
+        </w:trPr>
+        <w:tc>
+          <w:tcPr>
+            <w:cnfStyle w:val="001000000000" w:firstRow="0" w:lastRow="0" w:firstColumn="1" w:lastColumn="0" w:oddVBand="0" w:evenVBand="0" w:oddHBand="0" w:evenHBand="0" w:firstRowFirstColumn="0" w:firstRowLastColumn="0" w:lastRowFirstColumn="0" w:lastRowLastColumn="0"/>
+            <w:tcW w:w="3312" w:type="dxa"/>
+            <w:vAlign w:val="center"/>
+          </w:tcPr>
+          <w:p>
+            <w:pPr>
+              <w:jc w:val="center"/>
+              <w:rPr>
+                <w:b w:val="0"/>
+                <w:bCs w:val="0"/>
+              </w:rPr>
+            </w:pPr>
+            <w:r>
+              <w:rPr>
+                <w:b w:val="0"/>
+                <w:bCs w:val="0"/>
+              </w:rPr>
+              <w:t>AI search assistance</w:t>
+            </w:r>
+          </w:p>
+        </w:tc>
+        <w:tc>
+          <w:tcPr>
+            <w:tcW w:w="1152" w:type="dxa"/>
+            <w:vAlign w:val="center"/>
+          </w:tcPr>
+          <w:p>
+            <w:pPr>
+              <w:jc w:val="center"/>
+              <w:cnfStyle w:val="000000000000" w:firstRow="0" w:lastRow="0" w:firstColumn="0" w:lastColumn="0" w:oddVBand="0" w:evenVBand="0" w:oddHBand="0" w:evenHBand="0" w:firstRowFirstColumn="0" w:firstRowLastColumn="0" w:lastRowFirstColumn="0" w:lastRowLastColumn="0"/>
             </w:pPr>
             <w:r>
               <w:t>No</w:t>
@@ -6365,6 +7812,7 @@
           <w:p>
             <w:pPr>
               <w:jc w:val="center"/>
+              <w:cnfStyle w:val="000000000000" w:firstRow="0" w:lastRow="0" w:firstColumn="0" w:lastColumn="0" w:oddVBand="0" w:evenVBand="0" w:oddHBand="0" w:evenHBand="0" w:firstRowFirstColumn="0" w:firstRowLastColumn="0" w:lastRowFirstColumn="0" w:lastRowLastColumn="0"/>
             </w:pPr>
             <w:r>
               <w:t>No</w:t>
@@ -6379,6 +7827,7 @@
           <w:p>
             <w:pPr>
               <w:jc w:val="center"/>
+              <w:cnfStyle w:val="000000000000" w:firstRow="0" w:lastRow="0" w:firstColumn="0" w:lastColumn="0" w:oddVBand="0" w:evenVBand="0" w:oddHBand="0" w:evenHBand="0" w:firstRowFirstColumn="0" w:firstRowLastColumn="0" w:lastRowFirstColumn="0" w:lastRowLastColumn="0"/>
             </w:pPr>
             <w:r>
               <w:t>No</w:t>
@@ -6388,12 +7837,27 @@
         <w:tc>
           <w:tcPr>
             <w:tcW w:w="1152" w:type="dxa"/>
-            <w:shd w:val="clear" w:color="auto" w:fill="FFFFFF" w:themeFill="background1"/>
             <w:vAlign w:val="center"/>
           </w:tcPr>
           <w:p>
             <w:pPr>
               <w:jc w:val="center"/>
+              <w:cnfStyle w:val="000000000000" w:firstRow="0" w:lastRow="0" w:firstColumn="0" w:lastColumn="0" w:oddVBand="0" w:evenVBand="0" w:oddHBand="0" w:evenHBand="0" w:firstRowFirstColumn="0" w:firstRowLastColumn="0" w:lastRowFirstColumn="0" w:lastRowLastColumn="0"/>
+            </w:pPr>
+            <w:r>
+              <w:t>No</w:t>
+            </w:r>
+          </w:p>
+        </w:tc>
+        <w:tc>
+          <w:tcPr>
+            <w:tcW w:w="1152" w:type="dxa"/>
+            <w:vAlign w:val="center"/>
+          </w:tcPr>
+          <w:p>
+            <w:pPr>
+              <w:jc w:val="center"/>
+              <w:cnfStyle w:val="000000000000" w:firstRow="0" w:lastRow="0" w:firstColumn="0" w:lastColumn="0" w:oddVBand="0" w:evenVBand="0" w:oddHBand="0" w:evenHBand="0" w:firstRowFirstColumn="0" w:firstRowLastColumn="0" w:lastRowFirstColumn="0" w:lastRowLastColumn="0"/>
             </w:pPr>
             <w:r>
               <w:t>Yes</w:t>
@@ -6403,25 +7867,27 @@
       </w:tr>
       <w:tr>
         <w:trPr>
+          <w:cnfStyle w:val="000000100000" w:firstRow="0" w:lastRow="0" w:firstColumn="0" w:lastColumn="0" w:oddVBand="0" w:evenVBand="0" w:oddHBand="1" w:evenHBand="0" w:firstRowFirstColumn="0" w:firstRowLastColumn="0" w:lastRowFirstColumn="0" w:lastRowLastColumn="0"/>
           <w:trHeight w:val="576"/>
         </w:trPr>
         <w:tc>
           <w:tcPr>
+            <w:cnfStyle w:val="001000000000" w:firstRow="0" w:lastRow="0" w:firstColumn="1" w:lastColumn="0" w:oddVBand="0" w:evenVBand="0" w:oddHBand="0" w:evenHBand="0" w:firstRowFirstColumn="0" w:firstRowLastColumn="0" w:lastRowFirstColumn="0" w:lastRowLastColumn="0"/>
             <w:tcW w:w="3312" w:type="dxa"/>
-            <w:shd w:val="clear" w:color="auto" w:fill="F2F2F2" w:themeFill="background1" w:themeFillShade="F2"/>
             <w:vAlign w:val="center"/>
           </w:tcPr>
           <w:p>
             <w:pPr>
+              <w:jc w:val="center"/>
               <w:rPr>
-                <w:b/>
-                <w:bCs/>
+                <w:b w:val="0"/>
+                <w:bCs w:val="0"/>
               </w:rPr>
             </w:pPr>
             <w:r>
               <w:rPr>
-                <w:b/>
-                <w:bCs/>
+                <w:b w:val="0"/>
+                <w:bCs w:val="0"/>
               </w:rPr>
               <w:t>Reviews &amp; ratings</w:t>
             </w:r>
@@ -6435,6 +7901,7 @@
           <w:p>
             <w:pPr>
               <w:jc w:val="center"/>
+              <w:cnfStyle w:val="000000100000" w:firstRow="0" w:lastRow="0" w:firstColumn="0" w:lastColumn="0" w:oddVBand="0" w:evenVBand="0" w:oddHBand="1" w:evenHBand="0" w:firstRowFirstColumn="0" w:firstRowLastColumn="0" w:lastRowFirstColumn="0" w:lastRowLastColumn="0"/>
             </w:pPr>
             <w:r>
               <w:t>Limited</w:t>
@@ -6449,6 +7916,7 @@
           <w:p>
             <w:pPr>
               <w:jc w:val="center"/>
+              <w:cnfStyle w:val="000000100000" w:firstRow="0" w:lastRow="0" w:firstColumn="0" w:lastColumn="0" w:oddVBand="0" w:evenVBand="0" w:oddHBand="1" w:evenHBand="0" w:firstRowFirstColumn="0" w:firstRowLastColumn="0" w:lastRowFirstColumn="0" w:lastRowLastColumn="0"/>
             </w:pPr>
             <w:r>
               <w:t>Limited</w:t>
@@ -6463,6 +7931,7 @@
           <w:p>
             <w:pPr>
               <w:jc w:val="center"/>
+              <w:cnfStyle w:val="000000100000" w:firstRow="0" w:lastRow="0" w:firstColumn="0" w:lastColumn="0" w:oddVBand="0" w:evenVBand="0" w:oddHBand="1" w:evenHBand="0" w:firstRowFirstColumn="0" w:firstRowLastColumn="0" w:lastRowFirstColumn="0" w:lastRowLastColumn="0"/>
             </w:pPr>
             <w:r>
               <w:t>Limited</w:t>
@@ -6477,6 +7946,7 @@
           <w:p>
             <w:pPr>
               <w:jc w:val="center"/>
+              <w:cnfStyle w:val="000000100000" w:firstRow="0" w:lastRow="0" w:firstColumn="0" w:lastColumn="0" w:oddVBand="0" w:evenVBand="0" w:oddHBand="1" w:evenHBand="0" w:firstRowFirstColumn="0" w:firstRowLastColumn="0" w:lastRowFirstColumn="0" w:lastRowLastColumn="0"/>
             </w:pPr>
             <w:r>
               <w:t>Limited</w:t>
@@ -6486,12 +7956,12 @@
         <w:tc>
           <w:tcPr>
             <w:tcW w:w="1152" w:type="dxa"/>
-            <w:shd w:val="clear" w:color="auto" w:fill="FFFFFF" w:themeFill="background1"/>
             <w:vAlign w:val="center"/>
           </w:tcPr>
           <w:p>
             <w:pPr>
               <w:jc w:val="center"/>
+              <w:cnfStyle w:val="000000100000" w:firstRow="0" w:lastRow="0" w:firstColumn="0" w:lastColumn="0" w:oddVBand="0" w:evenVBand="0" w:oddHBand="1" w:evenHBand="0" w:firstRowFirstColumn="0" w:firstRowLastColumn="0" w:lastRowFirstColumn="0" w:lastRowLastColumn="0"/>
             </w:pPr>
             <w:r>
               <w:t>Yes</w:t>
@@ -6505,21 +7975,22 @@
         </w:trPr>
         <w:tc>
           <w:tcPr>
+            <w:cnfStyle w:val="001000000000" w:firstRow="0" w:lastRow="0" w:firstColumn="1" w:lastColumn="0" w:oddVBand="0" w:evenVBand="0" w:oddHBand="0" w:evenHBand="0" w:firstRowFirstColumn="0" w:firstRowLastColumn="0" w:lastRowFirstColumn="0" w:lastRowLastColumn="0"/>
             <w:tcW w:w="3312" w:type="dxa"/>
-            <w:shd w:val="clear" w:color="auto" w:fill="F2F2F2" w:themeFill="background1" w:themeFillShade="F2"/>
             <w:vAlign w:val="center"/>
           </w:tcPr>
           <w:p>
             <w:pPr>
+              <w:jc w:val="center"/>
               <w:rPr>
-                <w:b/>
-                <w:bCs/>
+                <w:b w:val="0"/>
+                <w:bCs w:val="0"/>
               </w:rPr>
             </w:pPr>
             <w:r>
               <w:rPr>
-                <w:b/>
-                <w:bCs/>
+                <w:b w:val="0"/>
+                <w:bCs w:val="0"/>
               </w:rPr>
               <w:t>Airport services integration</w:t>
             </w:r>
@@ -6533,6 +8004,7 @@
           <w:p>
             <w:pPr>
               <w:jc w:val="center"/>
+              <w:cnfStyle w:val="000000000000" w:firstRow="0" w:lastRow="0" w:firstColumn="0" w:lastColumn="0" w:oddVBand="0" w:evenVBand="0" w:oddHBand="0" w:evenHBand="0" w:firstRowFirstColumn="0" w:firstRowLastColumn="0" w:lastRowFirstColumn="0" w:lastRowLastColumn="0"/>
             </w:pPr>
             <w:r>
               <w:t>No</w:t>
@@ -6547,6 +8019,7 @@
           <w:p>
             <w:pPr>
               <w:jc w:val="center"/>
+              <w:cnfStyle w:val="000000000000" w:firstRow="0" w:lastRow="0" w:firstColumn="0" w:lastColumn="0" w:oddVBand="0" w:evenVBand="0" w:oddHBand="0" w:evenHBand="0" w:firstRowFirstColumn="0" w:firstRowLastColumn="0" w:lastRowFirstColumn="0" w:lastRowLastColumn="0"/>
             </w:pPr>
             <w:r>
               <w:t>Yes</w:t>
@@ -6561,6 +8034,7 @@
           <w:p>
             <w:pPr>
               <w:jc w:val="center"/>
+              <w:cnfStyle w:val="000000000000" w:firstRow="0" w:lastRow="0" w:firstColumn="0" w:lastColumn="0" w:oddVBand="0" w:evenVBand="0" w:oddHBand="0" w:evenHBand="0" w:firstRowFirstColumn="0" w:firstRowLastColumn="0" w:lastRowFirstColumn="0" w:lastRowLastColumn="0"/>
             </w:pPr>
             <w:r>
               <w:t>Yes</w:t>
@@ -6575,6 +8049,7 @@
           <w:p>
             <w:pPr>
               <w:jc w:val="center"/>
+              <w:cnfStyle w:val="000000000000" w:firstRow="0" w:lastRow="0" w:firstColumn="0" w:lastColumn="0" w:oddVBand="0" w:evenVBand="0" w:oddHBand="0" w:evenHBand="0" w:firstRowFirstColumn="0" w:firstRowLastColumn="0" w:lastRowFirstColumn="0" w:lastRowLastColumn="0"/>
             </w:pPr>
             <w:r>
               <w:t>No</w:t>
@@ -6584,12 +8059,12 @@
         <w:tc>
           <w:tcPr>
             <w:tcW w:w="1152" w:type="dxa"/>
-            <w:shd w:val="clear" w:color="auto" w:fill="FFFFFF" w:themeFill="background1"/>
             <w:vAlign w:val="center"/>
           </w:tcPr>
           <w:p>
             <w:pPr>
               <w:jc w:val="center"/>
+              <w:cnfStyle w:val="000000000000" w:firstRow="0" w:lastRow="0" w:firstColumn="0" w:lastColumn="0" w:oddVBand="0" w:evenVBand="0" w:oddHBand="0" w:evenHBand="0" w:firstRowFirstColumn="0" w:firstRowLastColumn="0" w:lastRowFirstColumn="0" w:lastRowLastColumn="0"/>
             </w:pPr>
             <w:r>
               <w:t>Yes</w:t>
@@ -6599,25 +8074,27 @@
       </w:tr>
       <w:tr>
         <w:trPr>
+          <w:cnfStyle w:val="000000100000" w:firstRow="0" w:lastRow="0" w:firstColumn="0" w:lastColumn="0" w:oddVBand="0" w:evenVBand="0" w:oddHBand="1" w:evenHBand="0" w:firstRowFirstColumn="0" w:firstRowLastColumn="0" w:lastRowFirstColumn="0" w:lastRowLastColumn="0"/>
           <w:trHeight w:val="576"/>
         </w:trPr>
         <w:tc>
           <w:tcPr>
+            <w:cnfStyle w:val="001000000000" w:firstRow="0" w:lastRow="0" w:firstColumn="1" w:lastColumn="0" w:oddVBand="0" w:evenVBand="0" w:oddHBand="0" w:evenHBand="0" w:firstRowFirstColumn="0" w:firstRowLastColumn="0" w:lastRowFirstColumn="0" w:lastRowLastColumn="0"/>
             <w:tcW w:w="3312" w:type="dxa"/>
-            <w:shd w:val="clear" w:color="auto" w:fill="F2F2F2" w:themeFill="background1" w:themeFillShade="F2"/>
             <w:vAlign w:val="center"/>
           </w:tcPr>
           <w:p>
             <w:pPr>
+              <w:jc w:val="center"/>
               <w:rPr>
-                <w:b/>
-                <w:bCs/>
+                <w:b w:val="0"/>
+                <w:bCs w:val="0"/>
               </w:rPr>
             </w:pPr>
             <w:r>
               <w:rPr>
-                <w:b/>
-                <w:bCs/>
+                <w:b w:val="0"/>
+                <w:bCs w:val="0"/>
               </w:rPr>
               <w:t>Multilingual support</w:t>
             </w:r>
@@ -6631,6 +8108,7 @@
           <w:p>
             <w:pPr>
               <w:jc w:val="center"/>
+              <w:cnfStyle w:val="000000100000" w:firstRow="0" w:lastRow="0" w:firstColumn="0" w:lastColumn="0" w:oddVBand="0" w:evenVBand="0" w:oddHBand="1" w:evenHBand="0" w:firstRowFirstColumn="0" w:firstRowLastColumn="0" w:lastRowFirstColumn="0" w:lastRowLastColumn="0"/>
             </w:pPr>
             <w:r>
               <w:t>Limited</w:t>
@@ -6645,6 +8123,7 @@
           <w:p>
             <w:pPr>
               <w:jc w:val="center"/>
+              <w:cnfStyle w:val="000000100000" w:firstRow="0" w:lastRow="0" w:firstColumn="0" w:lastColumn="0" w:oddVBand="0" w:evenVBand="0" w:oddHBand="1" w:evenHBand="0" w:firstRowFirstColumn="0" w:firstRowLastColumn="0" w:lastRowFirstColumn="0" w:lastRowLastColumn="0"/>
             </w:pPr>
             <w:r>
               <w:t>Limited</w:t>
@@ -6659,6 +8138,7 @@
           <w:p>
             <w:pPr>
               <w:jc w:val="center"/>
+              <w:cnfStyle w:val="000000100000" w:firstRow="0" w:lastRow="0" w:firstColumn="0" w:lastColumn="0" w:oddVBand="0" w:evenVBand="0" w:oddHBand="1" w:evenHBand="0" w:firstRowFirstColumn="0" w:firstRowLastColumn="0" w:lastRowFirstColumn="0" w:lastRowLastColumn="0"/>
             </w:pPr>
             <w:r>
               <w:t>Medium</w:t>
@@ -6673,62 +8153,7 @@
           <w:p>
             <w:pPr>
               <w:jc w:val="center"/>
-            </w:pPr>
-            <w:r>
-              <w:t>Medium</w:t>
-            </w:r>
-          </w:p>
-        </w:tc>
-        <w:tc>
-          <w:tcPr>
-            <w:tcW w:w="1152" w:type="dxa"/>
-            <w:shd w:val="clear" w:color="auto" w:fill="FFFFFF" w:themeFill="background1"/>
-            <w:vAlign w:val="center"/>
-          </w:tcPr>
-          <w:p>
-            <w:pPr>
-              <w:jc w:val="center"/>
-            </w:pPr>
-            <w:r>
-              <w:t>Yes</w:t>
-            </w:r>
-          </w:p>
-        </w:tc>
-      </w:tr>
-      <w:tr>
-        <w:trPr>
-          <w:trHeight w:val="576"/>
-        </w:trPr>
-        <w:tc>
-          <w:tcPr>
-            <w:tcW w:w="3312" w:type="dxa"/>
-            <w:shd w:val="clear" w:color="auto" w:fill="F2F2F2" w:themeFill="background1" w:themeFillShade="F2"/>
-            <w:vAlign w:val="center"/>
-          </w:tcPr>
-          <w:p>
-            <w:pPr>
-              <w:rPr>
-                <w:b/>
-                <w:bCs/>
-              </w:rPr>
-            </w:pPr>
-            <w:r>
-              <w:rPr>
-                <w:b/>
-                <w:bCs/>
-              </w:rPr>
-              <w:t>Data analytics for agencies</w:t>
-            </w:r>
-          </w:p>
-        </w:tc>
-        <w:tc>
-          <w:tcPr>
-            <w:tcW w:w="1152" w:type="dxa"/>
-            <w:vAlign w:val="center"/>
-          </w:tcPr>
-          <w:p>
-            <w:pPr>
-              <w:jc w:val="center"/>
+              <w:cnfStyle w:val="000000100000" w:firstRow="0" w:lastRow="0" w:firstColumn="0" w:lastColumn="0" w:oddVBand="0" w:evenVBand="0" w:oddHBand="1" w:evenHBand="0" w:firstRowFirstColumn="0" w:firstRowLastColumn="0" w:lastRowFirstColumn="0" w:lastRowLastColumn="0"/>
             </w:pPr>
             <w:r>
               <w:t>Medium</w:t>
@@ -6743,6 +8168,50 @@
           <w:p>
             <w:pPr>
               <w:jc w:val="center"/>
+              <w:cnfStyle w:val="000000100000" w:firstRow="0" w:lastRow="0" w:firstColumn="0" w:lastColumn="0" w:oddVBand="0" w:evenVBand="0" w:oddHBand="1" w:evenHBand="0" w:firstRowFirstColumn="0" w:firstRowLastColumn="0" w:lastRowFirstColumn="0" w:lastRowLastColumn="0"/>
+            </w:pPr>
+            <w:r>
+              <w:t>Yes</w:t>
+            </w:r>
+          </w:p>
+        </w:tc>
+      </w:tr>
+      <w:tr>
+        <w:trPr>
+          <w:trHeight w:val="576"/>
+        </w:trPr>
+        <w:tc>
+          <w:tcPr>
+            <w:cnfStyle w:val="001000000000" w:firstRow="0" w:lastRow="0" w:firstColumn="1" w:lastColumn="0" w:oddVBand="0" w:evenVBand="0" w:oddHBand="0" w:evenHBand="0" w:firstRowFirstColumn="0" w:firstRowLastColumn="0" w:lastRowFirstColumn="0" w:lastRowLastColumn="0"/>
+            <w:tcW w:w="3312" w:type="dxa"/>
+            <w:vAlign w:val="center"/>
+          </w:tcPr>
+          <w:p>
+            <w:pPr>
+              <w:jc w:val="center"/>
+              <w:rPr>
+                <w:b w:val="0"/>
+                <w:bCs w:val="0"/>
+              </w:rPr>
+            </w:pPr>
+            <w:r>
+              <w:rPr>
+                <w:b w:val="0"/>
+                <w:bCs w:val="0"/>
+              </w:rPr>
+              <w:t>Data analytics for agencies</w:t>
+            </w:r>
+          </w:p>
+        </w:tc>
+        <w:tc>
+          <w:tcPr>
+            <w:tcW w:w="1152" w:type="dxa"/>
+            <w:vAlign w:val="center"/>
+          </w:tcPr>
+          <w:p>
+            <w:pPr>
+              <w:jc w:val="center"/>
+              <w:cnfStyle w:val="000000000000" w:firstRow="0" w:lastRow="0" w:firstColumn="0" w:lastColumn="0" w:oddVBand="0" w:evenVBand="0" w:oddHBand="0" w:evenHBand="0" w:firstRowFirstColumn="0" w:firstRowLastColumn="0" w:lastRowFirstColumn="0" w:lastRowLastColumn="0"/>
             </w:pPr>
             <w:r>
               <w:t>Medium</w:t>
@@ -6757,6 +8226,22 @@
           <w:p>
             <w:pPr>
               <w:jc w:val="center"/>
+              <w:cnfStyle w:val="000000000000" w:firstRow="0" w:lastRow="0" w:firstColumn="0" w:lastColumn="0" w:oddVBand="0" w:evenVBand="0" w:oddHBand="0" w:evenHBand="0" w:firstRowFirstColumn="0" w:firstRowLastColumn="0" w:lastRowFirstColumn="0" w:lastRowLastColumn="0"/>
+            </w:pPr>
+            <w:r>
+              <w:t>Medium</w:t>
+            </w:r>
+          </w:p>
+        </w:tc>
+        <w:tc>
+          <w:tcPr>
+            <w:tcW w:w="1152" w:type="dxa"/>
+            <w:vAlign w:val="center"/>
+          </w:tcPr>
+          <w:p>
+            <w:pPr>
+              <w:jc w:val="center"/>
+              <w:cnfStyle w:val="000000000000" w:firstRow="0" w:lastRow="0" w:firstColumn="0" w:lastColumn="0" w:oddVBand="0" w:evenVBand="0" w:oddHBand="0" w:evenHBand="0" w:firstRowFirstColumn="0" w:firstRowLastColumn="0" w:lastRowFirstColumn="0" w:lastRowLastColumn="0"/>
             </w:pPr>
             <w:r>
               <w:t>Low</w:t>
@@ -6771,6 +8256,7 @@
           <w:p>
             <w:pPr>
               <w:jc w:val="center"/>
+              <w:cnfStyle w:val="000000000000" w:firstRow="0" w:lastRow="0" w:firstColumn="0" w:lastColumn="0" w:oddVBand="0" w:evenVBand="0" w:oddHBand="0" w:evenHBand="0" w:firstRowFirstColumn="0" w:firstRowLastColumn="0" w:lastRowFirstColumn="0" w:lastRowLastColumn="0"/>
             </w:pPr>
             <w:r>
               <w:t>Low</w:t>
@@ -6780,12 +8266,12 @@
         <w:tc>
           <w:tcPr>
             <w:tcW w:w="1152" w:type="dxa"/>
-            <w:shd w:val="clear" w:color="auto" w:fill="FFFFFF" w:themeFill="background1"/>
             <w:vAlign w:val="center"/>
           </w:tcPr>
           <w:p>
             <w:pPr>
               <w:jc w:val="center"/>
+              <w:cnfStyle w:val="000000000000" w:firstRow="0" w:lastRow="0" w:firstColumn="0" w:lastColumn="0" w:oddVBand="0" w:evenVBand="0" w:oddHBand="0" w:evenHBand="0" w:firstRowFirstColumn="0" w:firstRowLastColumn="0" w:lastRowFirstColumn="0" w:lastRowLastColumn="0"/>
             </w:pPr>
             <w:r>
               <w:t>Yes</w:t>
@@ -6801,26 +8287,33 @@
           <w:rFonts w:asciiTheme="majorBidi" w:eastAsiaTheme="majorEastAsia" w:hAnsiTheme="majorBidi" w:cstheme="majorBidi"/>
           <w:b/>
           <w:color w:val="000000" w:themeColor="text1"/>
-          <w:spacing w:val="-10"/>
-          <w:kern w:val="28"/>
           <w:sz w:val="28"/>
-          <w:szCs w:val="56"/>
+          <w:szCs w:val="32"/>
         </w:rPr>
       </w:pPr>
     </w:p>
     <w:p>
       <w:pPr>
-        <w:pStyle w:val="Title"/>
-        <w:spacing w:before="240"/>
-      </w:pPr>
+        <w:pStyle w:val="Heading2"/>
+      </w:pPr>
+      <w:bookmarkStart w:id="17" w:name="_Toc236005977"/>
+      <w:r>
+        <w:t>Conclusion</w:t>
+      </w:r>
+      <w:bookmarkEnd w:id="17"/>
     </w:p>
     <w:p>
       <w:pPr>
-        <w:pStyle w:val="Title"/>
-        <w:spacing w:before="240"/>
-      </w:pPr>
-      <w:r>
-        <w:t>Conclusion</w:t>
+        <w:spacing w:line="360" w:lineRule="auto"/>
+      </w:pPr>
+      <w:r>
+        <w:t>The Algerian market remains in an early stage of digital maturity, with competitors focusing on either agency management (ACR), basic aggregation (ResaDZ), fleet leasing (Nayda), or peer-to-peer sharing (</w:t>
+      </w:r>
+      <w:r>
+        <w:t>KRILLI</w:t>
+      </w:r>
+      <w:r>
+        <w:t>). Currently, there is no system that combines smart search, real-time comparison across multiple agencies, tourism services, and data-driven recommendations within an integrated ecosystem.</w:t>
       </w:r>
     </w:p>
     <w:p>
@@ -6828,20 +8321,6 @@
         <w:spacing w:line="360" w:lineRule="auto"/>
       </w:pPr>
       <w:r>
-        <w:t>The Algerian market remains in an early stage of digital maturity, with competitors focusing on either agency management (ACR), basic aggregation (ResaDZ), fleet leasing (Nayda), or peer-to-peer sharing (</w:t>
-      </w:r>
-      <w:r>
-        <w:t>KRILLI</w:t>
-      </w:r>
-      <w:r>
-        <w:t>). Currently, there is no system that combines smart search, real-time comparison across multiple agencies, tourism services, and data-driven recommendations within an integrated ecosystem.</w:t>
-      </w:r>
-    </w:p>
-    <w:p>
-      <w:pPr>
-        <w:spacing w:line="360" w:lineRule="auto"/>
-      </w:pPr>
-      <w:r>
         <w:t xml:space="preserve">KriGo </w:t>
       </w:r>
       <w:r>
@@ -6852,8 +8331,11 @@
       </w:r>
     </w:p>
     <w:sectPr>
+      <w:headerReference w:type="default" r:id="rId8"/>
+      <w:footerReference w:type="default" r:id="rId9"/>
       <w:pgSz w:w="11906" w:h="16838" w:code="9"/>
-      <w:pgMar w:top="1411" w:right="850" w:bottom="1411" w:left="1699" w:header="720" w:footer="720" w:gutter="0"/>
+      <w:pgMar w:top="1411" w:right="850" w:bottom="1411" w:left="1699" w:header="720" w:footer="432" w:gutter="0"/>
+      <w:pgNumType w:start="1"/>
       <w:cols w:space="720"/>
       <w:docGrid w:linePitch="360"/>
     </w:sectPr>
@@ -6886,6 +8368,103 @@
 </w:endnotes>
 </file>
 
+<file path=word/footer1.xml><?xml version="1.0" encoding="utf-8"?>
+<w:ftr xmlns:wpc="http://schemas.microsoft.com/office/word/2010/wordprocessingCanvas" xmlns:cx="http://schemas.microsoft.com/office/drawing/2014/chartex" xmlns:cx1="http://schemas.microsoft.com/office/drawing/2015/9/8/chartex" xmlns:cx2="http://schemas.microsoft.com/office/drawing/2015/10/21/chartex" xmlns:cx3="http://schemas.microsoft.com/office/drawing/2016/5/9/chartex" xmlns:cx4="http://schemas.microsoft.com/office/drawing/2016/5/10/chartex" xmlns:cx5="http://schemas.microsoft.com/office/drawing/2016/5/11/chartex" xmlns:cx6="http://schemas.microsoft.com/office/drawing/2016/5/12/chartex" xmlns:cx7="http://schemas.microsoft.com/office/drawing/2016/5/13/chartex" xmlns:cx8="http://schemas.microsoft.com/office/drawing/2016/5/14/chartex" xmlns:mc="http://schemas.openxmlformats.org/markup-compatibility/2006" xmlns:aink="http://schemas.microsoft.com/office/drawing/2016/ink" xmlns:am3d="http://schemas.microsoft.com/office/drawing/2017/model3d" xmlns:o="urn:schemas-microsoft-com:office:office" xmlns:oel="http://schemas.microsoft.com/office/2019/extlst" xmlns:r="http://schemas.openxmlformats.org/officeDocument/2006/relationships" xmlns:m="http://schemas.openxmlformats.org/officeDocument/2006/math" xmlns:v="urn:schemas-microsoft-com:vml" xmlns:wp14="http://schemas.microsoft.com/office/word/2010/wordprocessingDrawing" xmlns:wp="http://schemas.openxmlformats.org/drawingml/2006/wordprocessingDrawing" xmlns:w10="urn:schemas-microsoft-com:office:word" xmlns:w="http://schemas.openxmlformats.org/wordprocessingml/2006/main" xmlns:w14="http://schemas.microsoft.com/office/word/2010/wordml" xmlns:w15="http://schemas.microsoft.com/office/word/2012/wordml" xmlns:w16cex="http://schemas.microsoft.com/office/word/2018/wordml/cex" xmlns:w16cid="http://schemas.microsoft.com/office/word/2016/wordml/cid" xmlns:w16="http://schemas.microsoft.com/office/word/2018/wordml" xmlns:w16du="http://schemas.microsoft.com/office/word/2023/wordml/word16du" xmlns:w16sdtdh="http://schemas.microsoft.com/office/word/2020/wordml/sdtdatahash" xmlns:w16sdtfl="http://schemas.microsoft.com/office/word/2024/wordml/sdtformatlock" xmlns:w16se="http://schemas.microsoft.com/office/word/2015/wordml/symex" xmlns:wpg="http://schemas.microsoft.com/office/word/2010/wordprocessingGroup" xmlns:wpi="http://schemas.microsoft.com/office/word/2010/wordprocessingInk" xmlns:wne="http://schemas.microsoft.com/office/word/2006/wordml" xmlns:wps="http://schemas.microsoft.com/office/word/2010/wordprocessingShape" mc:Ignorable="w14 w15 w16se w16cid w16 w16cex w16sdtdh w16sdtfl w16du wp14">
+  <w:sdt>
+    <w:sdtPr>
+      <w:rPr>
+        <w:sz w:val="20"/>
+        <w:szCs w:val="20"/>
+      </w:rPr>
+      <w:id w:val="-1392806638"/>
+      <w:docPartObj>
+        <w:docPartGallery w:val="Page Numbers (Bottom of Page)"/>
+        <w:docPartUnique/>
+      </w:docPartObj>
+    </w:sdtPr>
+    <w:sdtEndPr>
+      <w:rPr>
+        <w:color w:val="7F7F7F" w:themeColor="background1" w:themeShade="7F"/>
+        <w:spacing w:val="60"/>
+      </w:rPr>
+    </w:sdtEndPr>
+    <w:sdtContent>
+      <w:p>
+        <w:pPr>
+          <w:pStyle w:val="Footer"/>
+          <w:pBdr>
+            <w:top w:val="single" w:sz="4" w:space="1" w:color="D9D9D9" w:themeColor="background1" w:themeShade="D9"/>
+          </w:pBdr>
+          <w:jc w:val="right"/>
+          <w:rPr>
+            <w:sz w:val="20"/>
+            <w:szCs w:val="20"/>
+          </w:rPr>
+        </w:pPr>
+        <w:r>
+          <w:rPr>
+            <w:sz w:val="20"/>
+            <w:szCs w:val="20"/>
+          </w:rPr>
+          <w:fldChar w:fldCharType="begin"/>
+        </w:r>
+        <w:r>
+          <w:rPr>
+            <w:sz w:val="20"/>
+            <w:szCs w:val="20"/>
+          </w:rPr>
+          <w:instrText xml:space="preserve"> PAGE   \* MERGEFORMAT </w:instrText>
+        </w:r>
+        <w:r>
+          <w:rPr>
+            <w:sz w:val="20"/>
+            <w:szCs w:val="20"/>
+          </w:rPr>
+          <w:fldChar w:fldCharType="separate"/>
+        </w:r>
+        <w:r>
+          <w:rPr>
+            <w:noProof/>
+            <w:sz w:val="20"/>
+            <w:szCs w:val="20"/>
+          </w:rPr>
+          <w:t>2</w:t>
+        </w:r>
+        <w:r>
+          <w:rPr>
+            <w:noProof/>
+            <w:sz w:val="20"/>
+            <w:szCs w:val="20"/>
+          </w:rPr>
+          <w:fldChar w:fldCharType="end"/>
+        </w:r>
+        <w:r>
+          <w:rPr>
+            <w:sz w:val="20"/>
+            <w:szCs w:val="20"/>
+          </w:rPr>
+          <w:t xml:space="preserve"> | </w:t>
+        </w:r>
+        <w:r>
+          <w:rPr>
+            <w:color w:val="7F7F7F" w:themeColor="background1" w:themeShade="7F"/>
+            <w:spacing w:val="60"/>
+            <w:sz w:val="20"/>
+            <w:szCs w:val="20"/>
+          </w:rPr>
+          <w:t>Page</w:t>
+        </w:r>
+      </w:p>
+    </w:sdtContent>
+  </w:sdt>
+  <w:p>
+    <w:pPr>
+      <w:pStyle w:val="Footer"/>
+    </w:pPr>
+  </w:p>
+</w:ftr>
+</file>
+
 <file path=word/footnotes.xml><?xml version="1.0" encoding="utf-8"?>
 <w:footnotes xmlns:wpc="http://schemas.microsoft.com/office/word/2010/wordprocessingCanvas" xmlns:cx="http://schemas.microsoft.com/office/drawing/2014/chartex" xmlns:cx1="http://schemas.microsoft.com/office/drawing/2015/9/8/chartex" xmlns:cx2="http://schemas.microsoft.com/office/drawing/2015/10/21/chartex" xmlns:cx3="http://schemas.microsoft.com/office/drawing/2016/5/9/chartex" xmlns:cx4="http://schemas.microsoft.com/office/drawing/2016/5/10/chartex" xmlns:cx5="http://schemas.microsoft.com/office/drawing/2016/5/11/chartex" xmlns:cx6="http://schemas.microsoft.com/office/drawing/2016/5/12/chartex" xmlns:cx7="http://schemas.microsoft.com/office/drawing/2016/5/13/chartex" xmlns:cx8="http://schemas.microsoft.com/office/drawing/2016/5/14/chartex" xmlns:mc="http://schemas.openxmlformats.org/markup-compatibility/2006" xmlns:aink="http://schemas.microsoft.com/office/drawing/2016/ink" xmlns:am3d="http://schemas.microsoft.com/office/drawing/2017/model3d" xmlns:o="urn:schemas-microsoft-com:office:office" xmlns:oel="http://schemas.microsoft.com/office/2019/extlst" xmlns:r="http://schemas.openxmlformats.org/officeDocument/2006/relationships" xmlns:m="http://schemas.openxmlformats.org/officeDocument/2006/math" xmlns:v="urn:schemas-microsoft-com:vml" xmlns:wp14="http://schemas.microsoft.com/office/word/2010/wordprocessingDrawing" xmlns:wp="http://schemas.openxmlformats.org/drawingml/2006/wordprocessingDrawing" xmlns:w10="urn:schemas-microsoft-com:office:word" xmlns:w="http://schemas.openxmlformats.org/wordprocessingml/2006/main" xmlns:w14="http://schemas.microsoft.com/office/word/2010/wordml" xmlns:w15="http://schemas.microsoft.com/office/word/2012/wordml" xmlns:w16cex="http://schemas.microsoft.com/office/word/2018/wordml/cex" xmlns:w16cid="http://schemas.microsoft.com/office/word/2016/wordml/cid" xmlns:w16="http://schemas.microsoft.com/office/word/2018/wordml" xmlns:w16du="http://schemas.microsoft.com/office/word/2023/wordml/word16du" xmlns:w16sdtdh="http://schemas.microsoft.com/office/word/2020/wordml/sdtdatahash" xmlns:w16sdtfl="http://schemas.microsoft.com/office/word/2024/wordml/sdtformatlock" xmlns:w16se="http://schemas.microsoft.com/office/word/2015/wordml/symex" xmlns:wpg="http://schemas.microsoft.com/office/word/2010/wordprocessingGroup" xmlns:wpi="http://schemas.microsoft.com/office/word/2010/wordprocessingInk" xmlns:wne="http://schemas.microsoft.com/office/word/2006/wordml" xmlns:wps="http://schemas.microsoft.com/office/word/2010/wordprocessingShape" mc:Ignorable="w14 w15 w16se w16cid w16 w16cex w16sdtdh w16sdtfl w16du wp14">
   <w:footnote w:type="separator" w:id="-1">
@@ -6909,6 +8488,16 @@
     </w:p>
   </w:footnote>
 </w:footnotes>
+</file>
+
+<file path=word/header1.xml><?xml version="1.0" encoding="utf-8"?>
+<w:hdr xmlns:wpc="http://schemas.microsoft.com/office/word/2010/wordprocessingCanvas" xmlns:cx="http://schemas.microsoft.com/office/drawing/2014/chartex" xmlns:cx1="http://schemas.microsoft.com/office/drawing/2015/9/8/chartex" xmlns:cx2="http://schemas.microsoft.com/office/drawing/2015/10/21/chartex" xmlns:cx3="http://schemas.microsoft.com/office/drawing/2016/5/9/chartex" xmlns:cx4="http://schemas.microsoft.com/office/drawing/2016/5/10/chartex" xmlns:cx5="http://schemas.microsoft.com/office/drawing/2016/5/11/chartex" xmlns:cx6="http://schemas.microsoft.com/office/drawing/2016/5/12/chartex" xmlns:cx7="http://schemas.microsoft.com/office/drawing/2016/5/13/chartex" xmlns:cx8="http://schemas.microsoft.com/office/drawing/2016/5/14/chartex" xmlns:mc="http://schemas.openxmlformats.org/markup-compatibility/2006" xmlns:aink="http://schemas.microsoft.com/office/drawing/2016/ink" xmlns:am3d="http://schemas.microsoft.com/office/drawing/2017/model3d" xmlns:o="urn:schemas-microsoft-com:office:office" xmlns:oel="http://schemas.microsoft.com/office/2019/extlst" xmlns:r="http://schemas.openxmlformats.org/officeDocument/2006/relationships" xmlns:m="http://schemas.openxmlformats.org/officeDocument/2006/math" xmlns:v="urn:schemas-microsoft-com:vml" xmlns:wp14="http://schemas.microsoft.com/office/word/2010/wordprocessingDrawing" xmlns:wp="http://schemas.openxmlformats.org/drawingml/2006/wordprocessingDrawing" xmlns:w10="urn:schemas-microsoft-com:office:word" xmlns:w="http://schemas.openxmlformats.org/wordprocessingml/2006/main" xmlns:w14="http://schemas.microsoft.com/office/word/2010/wordml" xmlns:w15="http://schemas.microsoft.com/office/word/2012/wordml" xmlns:w16cex="http://schemas.microsoft.com/office/word/2018/wordml/cex" xmlns:w16cid="http://schemas.microsoft.com/office/word/2016/wordml/cid" xmlns:w16="http://schemas.microsoft.com/office/word/2018/wordml" xmlns:w16du="http://schemas.microsoft.com/office/word/2023/wordml/word16du" xmlns:w16sdtdh="http://schemas.microsoft.com/office/word/2020/wordml/sdtdatahash" xmlns:w16sdtfl="http://schemas.microsoft.com/office/word/2024/wordml/sdtformatlock" xmlns:w16se="http://schemas.microsoft.com/office/word/2015/wordml/symex" xmlns:wpg="http://schemas.microsoft.com/office/word/2010/wordprocessingGroup" xmlns:wpi="http://schemas.microsoft.com/office/word/2010/wordprocessingInk" xmlns:wne="http://schemas.microsoft.com/office/word/2006/wordml" xmlns:wps="http://schemas.microsoft.com/office/word/2010/wordprocessingShape" mc:Ignorable="w14 w15 w16se w16cid w16 w16cex w16sdtdh w16sdtfl w16du wp14">
+  <w:p>
+    <w:pPr>
+      <w:pStyle w:val="Header"/>
+    </w:pPr>
+  </w:p>
+</w:hdr>
 </file>
 
 <file path=word/numbering.xml><?xml version="1.0" encoding="utf-8"?>
@@ -29243,18 +30832,18 @@
     <w:uiPriority w:val="9"/>
     <w:unhideWhenUsed/>
     <w:qFormat/>
-    <w:rsid w:val="003D176F"/>
+    <w:rsid w:val="00304359"/>
     <w:pPr>
       <w:keepNext/>
       <w:keepLines/>
-      <w:spacing w:before="80" w:after="40"/>
+      <w:spacing w:before="80" w:after="40" w:line="360" w:lineRule="auto"/>
       <w:outlineLvl w:val="3"/>
     </w:pPr>
     <w:rPr>
       <w:rFonts w:eastAsiaTheme="majorEastAsia" w:cstheme="majorBidi"/>
       <w:i/>
       <w:iCs/>
-      <w:color w:val="2F5496" w:themeColor="accent1" w:themeShade="BF"/>
+      <w:color w:val="595959" w:themeColor="text1" w:themeTint="A6"/>
     </w:rPr>
   </w:style>
   <w:style w:type="paragraph" w:styleId="Heading5">
@@ -29369,6 +30958,7 @@
   <w:style w:type="character" w:default="1" w:styleId="DefaultParagraphFont">
     <w:name w:val="Default Paragraph Font"/>
     <w:uiPriority w:val="1"/>
+    <w:semiHidden/>
     <w:unhideWhenUsed/>
   </w:style>
   <w:style w:type="table" w:default="1" w:styleId="TableNormal">
@@ -29438,12 +31028,12 @@
     <w:basedOn w:val="DefaultParagraphFont"/>
     <w:link w:val="Heading4"/>
     <w:uiPriority w:val="9"/>
-    <w:rsid w:val="003D176F"/>
+    <w:rsid w:val="00304359"/>
     <w:rPr>
-      <w:rFonts w:eastAsiaTheme="majorEastAsia" w:cstheme="majorBidi"/>
+      <w:rFonts w:ascii="Times New Roman" w:eastAsiaTheme="majorEastAsia" w:hAnsi="Times New Roman" w:cstheme="majorBidi"/>
       <w:i/>
       <w:iCs/>
-      <w:color w:val="2F5496" w:themeColor="accent1" w:themeShade="BF"/>
+      <w:color w:val="595959" w:themeColor="text1" w:themeTint="A6"/>
     </w:rPr>
   </w:style>
   <w:style w:type="character" w:customStyle="1" w:styleId="Heading5Char">
@@ -29517,7 +31107,7 @@
     <w:link w:val="TitleChar"/>
     <w:uiPriority w:val="10"/>
     <w:qFormat/>
-    <w:rsid w:val="007E5E08"/>
+    <w:rsid w:val="0070228E"/>
     <w:pPr>
       <w:spacing w:after="80" w:line="360" w:lineRule="auto"/>
       <w:contextualSpacing/>
@@ -29528,7 +31118,6 @@
       <w:color w:val="000000" w:themeColor="text1"/>
       <w:spacing w:val="-10"/>
       <w:kern w:val="28"/>
-      <w:sz w:val="28"/>
       <w:szCs w:val="56"/>
     </w:rPr>
   </w:style>
@@ -29537,14 +31126,13 @@
     <w:basedOn w:val="DefaultParagraphFont"/>
     <w:link w:val="Title"/>
     <w:uiPriority w:val="10"/>
-    <w:rsid w:val="007E5E08"/>
+    <w:rsid w:val="0070228E"/>
     <w:rPr>
       <w:rFonts w:asciiTheme="majorBidi" w:eastAsiaTheme="majorEastAsia" w:hAnsiTheme="majorBidi" w:cstheme="majorBidi"/>
       <w:b/>
       <w:color w:val="000000" w:themeColor="text1"/>
       <w:spacing w:val="-10"/>
       <w:kern w:val="28"/>
-      <w:sz w:val="28"/>
       <w:szCs w:val="56"/>
     </w:rPr>
   </w:style>
@@ -29928,6 +31516,88 @@
       <w:contextualSpacing/>
     </w:pPr>
   </w:style>
+  <w:style w:type="table" w:styleId="PlainTable1">
+    <w:name w:val="Plain Table 1"/>
+    <w:basedOn w:val="TableNormal"/>
+    <w:uiPriority w:val="41"/>
+    <w:rsid w:val="00390404"/>
+    <w:pPr>
+      <w:spacing w:after="0" w:line="240" w:lineRule="auto"/>
+    </w:pPr>
+    <w:tblPr>
+      <w:tblStyleRowBandSize w:val="1"/>
+      <w:tblStyleColBandSize w:val="1"/>
+      <w:tblBorders>
+        <w:top w:val="single" w:sz="4" w:space="0" w:color="BFBFBF" w:themeColor="background1" w:themeShade="BF"/>
+        <w:left w:val="single" w:sz="4" w:space="0" w:color="BFBFBF" w:themeColor="background1" w:themeShade="BF"/>
+        <w:bottom w:val="single" w:sz="4" w:space="0" w:color="BFBFBF" w:themeColor="background1" w:themeShade="BF"/>
+        <w:right w:val="single" w:sz="4" w:space="0" w:color="BFBFBF" w:themeColor="background1" w:themeShade="BF"/>
+        <w:insideH w:val="single" w:sz="4" w:space="0" w:color="BFBFBF" w:themeColor="background1" w:themeShade="BF"/>
+        <w:insideV w:val="single" w:sz="4" w:space="0" w:color="BFBFBF" w:themeColor="background1" w:themeShade="BF"/>
+      </w:tblBorders>
+    </w:tblPr>
+    <w:tblStylePr w:type="firstRow">
+      <w:rPr>
+        <w:b/>
+        <w:bCs/>
+      </w:rPr>
+    </w:tblStylePr>
+    <w:tblStylePr w:type="lastRow">
+      <w:rPr>
+        <w:b/>
+        <w:bCs/>
+      </w:rPr>
+      <w:tblPr/>
+      <w:tcPr>
+        <w:tcBorders>
+          <w:top w:val="double" w:sz="4" w:space="0" w:color="BFBFBF" w:themeColor="background1" w:themeShade="BF"/>
+        </w:tcBorders>
+      </w:tcPr>
+    </w:tblStylePr>
+    <w:tblStylePr w:type="firstCol">
+      <w:rPr>
+        <w:b/>
+        <w:bCs/>
+      </w:rPr>
+    </w:tblStylePr>
+    <w:tblStylePr w:type="lastCol">
+      <w:rPr>
+        <w:b/>
+        <w:bCs/>
+      </w:rPr>
+    </w:tblStylePr>
+    <w:tblStylePr w:type="band1Vert">
+      <w:tblPr/>
+      <w:tcPr>
+        <w:shd w:val="clear" w:color="auto" w:fill="F2F2F2" w:themeFill="background1" w:themeFillShade="F2"/>
+      </w:tcPr>
+    </w:tblStylePr>
+    <w:tblStylePr w:type="band1Horz">
+      <w:tblPr/>
+      <w:tcPr>
+        <w:shd w:val="clear" w:color="auto" w:fill="F2F2F2" w:themeFill="background1" w:themeFillShade="F2"/>
+      </w:tcPr>
+    </w:tblStylePr>
+  </w:style>
+  <w:style w:type="table" w:styleId="TableGridLight">
+    <w:name w:val="Grid Table Light"/>
+    <w:basedOn w:val="TableNormal"/>
+    <w:uiPriority w:val="40"/>
+    <w:rsid w:val="00D3344A"/>
+    <w:pPr>
+      <w:spacing w:after="0" w:line="240" w:lineRule="auto"/>
+    </w:pPr>
+    <w:tblPr>
+      <w:tblBorders>
+        <w:top w:val="single" w:sz="4" w:space="0" w:color="BFBFBF" w:themeColor="background1" w:themeShade="BF"/>
+        <w:left w:val="single" w:sz="4" w:space="0" w:color="BFBFBF" w:themeColor="background1" w:themeShade="BF"/>
+        <w:bottom w:val="single" w:sz="4" w:space="0" w:color="BFBFBF" w:themeColor="background1" w:themeShade="BF"/>
+        <w:right w:val="single" w:sz="4" w:space="0" w:color="BFBFBF" w:themeColor="background1" w:themeShade="BF"/>
+        <w:insideH w:val="single" w:sz="4" w:space="0" w:color="BFBFBF" w:themeColor="background1" w:themeShade="BF"/>
+        <w:insideV w:val="single" w:sz="4" w:space="0" w:color="BFBFBF" w:themeColor="background1" w:themeShade="BF"/>
+      </w:tblBorders>
+    </w:tblPr>
+  </w:style>
 </w:styles>
 </file>
 

--- a/Business Analyses.docx
+++ b/Business Analyses.docx
@@ -113,7 +113,23 @@
           <w:b/>
           <w:bCs/>
         </w:rPr>
-        <w:t>“kri”</w:t>
+        <w:t>“</w:t>
+      </w:r>
+      <w:proofErr w:type="spellStart"/>
+      <w:r>
+        <w:rPr>
+          <w:b/>
+          <w:bCs/>
+        </w:rPr>
+        <w:t>kri</w:t>
+      </w:r>
+      <w:proofErr w:type="spellEnd"/>
+      <w:r>
+        <w:rPr>
+          <w:b/>
+          <w:bCs/>
+        </w:rPr>
+        <w:t>”</w:t>
       </w:r>
       <w:r>
         <w:t xml:space="preserve"> meaning “</w:t>
@@ -318,8 +334,13 @@
     <w:sdt>
       <w:sdtPr>
         <w:rPr>
+          <w:rFonts w:ascii="Times New Roman" w:eastAsiaTheme="minorHAnsi" w:hAnsi="Times New Roman" w:cstheme="minorBidi"/>
+          <w:b w:val="0"/>
+          <w:color w:val="auto"/>
+          <w:kern w:val="2"/>
           <w:sz w:val="28"/>
           <w:szCs w:val="28"/>
+          <w14:ligatures w14:val="standardContextual"/>
         </w:rPr>
         <w:id w:val="-1382322403"/>
         <w:docPartObj>
@@ -329,14 +350,10 @@
       </w:sdtPr>
       <w:sdtEndPr>
         <w:rPr>
-          <w:rFonts w:ascii="Times New Roman" w:eastAsiaTheme="minorHAnsi" w:hAnsi="Times New Roman" w:cstheme="minorBidi"/>
           <w:bCs/>
           <w:noProof/>
-          <w:color w:val="auto"/>
-          <w:kern w:val="2"/>
           <w:sz w:val="24"/>
           <w:szCs w:val="24"/>
-          <w14:ligatures w14:val="standardContextual"/>
         </w:rPr>
       </w:sdtEndPr>
       <w:sdtContent>
@@ -4177,7 +4194,15 @@
     </w:p>
     <w:p>
       <w:r>
-        <w:t xml:space="preserve">The ideal customer would be a traveller aged 25-45 who wants to plan their transport online, values convenience and price transparency, wants to compare a few options before booking, is dependent on mobile apps and is looking for reliable car rental companies with verified reviews and immediate availability. </w:t>
+        <w:t xml:space="preserve">The ideal customer would be a </w:t>
+      </w:r>
+      <w:proofErr w:type="spellStart"/>
+      <w:r>
+        <w:t>traveller</w:t>
+      </w:r>
+      <w:proofErr w:type="spellEnd"/>
+      <w:r>
+        <w:t xml:space="preserve"> aged 25-45 who wants to plan their transport online, values convenience and price transparency, wants to compare a few options before booking, is dependent on mobile apps and is looking for reliable car rental companies with verified reviews and immediate availability. </w:t>
       </w:r>
     </w:p>
     <w:p>
@@ -4228,8 +4253,13 @@
         <w:pStyle w:val="Heading3"/>
       </w:pPr>
       <w:bookmarkStart w:id="11" w:name="_Toc236005971"/>
-      <w:r>
-        <w:t>KriGo’s Market Position</w:t>
+      <w:proofErr w:type="spellStart"/>
+      <w:r>
+        <w:t>KriGo’s</w:t>
+      </w:r>
+      <w:proofErr w:type="spellEnd"/>
+      <w:r>
+        <w:t xml:space="preserve"> Market Position</w:t>
       </w:r>
       <w:bookmarkEnd w:id="11"/>
     </w:p>
@@ -4701,7 +4731,15 @@
     </w:p>
     <w:p>
       <w:r>
-        <w:t>The Algerian Car Rental Company (ACR) was founded in 2019 and is one of the first digital enterprises supporting Algeria's car rental sector. The ACR's primary goal has been to assist rental companies in digitising their business models as well as allowing customers to reserve cars online.</w:t>
+        <w:t xml:space="preserve">The Algerian Car Rental Company (ACR) was founded in 2019 and is one of the first digital enterprises supporting Algeria's car rental sector. The ACR's primary goal has been to assist rental companies in </w:t>
+      </w:r>
+      <w:proofErr w:type="spellStart"/>
+      <w:r>
+        <w:t>digitising</w:t>
+      </w:r>
+      <w:proofErr w:type="spellEnd"/>
+      <w:r>
+        <w:t xml:space="preserve"> their business models as well as allowing customers to reserve cars online.</w:t>
       </w:r>
     </w:p>
     <w:p>
@@ -5056,12 +5094,21 @@
           <w:bCs/>
         </w:rPr>
       </w:pPr>
+      <w:proofErr w:type="spellStart"/>
       <w:r>
         <w:rPr>
           <w:b/>
           <w:bCs/>
         </w:rPr>
-        <w:t>KriGo’s Advantages</w:t>
+        <w:t>KriGo’s</w:t>
+      </w:r>
+      <w:proofErr w:type="spellEnd"/>
+      <w:r>
+        <w:rPr>
+          <w:b/>
+          <w:bCs/>
+        </w:rPr>
+        <w:t xml:space="preserve"> Advantages</w:t>
       </w:r>
     </w:p>
     <w:p>
@@ -5582,7 +5629,21 @@
         <w:rPr>
           <w:lang w:bidi="ar-DZ"/>
         </w:rPr>
-        <w:t>Risa DZ is currently KriGo’s closest competitor, as both target agency aggregation.</w:t>
+        <w:t xml:space="preserve">Risa DZ is currently </w:t>
+      </w:r>
+      <w:proofErr w:type="spellStart"/>
+      <w:r>
+        <w:rPr>
+          <w:lang w:bidi="ar-DZ"/>
+        </w:rPr>
+        <w:t>KriGo’s</w:t>
+      </w:r>
+      <w:proofErr w:type="spellEnd"/>
+      <w:r>
+        <w:rPr>
+          <w:lang w:bidi="ar-DZ"/>
+        </w:rPr>
+        <w:t xml:space="preserve"> closest competitor, as both target agency aggregation.</w:t>
       </w:r>
     </w:p>
     <w:p>
@@ -5593,13 +5654,23 @@
           <w:lang w:bidi="ar-DZ"/>
         </w:rPr>
       </w:pPr>
+      <w:proofErr w:type="spellStart"/>
       <w:r>
         <w:rPr>
           <w:b/>
           <w:bCs/>
           <w:lang w:bidi="ar-DZ"/>
         </w:rPr>
-        <w:t>KriGo’s Advantages</w:t>
+        <w:t>KriGo’s</w:t>
+      </w:r>
+      <w:proofErr w:type="spellEnd"/>
+      <w:r>
+        <w:rPr>
+          <w:b/>
+          <w:bCs/>
+          <w:lang w:bidi="ar-DZ"/>
+        </w:rPr>
+        <w:t xml:space="preserve"> Advantages</w:t>
       </w:r>
     </w:p>
     <w:p>
@@ -5832,7 +5903,15 @@
         <w:spacing w:before="240"/>
       </w:pPr>
       <w:r>
-        <w:t>Naida’s strengths are its strong mobile presence, focus on tourism and comprehensive chauffeur services. However, the platform mainly depends on its own fleet, which limits the variety and availability of vehicles offered to customers. It also doesn't have large-scale marketplace functionality and it doesn't consolidate vehicles from multiple rental companies. Thus, Naida represents a moderate competitive threat to KriGo, as it competes mainly for tourism customers and does not operate as a neutral marketplace. KriGo’s competitive advantages include access to a larger pool of vehicles through agency partnerships, more competitive pricing through cross-agency comparison, wider geographical coverage and a greater variety of vehicles to meet diverse customer needs.</w:t>
+        <w:t xml:space="preserve">Naida’s strengths are its strong mobile presence, focus on tourism and comprehensive chauffeur services. However, the platform mainly depends on its own fleet, which limits the variety and availability of vehicles offered to customers. It also doesn't have large-scale marketplace functionality and it doesn't consolidate vehicles from multiple rental companies. Thus, Naida represents a moderate competitive threat to KriGo, as it competes mainly for tourism customers and does not operate as a neutral marketplace. </w:t>
+      </w:r>
+      <w:proofErr w:type="spellStart"/>
+      <w:r>
+        <w:t>KriGo’s</w:t>
+      </w:r>
+      <w:proofErr w:type="spellEnd"/>
+      <w:r>
+        <w:t xml:space="preserve"> competitive advantages include access to a larger pool of vehicles through agency partnerships, more competitive pricing through cross-agency comparison, wider geographical coverage and a greater variety of vehicles to meet diverse customer needs.</w:t>
       </w:r>
     </w:p>
     <w:p>
@@ -6243,7 +6322,15 @@
     </w:p>
     <w:p>
       <w:r>
-        <w:t>KRILLI has strengths in a number of areas, including its innovative peer-to-peer business model, competitive pricing structure and an easy-to-use online registration system. However, KRILLI is also facing challenges associated with user trust; regulatory issues that are uncertain; and a lack of supply of vehicles due to limited vehicles available when KRILLI is in its early stages. Moreover, KRILLI does not look to form partnerships with professional car rental agencies, which limits its ability to deliver standardized services. KRILLI will therefore pose only a low to moderate level of competition for KriGo, as the two businesses are targeting different market segments. KriGo's competitive advantages stem from forming alliances with specialized rental agencies, maintaining a higher standard of vehicle maintenance; developing a higher level of trust among travelers and business customers; and supporting a more comprehensive service guarantee through professional operators with established insurance policies.</w:t>
+        <w:t xml:space="preserve">KRILLI has strengths in a number of areas, including its innovative peer-to-peer business model, competitive pricing structure and an easy-to-use online registration system. However, KRILLI is also facing challenges associated with user trust; regulatory issues that are uncertain; and a lack of supply of vehicles due to limited vehicles available when KRILLI is in its early stages. Moreover, KRILLI does not look to form partnerships with professional car rental agencies, which limits its ability to deliver standardized services. KRILLI will therefore pose only a low to moderate level of competition for KriGo, as the two businesses are targeting different market segments. </w:t>
+      </w:r>
+      <w:proofErr w:type="spellStart"/>
+      <w:r>
+        <w:t>KriGo's</w:t>
+      </w:r>
+      <w:proofErr w:type="spellEnd"/>
+      <w:r>
+        <w:t xml:space="preserve"> competitive advantages stem from forming alliances with specialized rental agencies, maintaining a higher standard of vehicle maintenance; developing a higher level of trust among travelers and business customers; and supporting a more comprehensive service guarantee through professional operators with established insurance policies.</w:t>
       </w:r>
     </w:p>
     <w:p/>
@@ -6465,8 +6552,17 @@
           <w:b/>
           <w:bCs/>
         </w:rPr>
-        <w:t>Threat Level to Krigo</w:t>
-      </w:r>
+        <w:t xml:space="preserve">Threat Level to </w:t>
+      </w:r>
+      <w:proofErr w:type="spellStart"/>
+      <w:r>
+        <w:rPr>
+          <w:b/>
+          <w:bCs/>
+        </w:rPr>
+        <w:t>Krigo</w:t>
+      </w:r>
+      <w:proofErr w:type="spellEnd"/>
       <w:r>
         <w:rPr>
           <w:b/>
@@ -6488,8 +6584,13 @@
       <w:pPr>
         <w:spacing w:line="360" w:lineRule="auto"/>
       </w:pPr>
-      <w:r>
-        <w:t>Krigo targets a different customer segment.</w:t>
+      <w:proofErr w:type="spellStart"/>
+      <w:r>
+        <w:t>Krigo</w:t>
+      </w:r>
+      <w:proofErr w:type="spellEnd"/>
+      <w:r>
+        <w:t xml:space="preserve"> targets a different customer segment.</w:t>
       </w:r>
     </w:p>
     <w:p>
@@ -6499,6 +6600,7 @@
           <w:bCs/>
         </w:rPr>
       </w:pPr>
+      <w:proofErr w:type="spellStart"/>
       <w:r>
         <w:rPr>
           <w:b/>
@@ -6506,6 +6608,7 @@
         </w:rPr>
         <w:t>Krigo</w:t>
       </w:r>
+      <w:proofErr w:type="spellEnd"/>
       <w:r>
         <w:rPr>
           <w:b/>
@@ -6633,12 +6736,21 @@
           <w:bCs/>
         </w:rPr>
       </w:pPr>
+      <w:proofErr w:type="spellStart"/>
       <w:r>
         <w:rPr>
           <w:b/>
           <w:bCs/>
         </w:rPr>
-        <w:t>KriGo’s Opportunity</w:t>
+        <w:t>KriGo’s</w:t>
+      </w:r>
+      <w:proofErr w:type="spellEnd"/>
+      <w:r>
+        <w:rPr>
+          <w:b/>
+          <w:bCs/>
+        </w:rPr>
+        <w:t xml:space="preserve"> Opportunity</w:t>
       </w:r>
       <w:r>
         <w:rPr>
@@ -6715,7 +6827,15 @@
     </w:p>
     <w:p>
       <w:r>
-        <w:t xml:space="preserve">Conducting a competitive gap analysis shows that KriGo has ample opportunities to create a unique identity in the Algerian rental vehicle industry. All of KriGo’s competitors provide either agency management, a website for on-line booking, services for airport travelers, or automobile rentals that focus on tourism; however, none offer an all-inclusive solution that includes an aggregate of multiple agencies, real time inventory availability, AI-based suggestions, intelligent search assistance, transparent agency comparison, and advanced data analytics capabilities. KriGo addresses each of the competitive gaps through an integrated platform that delivers superior customer experience and provides rental agencies with valuable operational and business intelligence tools. </w:t>
+        <w:t xml:space="preserve">Conducting a competitive gap analysis shows that KriGo has ample opportunities to create a unique identity in the Algerian rental vehicle industry. All of </w:t>
+      </w:r>
+      <w:proofErr w:type="spellStart"/>
+      <w:r>
+        <w:t>KriGo’s</w:t>
+      </w:r>
+      <w:proofErr w:type="spellEnd"/>
+      <w:r>
+        <w:t xml:space="preserve"> competitors provide either agency management, a website for on-line booking, services for airport travelers, or automobile rentals that focus on tourism; however, none offer an all-inclusive solution that includes an aggregate of multiple agencies, real time inventory availability, AI-based suggestions, intelligent search assistance, transparent agency comparison, and advanced data analytics capabilities. KriGo addresses each of the competitive gaps through an integrated platform that delivers superior customer experience and provides rental agencies with valuable operational and business intelligence tools. </w:t>
       </w:r>
     </w:p>
     <w:p>
@@ -8327,14 +8447,22 @@
         <w:t xml:space="preserve">‘s </w:t>
       </w:r>
       <w:r>
-        <w:t>strongest competitive advantage lies not in being just another rental company, but in being a smart mobility marketplace that serves as the primary gateway for discovering and booking rental cars in Algeria. If implemented effectively, Krigo can establish itself as the country’s leading digital platform for tourists and travelers seeking reliable, transparent, and convenient car rental options.</w:t>
+        <w:t xml:space="preserve">strongest competitive advantage lies not in being just another rental company, but in being a smart mobility marketplace that serves as the primary gateway for discovering and booking rental cars in Algeria. If implemented effectively, </w:t>
+      </w:r>
+      <w:proofErr w:type="spellStart"/>
+      <w:r>
+        <w:t>Krigo</w:t>
+      </w:r>
+      <w:proofErr w:type="spellEnd"/>
+      <w:r>
+        <w:t xml:space="preserve"> can establish itself as the country’s leading digital platform for tourists and travelers seeking reliable, transparent, and convenient car rental options.</w:t>
       </w:r>
     </w:p>
     <w:sectPr>
       <w:headerReference w:type="default" r:id="rId8"/>
       <w:footerReference w:type="default" r:id="rId9"/>
       <w:pgSz w:w="11906" w:h="16838" w:code="9"/>
-      <w:pgMar w:top="1411" w:right="850" w:bottom="1411" w:left="1699" w:header="720" w:footer="432" w:gutter="0"/>
+      <w:pgMar w:top="1411" w:right="850" w:bottom="1411" w:left="1699" w:header="720" w:footer="288" w:gutter="0"/>
       <w:pgNumType w:start="1"/>
       <w:cols w:space="720"/>
       <w:docGrid w:linePitch="360"/>
